--- a/docs/lecture/IRSX_ASIC_Student_Lab_Handbook_JP.docx
+++ b/docs/lecture/IRSX_ASIC_Student_Lab_Handbook_JP.docx
@@ -760,6 +760,5655 @@
         <w:rPr>
           <w:rFonts w:ascii="Hiragino Sans" w:hAnsi="Hiragino Sans" w:eastAsia="Hiragino Sans"/>
         </w:rPr>
+        <w:t>0. 初学者のための読み方</w:t>
+      </w:r>
+    </w:p>
+    <w:p>
+      <w:r>
+        <w:rPr>
+          <w:rFonts w:ascii="Hiragino Sans" w:hAnsi="Hiragino Sans" w:eastAsia="Hiragino Sans"/>
+        </w:rPr>
+        <w:t>ASIC設計では、回路、software、半導体process、測定の言葉が同時に登場します。最初から全用語を暗記する必要はありません。まず『何を入力し、どの道具で処理し、何が出力されるか』の3点だけを追い、波形やlogを見ながら意味を増やします。</w:t>
+      </w:r>
+    </w:p>
+    <w:p>
+      <w:pPr>
+        <w:pStyle w:val="Heading2"/>
+      </w:pPr>
+      <w:r>
+        <w:rPr>
+          <w:rFonts w:ascii="Hiragino Sans" w:hAnsi="Hiragino Sans" w:eastAsia="Hiragino Sans"/>
+        </w:rPr>
+        <w:t>最初に区別する4つ</w:t>
+      </w:r>
+    </w:p>
+    <w:tbl>
+      <w:tblPr>
+        <w:tblW w:type="dxa" w:w="9360"/>
+        <w:jc w:val="center"/>
+        <w:tblLayout w:type="fixed"/>
+        <w:tblLook w:firstColumn="1" w:firstRow="1" w:lastColumn="0" w:lastRow="0" w:noHBand="0" w:noVBand="1" w:val="04A0"/>
+        <w:tblInd w:w="120" w:type="dxa"/>
+      </w:tblPr>
+      <w:tblGrid>
+        <w:gridCol w:w="1900"/>
+        <w:gridCol w:w="3300"/>
+        <w:gridCol w:w="4160"/>
+      </w:tblGrid>
+      <w:tr>
+        <w:trPr>
+          <w:tblHeader w:val="true"/>
+        </w:trPr>
+        <w:tc>
+          <w:tcPr>
+            <w:tcW w:type="dxa" w:w="1900"/>
+            <w:shd w:fill="E8EEF5"/>
+            <w:tcMar>
+              <w:top w:w="80" w:type="dxa"/>
+              <w:start w:w="120" w:type="dxa"/>
+              <w:bottom w:w="80" w:type="dxa"/>
+              <w:end w:w="120" w:type="dxa"/>
+            </w:tcMar>
+            <w:vAlign w:val="center"/>
+          </w:tcPr>
+          <w:p>
+            <w:r>
+              <w:rPr>
+                <w:rFonts w:ascii="Hiragino Sans" w:hAnsi="Hiragino Sans" w:eastAsia="Hiragino Sans"/>
+                <w:b/>
+                <w:color w:val="18364A"/>
+                <w:sz w:val="18"/>
+              </w:rPr>
+              <w:t>言葉</w:t>
+            </w:r>
+          </w:p>
+        </w:tc>
+        <w:tc>
+          <w:tcPr>
+            <w:tcW w:type="dxa" w:w="3300"/>
+            <w:shd w:fill="E8EEF5"/>
+            <w:tcMar>
+              <w:top w:w="80" w:type="dxa"/>
+              <w:start w:w="120" w:type="dxa"/>
+              <w:bottom w:w="80" w:type="dxa"/>
+              <w:end w:w="120" w:type="dxa"/>
+            </w:tcMar>
+            <w:vAlign w:val="center"/>
+          </w:tcPr>
+          <w:p>
+            <w:r>
+              <w:rPr>
+                <w:rFonts w:ascii="Hiragino Sans" w:hAnsi="Hiragino Sans" w:eastAsia="Hiragino Sans"/>
+                <w:b/>
+                <w:color w:val="18364A"/>
+                <w:sz w:val="18"/>
+              </w:rPr>
+              <w:t>簡単な意味</w:t>
+            </w:r>
+          </w:p>
+        </w:tc>
+        <w:tc>
+          <w:tcPr>
+            <w:tcW w:type="dxa" w:w="4160"/>
+            <w:shd w:fill="E8EEF5"/>
+            <w:tcMar>
+              <w:top w:w="80" w:type="dxa"/>
+              <w:start w:w="120" w:type="dxa"/>
+              <w:bottom w:w="80" w:type="dxa"/>
+              <w:end w:w="120" w:type="dxa"/>
+            </w:tcMar>
+            <w:vAlign w:val="center"/>
+          </w:tcPr>
+          <w:p>
+            <w:r>
+              <w:rPr>
+                <w:rFonts w:ascii="Hiragino Sans" w:hAnsi="Hiragino Sans" w:eastAsia="Hiragino Sans"/>
+                <w:b/>
+                <w:color w:val="18364A"/>
+                <w:sz w:val="18"/>
+              </w:rPr>
+              <w:t>このprojectの例</w:t>
+            </w:r>
+          </w:p>
+        </w:tc>
+      </w:tr>
+      <w:tr>
+        <w:tc>
+          <w:tcPr>
+            <w:tcW w:type="dxa" w:w="1900"/>
+            <w:tcMar>
+              <w:top w:w="80" w:type="dxa"/>
+              <w:start w:w="120" w:type="dxa"/>
+              <w:bottom w:w="80" w:type="dxa"/>
+              <w:end w:w="120" w:type="dxa"/>
+            </w:tcMar>
+            <w:vAlign w:val="center"/>
+          </w:tcPr>
+          <w:p>
+            <w:pPr>
+              <w:spacing w:after="0" w:line="259" w:lineRule="auto"/>
+            </w:pPr>
+            <w:r>
+              <w:rPr>
+                <w:rFonts w:ascii="Hiragino Sans" w:hAnsi="Hiragino Sans" w:eastAsia="Hiragino Sans"/>
+                <w:sz w:val="18"/>
+              </w:rPr>
+              <w:t>回路図 / schematic</w:t>
+            </w:r>
+          </w:p>
+        </w:tc>
+        <w:tc>
+          <w:tcPr>
+            <w:tcW w:type="dxa" w:w="3300"/>
+            <w:tcMar>
+              <w:top w:w="80" w:type="dxa"/>
+              <w:start w:w="120" w:type="dxa"/>
+              <w:bottom w:w="80" w:type="dxa"/>
+              <w:end w:w="120" w:type="dxa"/>
+            </w:tcMar>
+            <w:vAlign w:val="center"/>
+          </w:tcPr>
+          <w:p>
+            <w:pPr>
+              <w:spacing w:after="0" w:line="259" w:lineRule="auto"/>
+            </w:pPr>
+            <w:r>
+              <w:rPr>
+                <w:rFonts w:ascii="Hiragino Sans" w:hAnsi="Hiragino Sans" w:eastAsia="Hiragino Sans"/>
+                <w:sz w:val="18"/>
+              </w:rPr>
+              <w:t>部品と接続を人が読む図</w:t>
+            </w:r>
+          </w:p>
+        </w:tc>
+        <w:tc>
+          <w:tcPr>
+            <w:tcW w:type="dxa" w:w="4160"/>
+            <w:tcMar>
+              <w:top w:w="80" w:type="dxa"/>
+              <w:start w:w="120" w:type="dxa"/>
+              <w:bottom w:w="80" w:type="dxa"/>
+              <w:end w:w="120" w:type="dxa"/>
+            </w:tcMar>
+            <w:vAlign w:val="center"/>
+          </w:tcPr>
+          <w:p>
+            <w:pPr>
+              <w:spacing w:after="0" w:line="259" w:lineRule="auto"/>
+            </w:pPr>
+            <w:r>
+              <w:rPr>
+                <w:rFonts w:ascii="Hiragino Sans" w:hAnsi="Hiragino Sans" w:eastAsia="Hiragino Sans"/>
+                <w:sz w:val="18"/>
+              </w:rPr>
+              <w:t>nmos_dc.sch, sampling_cell.sch</w:t>
+            </w:r>
+          </w:p>
+        </w:tc>
+      </w:tr>
+      <w:tr>
+        <w:tc>
+          <w:tcPr>
+            <w:tcW w:type="dxa" w:w="1900"/>
+            <w:tcMar>
+              <w:top w:w="80" w:type="dxa"/>
+              <w:start w:w="120" w:type="dxa"/>
+              <w:bottom w:w="80" w:type="dxa"/>
+              <w:end w:w="120" w:type="dxa"/>
+            </w:tcMar>
+            <w:vAlign w:val="center"/>
+          </w:tcPr>
+          <w:p>
+            <w:pPr>
+              <w:spacing w:after="0" w:line="259" w:lineRule="auto"/>
+            </w:pPr>
+            <w:r>
+              <w:rPr>
+                <w:rFonts w:ascii="Hiragino Sans" w:hAnsi="Hiragino Sans" w:eastAsia="Hiragino Sans"/>
+                <w:sz w:val="18"/>
+              </w:rPr>
+              <w:t>netlist</w:t>
+            </w:r>
+          </w:p>
+        </w:tc>
+        <w:tc>
+          <w:tcPr>
+            <w:tcW w:type="dxa" w:w="3300"/>
+            <w:tcMar>
+              <w:top w:w="80" w:type="dxa"/>
+              <w:start w:w="120" w:type="dxa"/>
+              <w:bottom w:w="80" w:type="dxa"/>
+              <w:end w:w="120" w:type="dxa"/>
+            </w:tcMar>
+            <w:vAlign w:val="center"/>
+          </w:tcPr>
+          <w:p>
+            <w:pPr>
+              <w:spacing w:after="0" w:line="259" w:lineRule="auto"/>
+            </w:pPr>
+            <w:r>
+              <w:rPr>
+                <w:rFonts w:ascii="Hiragino Sans" w:hAnsi="Hiragino Sans" w:eastAsia="Hiragino Sans"/>
+                <w:sz w:val="18"/>
+              </w:rPr>
+              <w:t>simulatorが読む部品と接続の文章</w:t>
+            </w:r>
+          </w:p>
+        </w:tc>
+        <w:tc>
+          <w:tcPr>
+            <w:tcW w:type="dxa" w:w="4160"/>
+            <w:tcMar>
+              <w:top w:w="80" w:type="dxa"/>
+              <w:start w:w="120" w:type="dxa"/>
+              <w:bottom w:w="80" w:type="dxa"/>
+              <w:end w:w="120" w:type="dxa"/>
+            </w:tcMar>
+            <w:vAlign w:val="center"/>
+          </w:tcPr>
+          <w:p>
+            <w:pPr>
+              <w:spacing w:after="0" w:line="259" w:lineRule="auto"/>
+            </w:pPr>
+            <w:r>
+              <w:rPr>
+                <w:rFonts w:ascii="Hiragino Sans" w:hAnsi="Hiragino Sans" w:eastAsia="Hiragino Sans"/>
+                <w:sz w:val="18"/>
+              </w:rPr>
+              <w:t>*.spice, Xschem生成netlist</w:t>
+            </w:r>
+          </w:p>
+        </w:tc>
+      </w:tr>
+      <w:tr>
+        <w:tc>
+          <w:tcPr>
+            <w:tcW w:type="dxa" w:w="1900"/>
+            <w:tcMar>
+              <w:top w:w="80" w:type="dxa"/>
+              <w:start w:w="120" w:type="dxa"/>
+              <w:bottom w:w="80" w:type="dxa"/>
+              <w:end w:w="120" w:type="dxa"/>
+            </w:tcMar>
+            <w:vAlign w:val="center"/>
+          </w:tcPr>
+          <w:p>
+            <w:pPr>
+              <w:spacing w:after="0" w:line="259" w:lineRule="auto"/>
+            </w:pPr>
+            <w:r>
+              <w:rPr>
+                <w:rFonts w:ascii="Hiragino Sans" w:hAnsi="Hiragino Sans" w:eastAsia="Hiragino Sans"/>
+                <w:sz w:val="18"/>
+              </w:rPr>
+              <w:t>RTL</w:t>
+            </w:r>
+          </w:p>
+        </w:tc>
+        <w:tc>
+          <w:tcPr>
+            <w:tcW w:type="dxa" w:w="3300"/>
+            <w:tcMar>
+              <w:top w:w="80" w:type="dxa"/>
+              <w:start w:w="120" w:type="dxa"/>
+              <w:bottom w:w="80" w:type="dxa"/>
+              <w:end w:w="120" w:type="dxa"/>
+            </w:tcMar>
+            <w:vAlign w:val="center"/>
+          </w:tcPr>
+          <w:p>
+            <w:pPr>
+              <w:spacing w:after="0" w:line="259" w:lineRule="auto"/>
+            </w:pPr>
+            <w:r>
+              <w:rPr>
+                <w:rFonts w:ascii="Hiragino Sans" w:hAnsi="Hiragino Sans" w:eastAsia="Hiragino Sans"/>
+                <w:sz w:val="18"/>
+              </w:rPr>
+              <w:t>clockごとのdigital動作を記述する文章</w:t>
+            </w:r>
+          </w:p>
+        </w:tc>
+        <w:tc>
+          <w:tcPr>
+            <w:tcW w:type="dxa" w:w="4160"/>
+            <w:tcMar>
+              <w:top w:w="80" w:type="dxa"/>
+              <w:start w:w="120" w:type="dxa"/>
+              <w:bottom w:w="80" w:type="dxa"/>
+              <w:end w:w="120" w:type="dxa"/>
+            </w:tcMar>
+            <w:vAlign w:val="center"/>
+          </w:tcPr>
+          <w:p>
+            <w:pPr>
+              <w:spacing w:after="0" w:line="259" w:lineRule="auto"/>
+            </w:pPr>
+            <w:r>
+              <w:rPr>
+                <w:rFonts w:ascii="Hiragino Sans" w:hAnsi="Hiragino Sans" w:eastAsia="Hiragino Sans"/>
+                <w:sz w:val="18"/>
+              </w:rPr>
+              <w:t>*.v, synthesizable Verilog</w:t>
+            </w:r>
+          </w:p>
+        </w:tc>
+      </w:tr>
+      <w:tr>
+        <w:tc>
+          <w:tcPr>
+            <w:tcW w:type="dxa" w:w="1900"/>
+            <w:tcMar>
+              <w:top w:w="80" w:type="dxa"/>
+              <w:start w:w="120" w:type="dxa"/>
+              <w:bottom w:w="80" w:type="dxa"/>
+              <w:end w:w="120" w:type="dxa"/>
+            </w:tcMar>
+            <w:vAlign w:val="center"/>
+          </w:tcPr>
+          <w:p>
+            <w:pPr>
+              <w:spacing w:after="0" w:line="259" w:lineRule="auto"/>
+            </w:pPr>
+            <w:r>
+              <w:rPr>
+                <w:rFonts w:ascii="Hiragino Sans" w:hAnsi="Hiragino Sans" w:eastAsia="Hiragino Sans"/>
+                <w:sz w:val="18"/>
+              </w:rPr>
+              <w:t>layout</w:t>
+            </w:r>
+          </w:p>
+        </w:tc>
+        <w:tc>
+          <w:tcPr>
+            <w:tcW w:type="dxa" w:w="3300"/>
+            <w:tcMar>
+              <w:top w:w="80" w:type="dxa"/>
+              <w:start w:w="120" w:type="dxa"/>
+              <w:bottom w:w="80" w:type="dxa"/>
+              <w:end w:w="120" w:type="dxa"/>
+            </w:tcMar>
+            <w:vAlign w:val="center"/>
+          </w:tcPr>
+          <w:p>
+            <w:pPr>
+              <w:spacing w:after="0" w:line="259" w:lineRule="auto"/>
+            </w:pPr>
+            <w:r>
+              <w:rPr>
+                <w:rFonts w:ascii="Hiragino Sans" w:hAnsi="Hiragino Sans" w:eastAsia="Hiragino Sans"/>
+                <w:sz w:val="18"/>
+              </w:rPr>
+              <w:t>silicon上のlayer形状</w:t>
+            </w:r>
+          </w:p>
+        </w:tc>
+        <w:tc>
+          <w:tcPr>
+            <w:tcW w:type="dxa" w:w="4160"/>
+            <w:tcMar>
+              <w:top w:w="80" w:type="dxa"/>
+              <w:start w:w="120" w:type="dxa"/>
+              <w:bottom w:w="80" w:type="dxa"/>
+              <w:end w:w="120" w:type="dxa"/>
+            </w:tcMar>
+            <w:vAlign w:val="center"/>
+          </w:tcPr>
+          <w:p>
+            <w:pPr>
+              <w:spacing w:after="0" w:line="259" w:lineRule="auto"/>
+            </w:pPr>
+            <w:r>
+              <w:rPr>
+                <w:rFonts w:ascii="Hiragino Sans" w:hAnsi="Hiragino Sans" w:eastAsia="Hiragino Sans"/>
+                <w:sz w:val="18"/>
+              </w:rPr>
+              <w:t>DEF, GDSII</w:t>
+            </w:r>
+          </w:p>
+        </w:tc>
+      </w:tr>
+    </w:tbl>
+    <w:p>
+      <w:pPr>
+        <w:spacing w:after="0"/>
+      </w:pPr>
+    </w:p>
+    <w:p>
+      <w:pPr>
+        <w:pStyle w:val="Heading2"/>
+      </w:pPr>
+      <w:r>
+        <w:rPr>
+          <w:rFonts w:ascii="Hiragino Sans" w:hAnsi="Hiragino Sans" w:eastAsia="Hiragino Sans"/>
+        </w:rPr>
+        <w:t>modelと実物を混同しない</w:t>
+      </w:r>
+    </w:p>
+    <w:p>
+      <w:pPr>
+        <w:pStyle w:val="ListBullet"/>
+      </w:pPr>
+      <w:r>
+        <w:rPr>
+          <w:rFonts w:ascii="Hiragino Sans" w:hAnsi="Hiragino Sans" w:eastAsia="Hiragino Sans"/>
+        </w:rPr>
+        <w:t>SPICE modelはtransistorの電気的近似。nominal simulationが通ってもsilicon保証ではない。</w:t>
+      </w:r>
+    </w:p>
+    <w:p>
+      <w:pPr>
+        <w:pStyle w:val="ListBullet"/>
+      </w:pPr>
+      <w:r>
+        <w:rPr>
+          <w:rFonts w:ascii="Hiragino Sans" w:hAnsi="Hiragino Sans" w:eastAsia="Hiragino Sans"/>
+        </w:rPr>
+        <w:t>RTL simulationはlogicとclock順序を確認する。transistor-level analog挙動は含まない。</w:t>
+      </w:r>
+    </w:p>
+    <w:p>
+      <w:pPr>
+        <w:pStyle w:val="ListBullet"/>
+      </w:pPr>
+      <w:r>
+        <w:rPr>
+          <w:rFonts w:ascii="Hiragino Sans" w:hAnsi="Hiragino Sans" w:eastAsia="Hiragino Sans"/>
+        </w:rPr>
+        <w:t>GDSは形状データ。package、bond wire、PCB、測定器まで含めて初めて実験systemになる。</w:t>
+      </w:r>
+    </w:p>
+    <w:p>
+      <w:pPr>
+        <w:pStyle w:val="Heading2"/>
+      </w:pPr>
+      <w:r>
+        <w:rPr>
+          <w:rFonts w:ascii="Hiragino Sans" w:hAnsi="Hiragino Sans" w:eastAsia="Hiragino Sans"/>
+        </w:rPr>
+        <w:t>数値と単位</w:t>
+      </w:r>
+    </w:p>
+    <w:tbl>
+      <w:tblPr>
+        <w:tblW w:type="dxa" w:w="9360"/>
+        <w:jc w:val="center"/>
+        <w:tblLayout w:type="fixed"/>
+        <w:tblLook w:firstColumn="1" w:firstRow="1" w:lastColumn="0" w:lastRow="0" w:noHBand="0" w:noVBand="1" w:val="04A0"/>
+        <w:tblInd w:w="120" w:type="dxa"/>
+      </w:tblPr>
+      <w:tblGrid>
+        <w:gridCol w:w="1700"/>
+        <w:gridCol w:w="2400"/>
+        <w:gridCol w:w="5260"/>
+      </w:tblGrid>
+      <w:tr>
+        <w:trPr>
+          <w:tblHeader w:val="true"/>
+        </w:trPr>
+        <w:tc>
+          <w:tcPr>
+            <w:tcW w:type="dxa" w:w="1700"/>
+            <w:shd w:fill="E8EEF5"/>
+            <w:tcMar>
+              <w:top w:w="80" w:type="dxa"/>
+              <w:start w:w="120" w:type="dxa"/>
+              <w:bottom w:w="80" w:type="dxa"/>
+              <w:end w:w="120" w:type="dxa"/>
+            </w:tcMar>
+            <w:vAlign w:val="center"/>
+          </w:tcPr>
+          <w:p>
+            <w:r>
+              <w:rPr>
+                <w:rFonts w:ascii="Hiragino Sans" w:hAnsi="Hiragino Sans" w:eastAsia="Hiragino Sans"/>
+                <w:b/>
+                <w:color w:val="18364A"/>
+                <w:sz w:val="18"/>
+              </w:rPr>
+              <w:t>接頭語</w:t>
+            </w:r>
+          </w:p>
+        </w:tc>
+        <w:tc>
+          <w:tcPr>
+            <w:tcW w:type="dxa" w:w="2400"/>
+            <w:shd w:fill="E8EEF5"/>
+            <w:tcMar>
+              <w:top w:w="80" w:type="dxa"/>
+              <w:start w:w="120" w:type="dxa"/>
+              <w:bottom w:w="80" w:type="dxa"/>
+              <w:end w:w="120" w:type="dxa"/>
+            </w:tcMar>
+            <w:vAlign w:val="center"/>
+          </w:tcPr>
+          <w:p>
+            <w:r>
+              <w:rPr>
+                <w:rFonts w:ascii="Hiragino Sans" w:hAnsi="Hiragino Sans" w:eastAsia="Hiragino Sans"/>
+                <w:b/>
+                <w:color w:val="18364A"/>
+                <w:sz w:val="18"/>
+              </w:rPr>
+              <w:t>倍率</w:t>
+            </w:r>
+          </w:p>
+        </w:tc>
+        <w:tc>
+          <w:tcPr>
+            <w:tcW w:type="dxa" w:w="5260"/>
+            <w:shd w:fill="E8EEF5"/>
+            <w:tcMar>
+              <w:top w:w="80" w:type="dxa"/>
+              <w:start w:w="120" w:type="dxa"/>
+              <w:bottom w:w="80" w:type="dxa"/>
+              <w:end w:w="120" w:type="dxa"/>
+            </w:tcMar>
+            <w:vAlign w:val="center"/>
+          </w:tcPr>
+          <w:p>
+            <w:r>
+              <w:rPr>
+                <w:rFonts w:ascii="Hiragino Sans" w:hAnsi="Hiragino Sans" w:eastAsia="Hiragino Sans"/>
+                <w:b/>
+                <w:color w:val="18364A"/>
+                <w:sz w:val="18"/>
+              </w:rPr>
+              <w:t>例</w:t>
+            </w:r>
+          </w:p>
+        </w:tc>
+      </w:tr>
+      <w:tr>
+        <w:tc>
+          <w:tcPr>
+            <w:tcW w:type="dxa" w:w="1700"/>
+            <w:tcMar>
+              <w:top w:w="80" w:type="dxa"/>
+              <w:start w:w="120" w:type="dxa"/>
+              <w:bottom w:w="80" w:type="dxa"/>
+              <w:end w:w="120" w:type="dxa"/>
+            </w:tcMar>
+            <w:vAlign w:val="center"/>
+          </w:tcPr>
+          <w:p>
+            <w:pPr>
+              <w:spacing w:after="0" w:line="259" w:lineRule="auto"/>
+            </w:pPr>
+            <w:r>
+              <w:rPr>
+                <w:rFonts w:ascii="Hiragino Sans" w:hAnsi="Hiragino Sans" w:eastAsia="Hiragino Sans"/>
+                <w:sz w:val="18"/>
+              </w:rPr>
+              <w:t>m</w:t>
+            </w:r>
+          </w:p>
+        </w:tc>
+        <w:tc>
+          <w:tcPr>
+            <w:tcW w:type="dxa" w:w="2400"/>
+            <w:tcMar>
+              <w:top w:w="80" w:type="dxa"/>
+              <w:start w:w="120" w:type="dxa"/>
+              <w:bottom w:w="80" w:type="dxa"/>
+              <w:end w:w="120" w:type="dxa"/>
+            </w:tcMar>
+            <w:vAlign w:val="center"/>
+          </w:tcPr>
+          <w:p>
+            <w:pPr>
+              <w:spacing w:after="0" w:line="259" w:lineRule="auto"/>
+            </w:pPr>
+            <w:r>
+              <w:rPr>
+                <w:rFonts w:ascii="Hiragino Sans" w:hAnsi="Hiragino Sans" w:eastAsia="Hiragino Sans"/>
+                <w:sz w:val="18"/>
+              </w:rPr>
+              <w:t>10^-3</w:t>
+            </w:r>
+          </w:p>
+        </w:tc>
+        <w:tc>
+          <w:tcPr>
+            <w:tcW w:type="dxa" w:w="5260"/>
+            <w:tcMar>
+              <w:top w:w="80" w:type="dxa"/>
+              <w:start w:w="120" w:type="dxa"/>
+              <w:bottom w:w="80" w:type="dxa"/>
+              <w:end w:w="120" w:type="dxa"/>
+            </w:tcMar>
+            <w:vAlign w:val="center"/>
+          </w:tcPr>
+          <w:p>
+            <w:pPr>
+              <w:spacing w:after="0" w:line="259" w:lineRule="auto"/>
+            </w:pPr>
+            <w:r>
+              <w:rPr>
+                <w:rFonts w:ascii="Hiragino Sans" w:hAnsi="Hiragino Sans" w:eastAsia="Hiragino Sans"/>
+                <w:sz w:val="18"/>
+              </w:rPr>
+              <w:t>1 mV = 0.001 V</w:t>
+            </w:r>
+          </w:p>
+        </w:tc>
+      </w:tr>
+      <w:tr>
+        <w:tc>
+          <w:tcPr>
+            <w:tcW w:type="dxa" w:w="1700"/>
+            <w:tcMar>
+              <w:top w:w="80" w:type="dxa"/>
+              <w:start w:w="120" w:type="dxa"/>
+              <w:bottom w:w="80" w:type="dxa"/>
+              <w:end w:w="120" w:type="dxa"/>
+            </w:tcMar>
+            <w:vAlign w:val="center"/>
+          </w:tcPr>
+          <w:p>
+            <w:pPr>
+              <w:spacing w:after="0" w:line="259" w:lineRule="auto"/>
+            </w:pPr>
+            <w:r>
+              <w:rPr>
+                <w:rFonts w:ascii="Hiragino Sans" w:hAnsi="Hiragino Sans" w:eastAsia="Hiragino Sans"/>
+                <w:sz w:val="18"/>
+              </w:rPr>
+              <w:t>µ / u</w:t>
+            </w:r>
+          </w:p>
+        </w:tc>
+        <w:tc>
+          <w:tcPr>
+            <w:tcW w:type="dxa" w:w="2400"/>
+            <w:tcMar>
+              <w:top w:w="80" w:type="dxa"/>
+              <w:start w:w="120" w:type="dxa"/>
+              <w:bottom w:w="80" w:type="dxa"/>
+              <w:end w:w="120" w:type="dxa"/>
+            </w:tcMar>
+            <w:vAlign w:val="center"/>
+          </w:tcPr>
+          <w:p>
+            <w:pPr>
+              <w:spacing w:after="0" w:line="259" w:lineRule="auto"/>
+            </w:pPr>
+            <w:r>
+              <w:rPr>
+                <w:rFonts w:ascii="Hiragino Sans" w:hAnsi="Hiragino Sans" w:eastAsia="Hiragino Sans"/>
+                <w:sz w:val="18"/>
+              </w:rPr>
+              <w:t>10^-6</w:t>
+            </w:r>
+          </w:p>
+        </w:tc>
+        <w:tc>
+          <w:tcPr>
+            <w:tcW w:type="dxa" w:w="5260"/>
+            <w:tcMar>
+              <w:top w:w="80" w:type="dxa"/>
+              <w:start w:w="120" w:type="dxa"/>
+              <w:bottom w:w="80" w:type="dxa"/>
+              <w:end w:w="120" w:type="dxa"/>
+            </w:tcMar>
+            <w:vAlign w:val="center"/>
+          </w:tcPr>
+          <w:p>
+            <w:pPr>
+              <w:spacing w:after="0" w:line="259" w:lineRule="auto"/>
+            </w:pPr>
+            <w:r>
+              <w:rPr>
+                <w:rFonts w:ascii="Hiragino Sans" w:hAnsi="Hiragino Sans" w:eastAsia="Hiragino Sans"/>
+                <w:sz w:val="18"/>
+              </w:rPr>
+              <w:t>1 µs = 0.000001 s</w:t>
+            </w:r>
+          </w:p>
+        </w:tc>
+      </w:tr>
+      <w:tr>
+        <w:tc>
+          <w:tcPr>
+            <w:tcW w:type="dxa" w:w="1700"/>
+            <w:tcMar>
+              <w:top w:w="80" w:type="dxa"/>
+              <w:start w:w="120" w:type="dxa"/>
+              <w:bottom w:w="80" w:type="dxa"/>
+              <w:end w:w="120" w:type="dxa"/>
+            </w:tcMar>
+            <w:vAlign w:val="center"/>
+          </w:tcPr>
+          <w:p>
+            <w:pPr>
+              <w:spacing w:after="0" w:line="259" w:lineRule="auto"/>
+            </w:pPr>
+            <w:r>
+              <w:rPr>
+                <w:rFonts w:ascii="Hiragino Sans" w:hAnsi="Hiragino Sans" w:eastAsia="Hiragino Sans"/>
+                <w:sz w:val="18"/>
+              </w:rPr>
+              <w:t>n</w:t>
+            </w:r>
+          </w:p>
+        </w:tc>
+        <w:tc>
+          <w:tcPr>
+            <w:tcW w:type="dxa" w:w="2400"/>
+            <w:tcMar>
+              <w:top w:w="80" w:type="dxa"/>
+              <w:start w:w="120" w:type="dxa"/>
+              <w:bottom w:w="80" w:type="dxa"/>
+              <w:end w:w="120" w:type="dxa"/>
+            </w:tcMar>
+            <w:vAlign w:val="center"/>
+          </w:tcPr>
+          <w:p>
+            <w:pPr>
+              <w:spacing w:after="0" w:line="259" w:lineRule="auto"/>
+            </w:pPr>
+            <w:r>
+              <w:rPr>
+                <w:rFonts w:ascii="Hiragino Sans" w:hAnsi="Hiragino Sans" w:eastAsia="Hiragino Sans"/>
+                <w:sz w:val="18"/>
+              </w:rPr>
+              <w:t>10^-9</w:t>
+            </w:r>
+          </w:p>
+        </w:tc>
+        <w:tc>
+          <w:tcPr>
+            <w:tcW w:type="dxa" w:w="5260"/>
+            <w:tcMar>
+              <w:top w:w="80" w:type="dxa"/>
+              <w:start w:w="120" w:type="dxa"/>
+              <w:bottom w:w="80" w:type="dxa"/>
+              <w:end w:w="120" w:type="dxa"/>
+            </w:tcMar>
+            <w:vAlign w:val="center"/>
+          </w:tcPr>
+          <w:p>
+            <w:pPr>
+              <w:spacing w:after="0" w:line="259" w:lineRule="auto"/>
+            </w:pPr>
+            <w:r>
+              <w:rPr>
+                <w:rFonts w:ascii="Hiragino Sans" w:hAnsi="Hiragino Sans" w:eastAsia="Hiragino Sans"/>
+                <w:sz w:val="18"/>
+              </w:rPr>
+              <w:t>1 ns</w:t>
+            </w:r>
+          </w:p>
+        </w:tc>
+      </w:tr>
+      <w:tr>
+        <w:tc>
+          <w:tcPr>
+            <w:tcW w:type="dxa" w:w="1700"/>
+            <w:tcMar>
+              <w:top w:w="80" w:type="dxa"/>
+              <w:start w:w="120" w:type="dxa"/>
+              <w:bottom w:w="80" w:type="dxa"/>
+              <w:end w:w="120" w:type="dxa"/>
+            </w:tcMar>
+            <w:vAlign w:val="center"/>
+          </w:tcPr>
+          <w:p>
+            <w:pPr>
+              <w:spacing w:after="0" w:line="259" w:lineRule="auto"/>
+            </w:pPr>
+            <w:r>
+              <w:rPr>
+                <w:rFonts w:ascii="Hiragino Sans" w:hAnsi="Hiragino Sans" w:eastAsia="Hiragino Sans"/>
+                <w:sz w:val="18"/>
+              </w:rPr>
+              <w:t>p</w:t>
+            </w:r>
+          </w:p>
+        </w:tc>
+        <w:tc>
+          <w:tcPr>
+            <w:tcW w:type="dxa" w:w="2400"/>
+            <w:tcMar>
+              <w:top w:w="80" w:type="dxa"/>
+              <w:start w:w="120" w:type="dxa"/>
+              <w:bottom w:w="80" w:type="dxa"/>
+              <w:end w:w="120" w:type="dxa"/>
+            </w:tcMar>
+            <w:vAlign w:val="center"/>
+          </w:tcPr>
+          <w:p>
+            <w:pPr>
+              <w:spacing w:after="0" w:line="259" w:lineRule="auto"/>
+            </w:pPr>
+            <w:r>
+              <w:rPr>
+                <w:rFonts w:ascii="Hiragino Sans" w:hAnsi="Hiragino Sans" w:eastAsia="Hiragino Sans"/>
+                <w:sz w:val="18"/>
+              </w:rPr>
+              <w:t>10^-12</w:t>
+            </w:r>
+          </w:p>
+        </w:tc>
+        <w:tc>
+          <w:tcPr>
+            <w:tcW w:type="dxa" w:w="5260"/>
+            <w:tcMar>
+              <w:top w:w="80" w:type="dxa"/>
+              <w:start w:w="120" w:type="dxa"/>
+              <w:bottom w:w="80" w:type="dxa"/>
+              <w:end w:w="120" w:type="dxa"/>
+            </w:tcMar>
+            <w:vAlign w:val="center"/>
+          </w:tcPr>
+          <w:p>
+            <w:pPr>
+              <w:spacing w:after="0" w:line="259" w:lineRule="auto"/>
+            </w:pPr>
+            <w:r>
+              <w:rPr>
+                <w:rFonts w:ascii="Hiragino Sans" w:hAnsi="Hiragino Sans" w:eastAsia="Hiragino Sans"/>
+                <w:sz w:val="18"/>
+              </w:rPr>
+              <w:t>1 pF, 1 ps</w:t>
+            </w:r>
+          </w:p>
+        </w:tc>
+      </w:tr>
+    </w:tbl>
+    <w:p>
+      <w:pPr>
+        <w:spacing w:after="0"/>
+      </w:pPr>
+    </w:p>
+    <w:tbl>
+      <w:tblPr>
+        <w:tblW w:type="auto" w:w="0"/>
+        <w:jc w:val="center"/>
+        <w:tblLayout w:type="fixed"/>
+        <w:tblLook w:firstColumn="1" w:firstRow="1" w:lastColumn="0" w:lastRow="0" w:noHBand="0" w:noVBand="1" w:val="04A0"/>
+      </w:tblPr>
+      <w:tblGrid>
+        <w:gridCol w:w="9360"/>
+      </w:tblGrid>
+      <w:tr>
+        <w:tc>
+          <w:tcPr>
+            <w:tcW w:type="dxa" w:w="9360"/>
+            <w:tcMar>
+              <w:top w:w="130" w:type="dxa"/>
+              <w:start w:w="180" w:type="dxa"/>
+              <w:bottom w:w="130" w:type="dxa"/>
+              <w:end w:w="180" w:type="dxa"/>
+            </w:tcMar>
+            <w:shd w:fill="E8EEF5"/>
+          </w:tcPr>
+          <w:p>
+            <w:pPr>
+              <w:spacing w:after="0"/>
+            </w:pPr>
+            <w:r>
+              <w:rPr>
+                <w:rFonts w:ascii="Hiragino Sans" w:hAnsi="Hiragino Sans" w:eastAsia="Hiragino Sans"/>
+                <w:b/>
+                <w:color w:val="2E74B5"/>
+              </w:rPr>
+              <w:t xml:space="preserve">実験ノート  </w:t>
+            </w:r>
+            <w:r>
+              <w:rPr>
+                <w:rFonts w:ascii="Hiragino Sans" w:hAnsi="Hiragino Sans" w:eastAsia="Hiragino Sans"/>
+              </w:rPr>
+              <w:t>各Labで、commit hash、command、開始時刻、終了時刻、PASS/FAIL、主要artifact、気づきを記録します。再現できない成功は設計結果として弱いからです。</w:t>
+            </w:r>
+          </w:p>
+        </w:tc>
+      </w:tr>
+    </w:tbl>
+    <w:p>
+      <w:pPr>
+        <w:spacing w:after="0"/>
+      </w:pPr>
+    </w:p>
+    <w:p>
+      <w:r>
+        <w:rPr>
+          <w:rFonts w:ascii="Hiragino Sans" w:hAnsi="Hiragino Sans" w:eastAsia="Hiragino Sans"/>
+        </w:rPr>
+        <w:br w:type="page"/>
+      </w:r>
+    </w:p>
+    <w:p>
+      <w:pPr>
+        <w:pStyle w:val="Heading1"/>
+      </w:pPr>
+      <w:r>
+        <w:rPr>
+          <w:rFonts w:ascii="Hiragino Sans" w:hAnsi="Hiragino Sans" w:eastAsia="Hiragino Sans"/>
+        </w:rPr>
+        <w:t>1. 使用ツールを理解する</w:t>
+      </w:r>
+    </w:p>
+    <w:p>
+      <w:pPr>
+        <w:keepNext/>
+        <w:spacing w:after="60"/>
+        <w:jc w:val="center"/>
+      </w:pPr>
+      <w:r>
+        <w:rPr>
+          <w:rFonts w:ascii="Hiragino Sans" w:hAnsi="Hiragino Sans" w:eastAsia="Hiragino Sans"/>
+        </w:rPr>
+        <w:drawing>
+          <wp:inline xmlns:a="http://schemas.openxmlformats.org/drawingml/2006/main" xmlns:pic="http://schemas.openxmlformats.org/drawingml/2006/picture">
+            <wp:extent cx="5943600" cy="3192562"/>
+            <wp:docPr id="2" name="Picture 2"/>
+            <wp:cNvGraphicFramePr>
+              <a:graphicFrameLocks noChangeAspect="1"/>
+            </wp:cNvGraphicFramePr>
+            <a:graphic>
+              <a:graphicData uri="http://schemas.openxmlformats.org/drawingml/2006/picture">
+                <pic:pic>
+                  <pic:nvPicPr>
+                    <pic:cNvPr id="0" name="toolchain.png"/>
+                    <pic:cNvPicPr/>
+                  </pic:nvPicPr>
+                  <pic:blipFill>
+                    <a:blip r:embed="rId12"/>
+                    <a:stretch>
+                      <a:fillRect/>
+                    </a:stretch>
+                  </pic:blipFill>
+                  <pic:spPr>
+                    <a:xfrm>
+                      <a:off x="0" y="0"/>
+                      <a:ext cx="5943600" cy="3192562"/>
+                    </a:xfrm>
+                    <a:prstGeom prst="rect"/>
+                  </pic:spPr>
+                </pic:pic>
+              </a:graphicData>
+            </a:graphic>
+          </wp:inline>
+        </w:drawing>
+      </w:r>
+    </w:p>
+    <w:p>
+      <w:pPr>
+        <w:spacing w:after="160"/>
+        <w:jc w:val="center"/>
+      </w:pPr>
+      <w:r>
+        <w:rPr>
+          <w:rFonts w:ascii="Hiragino Sans" w:hAnsi="Hiragino Sans" w:eastAsia="Hiragino Sans"/>
+          <w:i/>
+          <w:color w:val="687680"/>
+          <w:sz w:val="17"/>
+        </w:rPr>
+        <w:t>図3　各toolの入力と出力。Makefileはこの連鎖を短いcommandで実行する。</w:t>
+      </w:r>
+    </w:p>
+    <w:tbl>
+      <w:tblPr>
+        <w:tblW w:type="dxa" w:w="9360"/>
+        <w:jc w:val="center"/>
+        <w:tblLayout w:type="fixed"/>
+        <w:tblLook w:firstColumn="1" w:firstRow="1" w:lastColumn="0" w:lastRow="0" w:noHBand="0" w:noVBand="1" w:val="04A0"/>
+        <w:tblInd w:w="120" w:type="dxa"/>
+      </w:tblPr>
+      <w:tblGrid>
+        <w:gridCol w:w="2100"/>
+        <w:gridCol w:w="3100"/>
+        <w:gridCol w:w="4160"/>
+      </w:tblGrid>
+      <w:tr>
+        <w:trPr>
+          <w:tblHeader w:val="true"/>
+        </w:trPr>
+        <w:tc>
+          <w:tcPr>
+            <w:tcW w:type="dxa" w:w="2100"/>
+            <w:shd w:fill="E8EEF5"/>
+            <w:tcMar>
+              <w:top w:w="80" w:type="dxa"/>
+              <w:start w:w="120" w:type="dxa"/>
+              <w:bottom w:w="80" w:type="dxa"/>
+              <w:end w:w="120" w:type="dxa"/>
+            </w:tcMar>
+            <w:vAlign w:val="center"/>
+          </w:tcPr>
+          <w:p>
+            <w:r>
+              <w:rPr>
+                <w:rFonts w:ascii="Hiragino Sans" w:hAnsi="Hiragino Sans" w:eastAsia="Hiragino Sans"/>
+                <w:b/>
+                <w:color w:val="18364A"/>
+                <w:sz w:val="18"/>
+              </w:rPr>
+              <w:t>Tool</w:t>
+            </w:r>
+          </w:p>
+        </w:tc>
+        <w:tc>
+          <w:tcPr>
+            <w:tcW w:type="dxa" w:w="3100"/>
+            <w:shd w:fill="E8EEF5"/>
+            <w:tcMar>
+              <w:top w:w="80" w:type="dxa"/>
+              <w:start w:w="120" w:type="dxa"/>
+              <w:bottom w:w="80" w:type="dxa"/>
+              <w:end w:w="120" w:type="dxa"/>
+            </w:tcMar>
+            <w:vAlign w:val="center"/>
+          </w:tcPr>
+          <w:p>
+            <w:r>
+              <w:rPr>
+                <w:rFonts w:ascii="Hiragino Sans" w:hAnsi="Hiragino Sans" w:eastAsia="Hiragino Sans"/>
+                <w:b/>
+                <w:color w:val="18364A"/>
+                <w:sz w:val="18"/>
+              </w:rPr>
+              <w:t>役割</w:t>
+            </w:r>
+          </w:p>
+        </w:tc>
+        <w:tc>
+          <w:tcPr>
+            <w:tcW w:type="dxa" w:w="4160"/>
+            <w:shd w:fill="E8EEF5"/>
+            <w:tcMar>
+              <w:top w:w="80" w:type="dxa"/>
+              <w:start w:w="120" w:type="dxa"/>
+              <w:bottom w:w="80" w:type="dxa"/>
+              <w:end w:w="120" w:type="dxa"/>
+            </w:tcMar>
+            <w:vAlign w:val="center"/>
+          </w:tcPr>
+          <w:p>
+            <w:r>
+              <w:rPr>
+                <w:rFonts w:ascii="Hiragino Sans" w:hAnsi="Hiragino Sans" w:eastAsia="Hiragino Sans"/>
+                <w:b/>
+                <w:color w:val="18364A"/>
+                <w:sz w:val="18"/>
+              </w:rPr>
+              <w:t>学生が直接行うこと</w:t>
+            </w:r>
+          </w:p>
+        </w:tc>
+      </w:tr>
+      <w:tr>
+        <w:tc>
+          <w:tcPr>
+            <w:tcW w:type="dxa" w:w="2100"/>
+            <w:tcMar>
+              <w:top w:w="80" w:type="dxa"/>
+              <w:start w:w="120" w:type="dxa"/>
+              <w:bottom w:w="80" w:type="dxa"/>
+              <w:end w:w="120" w:type="dxa"/>
+            </w:tcMar>
+            <w:vAlign w:val="center"/>
+          </w:tcPr>
+          <w:p>
+            <w:pPr>
+              <w:spacing w:after="0" w:line="259" w:lineRule="auto"/>
+            </w:pPr>
+            <w:r>
+              <w:rPr>
+                <w:rFonts w:ascii="Hiragino Sans" w:hAnsi="Hiragino Sans" w:eastAsia="Hiragino Sans"/>
+                <w:sz w:val="18"/>
+              </w:rPr>
+              <w:t>Docker Desktop</w:t>
+            </w:r>
+          </w:p>
+        </w:tc>
+        <w:tc>
+          <w:tcPr>
+            <w:tcW w:type="dxa" w:w="3100"/>
+            <w:tcMar>
+              <w:top w:w="80" w:type="dxa"/>
+              <w:start w:w="120" w:type="dxa"/>
+              <w:bottom w:w="80" w:type="dxa"/>
+              <w:end w:w="120" w:type="dxa"/>
+            </w:tcMar>
+            <w:vAlign w:val="center"/>
+          </w:tcPr>
+          <w:p>
+            <w:pPr>
+              <w:spacing w:after="0" w:line="259" w:lineRule="auto"/>
+            </w:pPr>
+            <w:r>
+              <w:rPr>
+                <w:rFonts w:ascii="Hiragino Sans" w:hAnsi="Hiragino Sans" w:eastAsia="Hiragino Sans"/>
+                <w:sz w:val="18"/>
+              </w:rPr>
+              <w:t>固定Linux環境をMac上で動かす</w:t>
+            </w:r>
+          </w:p>
+        </w:tc>
+        <w:tc>
+          <w:tcPr>
+            <w:tcW w:type="dxa" w:w="4160"/>
+            <w:tcMar>
+              <w:top w:w="80" w:type="dxa"/>
+              <w:start w:w="120" w:type="dxa"/>
+              <w:bottom w:w="80" w:type="dxa"/>
+              <w:end w:w="120" w:type="dxa"/>
+            </w:tcMar>
+            <w:vAlign w:val="center"/>
+          </w:tcPr>
+          <w:p>
+            <w:pPr>
+              <w:spacing w:after="0" w:line="259" w:lineRule="auto"/>
+            </w:pPr>
+            <w:r>
+              <w:rPr>
+                <w:rFonts w:ascii="Hiragino Sans" w:hAnsi="Hiragino Sans" w:eastAsia="Hiragino Sans"/>
+                <w:sz w:val="18"/>
+              </w:rPr>
+              <w:t>起動、container状態とdisk容量確認</w:t>
+            </w:r>
+          </w:p>
+        </w:tc>
+      </w:tr>
+      <w:tr>
+        <w:tc>
+          <w:tcPr>
+            <w:tcW w:type="dxa" w:w="2100"/>
+            <w:tcMar>
+              <w:top w:w="80" w:type="dxa"/>
+              <w:start w:w="120" w:type="dxa"/>
+              <w:bottom w:w="80" w:type="dxa"/>
+              <w:end w:w="120" w:type="dxa"/>
+            </w:tcMar>
+            <w:vAlign w:val="center"/>
+          </w:tcPr>
+          <w:p>
+            <w:pPr>
+              <w:spacing w:after="0" w:line="259" w:lineRule="auto"/>
+            </w:pPr>
+            <w:r>
+              <w:rPr>
+                <w:rFonts w:ascii="Hiragino Sans" w:hAnsi="Hiragino Sans" w:eastAsia="Hiragino Sans"/>
+                <w:sz w:val="18"/>
+              </w:rPr>
+              <w:t>Make</w:t>
+            </w:r>
+          </w:p>
+        </w:tc>
+        <w:tc>
+          <w:tcPr>
+            <w:tcW w:type="dxa" w:w="3100"/>
+            <w:tcMar>
+              <w:top w:w="80" w:type="dxa"/>
+              <w:start w:w="120" w:type="dxa"/>
+              <w:bottom w:w="80" w:type="dxa"/>
+              <w:end w:w="120" w:type="dxa"/>
+            </w:tcMar>
+            <w:vAlign w:val="center"/>
+          </w:tcPr>
+          <w:p>
+            <w:pPr>
+              <w:spacing w:after="0" w:line="259" w:lineRule="auto"/>
+            </w:pPr>
+            <w:r>
+              <w:rPr>
+                <w:rFonts w:ascii="Hiragino Sans" w:hAnsi="Hiragino Sans" w:eastAsia="Hiragino Sans"/>
+                <w:sz w:val="18"/>
+              </w:rPr>
+              <w:t>複数commandをtarget名へまとめる</w:t>
+            </w:r>
+          </w:p>
+        </w:tc>
+        <w:tc>
+          <w:tcPr>
+            <w:tcW w:type="dxa" w:w="4160"/>
+            <w:tcMar>
+              <w:top w:w="80" w:type="dxa"/>
+              <w:start w:w="120" w:type="dxa"/>
+              <w:bottom w:w="80" w:type="dxa"/>
+              <w:end w:w="120" w:type="dxa"/>
+            </w:tcMar>
+            <w:vAlign w:val="center"/>
+          </w:tcPr>
+          <w:p>
+            <w:pPr>
+              <w:spacing w:after="0" w:line="259" w:lineRule="auto"/>
+            </w:pPr>
+            <w:r>
+              <w:rPr>
+                <w:rFonts w:ascii="Hiragino Sans" w:hAnsi="Hiragino Sans" w:eastAsia="Hiragino Sans"/>
+                <w:sz w:val="18"/>
+              </w:rPr>
+              <w:t>make nmos-dc等を実行</w:t>
+            </w:r>
+          </w:p>
+        </w:tc>
+      </w:tr>
+      <w:tr>
+        <w:tc>
+          <w:tcPr>
+            <w:tcW w:type="dxa" w:w="2100"/>
+            <w:tcMar>
+              <w:top w:w="80" w:type="dxa"/>
+              <w:start w:w="120" w:type="dxa"/>
+              <w:bottom w:w="80" w:type="dxa"/>
+              <w:end w:w="120" w:type="dxa"/>
+            </w:tcMar>
+            <w:vAlign w:val="center"/>
+          </w:tcPr>
+          <w:p>
+            <w:pPr>
+              <w:spacing w:after="0" w:line="259" w:lineRule="auto"/>
+            </w:pPr>
+            <w:r>
+              <w:rPr>
+                <w:rFonts w:ascii="Hiragino Sans" w:hAnsi="Hiragino Sans" w:eastAsia="Hiragino Sans"/>
+                <w:sz w:val="18"/>
+              </w:rPr>
+              <w:t>Xschem</w:t>
+            </w:r>
+          </w:p>
+        </w:tc>
+        <w:tc>
+          <w:tcPr>
+            <w:tcW w:type="dxa" w:w="3100"/>
+            <w:tcMar>
+              <w:top w:w="80" w:type="dxa"/>
+              <w:start w:w="120" w:type="dxa"/>
+              <w:bottom w:w="80" w:type="dxa"/>
+              <w:end w:w="120" w:type="dxa"/>
+            </w:tcMar>
+            <w:vAlign w:val="center"/>
+          </w:tcPr>
+          <w:p>
+            <w:pPr>
+              <w:spacing w:after="0" w:line="259" w:lineRule="auto"/>
+            </w:pPr>
+            <w:r>
+              <w:rPr>
+                <w:rFonts w:ascii="Hiragino Sans" w:hAnsi="Hiragino Sans" w:eastAsia="Hiragino Sans"/>
+                <w:sz w:val="18"/>
+              </w:rPr>
+              <w:t>analog回路図編集とSPICE netlist生成</w:t>
+            </w:r>
+          </w:p>
+        </w:tc>
+        <w:tc>
+          <w:tcPr>
+            <w:tcW w:type="dxa" w:w="4160"/>
+            <w:tcMar>
+              <w:top w:w="80" w:type="dxa"/>
+              <w:start w:w="120" w:type="dxa"/>
+              <w:bottom w:w="80" w:type="dxa"/>
+              <w:end w:w="120" w:type="dxa"/>
+            </w:tcMar>
+            <w:vAlign w:val="center"/>
+          </w:tcPr>
+          <w:p>
+            <w:pPr>
+              <w:spacing w:after="0" w:line="259" w:lineRule="auto"/>
+            </w:pPr>
+            <w:r>
+              <w:rPr>
+                <w:rFonts w:ascii="Hiragino Sans" w:hAnsi="Hiragino Sans" w:eastAsia="Hiragino Sans"/>
+                <w:sz w:val="18"/>
+              </w:rPr>
+              <w:t>symbol配置、wire、property編集、netlist確認</w:t>
+            </w:r>
+          </w:p>
+        </w:tc>
+      </w:tr>
+      <w:tr>
+        <w:tc>
+          <w:tcPr>
+            <w:tcW w:type="dxa" w:w="2100"/>
+            <w:tcMar>
+              <w:top w:w="80" w:type="dxa"/>
+              <w:start w:w="120" w:type="dxa"/>
+              <w:bottom w:w="80" w:type="dxa"/>
+              <w:end w:w="120" w:type="dxa"/>
+            </w:tcMar>
+            <w:vAlign w:val="center"/>
+          </w:tcPr>
+          <w:p>
+            <w:pPr>
+              <w:spacing w:after="0" w:line="259" w:lineRule="auto"/>
+            </w:pPr>
+            <w:r>
+              <w:rPr>
+                <w:rFonts w:ascii="Hiragino Sans" w:hAnsi="Hiragino Sans" w:eastAsia="Hiragino Sans"/>
+                <w:sz w:val="18"/>
+              </w:rPr>
+              <w:t>ngspice</w:t>
+            </w:r>
+          </w:p>
+        </w:tc>
+        <w:tc>
+          <w:tcPr>
+            <w:tcW w:type="dxa" w:w="3100"/>
+            <w:tcMar>
+              <w:top w:w="80" w:type="dxa"/>
+              <w:start w:w="120" w:type="dxa"/>
+              <w:bottom w:w="80" w:type="dxa"/>
+              <w:end w:w="120" w:type="dxa"/>
+            </w:tcMar>
+            <w:vAlign w:val="center"/>
+          </w:tcPr>
+          <w:p>
+            <w:pPr>
+              <w:spacing w:after="0" w:line="259" w:lineRule="auto"/>
+            </w:pPr>
+            <w:r>
+              <w:rPr>
+                <w:rFonts w:ascii="Hiragino Sans" w:hAnsi="Hiragino Sans" w:eastAsia="Hiragino Sans"/>
+                <w:sz w:val="18"/>
+              </w:rPr>
+              <w:t>transistor-level simulation</w:t>
+            </w:r>
+          </w:p>
+        </w:tc>
+        <w:tc>
+          <w:tcPr>
+            <w:tcW w:type="dxa" w:w="4160"/>
+            <w:tcMar>
+              <w:top w:w="80" w:type="dxa"/>
+              <w:start w:w="120" w:type="dxa"/>
+              <w:bottom w:w="80" w:type="dxa"/>
+              <w:end w:w="120" w:type="dxa"/>
+            </w:tcMar>
+            <w:vAlign w:val="center"/>
+          </w:tcPr>
+          <w:p>
+            <w:pPr>
+              <w:spacing w:after="0" w:line="259" w:lineRule="auto"/>
+            </w:pPr>
+            <w:r>
+              <w:rPr>
+                <w:rFonts w:ascii="Hiragino Sans" w:hAnsi="Hiragino Sans" w:eastAsia="Hiragino Sans"/>
+                <w:sz w:val="18"/>
+              </w:rPr>
+              <w:t>log、測定値、CSV波形を読む</w:t>
+            </w:r>
+          </w:p>
+        </w:tc>
+      </w:tr>
+      <w:tr>
+        <w:tc>
+          <w:tcPr>
+            <w:tcW w:type="dxa" w:w="2100"/>
+            <w:tcMar>
+              <w:top w:w="80" w:type="dxa"/>
+              <w:start w:w="120" w:type="dxa"/>
+              <w:bottom w:w="80" w:type="dxa"/>
+              <w:end w:w="120" w:type="dxa"/>
+            </w:tcMar>
+            <w:vAlign w:val="center"/>
+          </w:tcPr>
+          <w:p>
+            <w:pPr>
+              <w:spacing w:after="0" w:line="259" w:lineRule="auto"/>
+            </w:pPr>
+            <w:r>
+              <w:rPr>
+                <w:rFonts w:ascii="Hiragino Sans" w:hAnsi="Hiragino Sans" w:eastAsia="Hiragino Sans"/>
+                <w:sz w:val="18"/>
+              </w:rPr>
+              <w:t>AWK</w:t>
+            </w:r>
+          </w:p>
+        </w:tc>
+        <w:tc>
+          <w:tcPr>
+            <w:tcW w:type="dxa" w:w="3100"/>
+            <w:tcMar>
+              <w:top w:w="80" w:type="dxa"/>
+              <w:start w:w="120" w:type="dxa"/>
+              <w:bottom w:w="80" w:type="dxa"/>
+              <w:end w:w="120" w:type="dxa"/>
+            </w:tcMar>
+            <w:vAlign w:val="center"/>
+          </w:tcPr>
+          <w:p>
+            <w:pPr>
+              <w:spacing w:after="0" w:line="259" w:lineRule="auto"/>
+            </w:pPr>
+            <w:r>
+              <w:rPr>
+                <w:rFonts w:ascii="Hiragino Sans" w:hAnsi="Hiragino Sans" w:eastAsia="Hiragino Sans"/>
+                <w:sz w:val="18"/>
+              </w:rPr>
+              <w:t>log/CSVの抽出と自動合否判定</w:t>
+            </w:r>
+          </w:p>
+        </w:tc>
+        <w:tc>
+          <w:tcPr>
+            <w:tcW w:type="dxa" w:w="4160"/>
+            <w:tcMar>
+              <w:top w:w="80" w:type="dxa"/>
+              <w:start w:w="120" w:type="dxa"/>
+              <w:bottom w:w="80" w:type="dxa"/>
+              <w:end w:w="120" w:type="dxa"/>
+            </w:tcMar>
+            <w:vAlign w:val="center"/>
+          </w:tcPr>
+          <w:p>
+            <w:pPr>
+              <w:spacing w:after="0" w:line="259" w:lineRule="auto"/>
+            </w:pPr>
+            <w:r>
+              <w:rPr>
+                <w:rFonts w:ascii="Hiragino Sans" w:hAnsi="Hiragino Sans" w:eastAsia="Hiragino Sans"/>
+                <w:sz w:val="18"/>
+              </w:rPr>
+              <w:t>scriptが何をPASS条件にするか読む</w:t>
+            </w:r>
+          </w:p>
+        </w:tc>
+      </w:tr>
+      <w:tr>
+        <w:tc>
+          <w:tcPr>
+            <w:tcW w:type="dxa" w:w="2100"/>
+            <w:tcMar>
+              <w:top w:w="80" w:type="dxa"/>
+              <w:start w:w="120" w:type="dxa"/>
+              <w:bottom w:w="80" w:type="dxa"/>
+              <w:end w:w="120" w:type="dxa"/>
+            </w:tcMar>
+            <w:vAlign w:val="center"/>
+          </w:tcPr>
+          <w:p>
+            <w:pPr>
+              <w:spacing w:after="0" w:line="259" w:lineRule="auto"/>
+            </w:pPr>
+            <w:r>
+              <w:rPr>
+                <w:rFonts w:ascii="Hiragino Sans" w:hAnsi="Hiragino Sans" w:eastAsia="Hiragino Sans"/>
+                <w:sz w:val="18"/>
+              </w:rPr>
+              <w:t>Icarus Verilog</w:t>
+            </w:r>
+          </w:p>
+        </w:tc>
+        <w:tc>
+          <w:tcPr>
+            <w:tcW w:type="dxa" w:w="3100"/>
+            <w:tcMar>
+              <w:top w:w="80" w:type="dxa"/>
+              <w:start w:w="120" w:type="dxa"/>
+              <w:bottom w:w="80" w:type="dxa"/>
+              <w:end w:w="120" w:type="dxa"/>
+            </w:tcMar>
+            <w:vAlign w:val="center"/>
+          </w:tcPr>
+          <w:p>
+            <w:pPr>
+              <w:spacing w:after="0" w:line="259" w:lineRule="auto"/>
+            </w:pPr>
+            <w:r>
+              <w:rPr>
+                <w:rFonts w:ascii="Hiragino Sans" w:hAnsi="Hiragino Sans" w:eastAsia="Hiragino Sans"/>
+                <w:sz w:val="18"/>
+              </w:rPr>
+              <w:t>RTL simulation</w:t>
+            </w:r>
+          </w:p>
+        </w:tc>
+        <w:tc>
+          <w:tcPr>
+            <w:tcW w:type="dxa" w:w="4160"/>
+            <w:tcMar>
+              <w:top w:w="80" w:type="dxa"/>
+              <w:start w:w="120" w:type="dxa"/>
+              <w:bottom w:w="80" w:type="dxa"/>
+              <w:end w:w="120" w:type="dxa"/>
+            </w:tcMar>
+            <w:vAlign w:val="center"/>
+          </w:tcPr>
+          <w:p>
+            <w:pPr>
+              <w:spacing w:after="0" w:line="259" w:lineRule="auto"/>
+            </w:pPr>
+            <w:r>
+              <w:rPr>
+                <w:rFonts w:ascii="Hiragino Sans" w:hAnsi="Hiragino Sans" w:eastAsia="Hiragino Sans"/>
+                <w:sz w:val="18"/>
+              </w:rPr>
+              <w:t>iverilogでcompile、vvpで実行、VCD確認</w:t>
+            </w:r>
+          </w:p>
+        </w:tc>
+      </w:tr>
+      <w:tr>
+        <w:tc>
+          <w:tcPr>
+            <w:tcW w:type="dxa" w:w="2100"/>
+            <w:tcMar>
+              <w:top w:w="80" w:type="dxa"/>
+              <w:start w:w="120" w:type="dxa"/>
+              <w:bottom w:w="80" w:type="dxa"/>
+              <w:end w:w="120" w:type="dxa"/>
+            </w:tcMar>
+            <w:vAlign w:val="center"/>
+          </w:tcPr>
+          <w:p>
+            <w:pPr>
+              <w:spacing w:after="0" w:line="259" w:lineRule="auto"/>
+            </w:pPr>
+            <w:r>
+              <w:rPr>
+                <w:rFonts w:ascii="Hiragino Sans" w:hAnsi="Hiragino Sans" w:eastAsia="Hiragino Sans"/>
+                <w:sz w:val="18"/>
+              </w:rPr>
+              <w:t>Yosys</w:t>
+            </w:r>
+          </w:p>
+        </w:tc>
+        <w:tc>
+          <w:tcPr>
+            <w:tcW w:type="dxa" w:w="3100"/>
+            <w:tcMar>
+              <w:top w:w="80" w:type="dxa"/>
+              <w:start w:w="120" w:type="dxa"/>
+              <w:bottom w:w="80" w:type="dxa"/>
+              <w:end w:w="120" w:type="dxa"/>
+            </w:tcMar>
+            <w:vAlign w:val="center"/>
+          </w:tcPr>
+          <w:p>
+            <w:pPr>
+              <w:spacing w:after="0" w:line="259" w:lineRule="auto"/>
+            </w:pPr>
+            <w:r>
+              <w:rPr>
+                <w:rFonts w:ascii="Hiragino Sans" w:hAnsi="Hiragino Sans" w:eastAsia="Hiragino Sans"/>
+                <w:sz w:val="18"/>
+              </w:rPr>
+              <w:t>RTL synthesis</w:t>
+            </w:r>
+          </w:p>
+        </w:tc>
+        <w:tc>
+          <w:tcPr>
+            <w:tcW w:type="dxa" w:w="4160"/>
+            <w:tcMar>
+              <w:top w:w="80" w:type="dxa"/>
+              <w:start w:w="120" w:type="dxa"/>
+              <w:bottom w:w="80" w:type="dxa"/>
+              <w:end w:w="120" w:type="dxa"/>
+            </w:tcMar>
+            <w:vAlign w:val="center"/>
+          </w:tcPr>
+          <w:p>
+            <w:pPr>
+              <w:spacing w:after="0" w:line="259" w:lineRule="auto"/>
+            </w:pPr>
+            <w:r>
+              <w:rPr>
+                <w:rFonts w:ascii="Hiragino Sans" w:hAnsi="Hiragino Sans" w:eastAsia="Hiragino Sans"/>
+                <w:sz w:val="18"/>
+              </w:rPr>
+              <w:t>mapped netlistとcell統計を読む</w:t>
+            </w:r>
+          </w:p>
+        </w:tc>
+      </w:tr>
+      <w:tr>
+        <w:tc>
+          <w:tcPr>
+            <w:tcW w:type="dxa" w:w="2100"/>
+            <w:tcMar>
+              <w:top w:w="80" w:type="dxa"/>
+              <w:start w:w="120" w:type="dxa"/>
+              <w:bottom w:w="80" w:type="dxa"/>
+              <w:end w:w="120" w:type="dxa"/>
+            </w:tcMar>
+            <w:vAlign w:val="center"/>
+          </w:tcPr>
+          <w:p>
+            <w:pPr>
+              <w:spacing w:after="0" w:line="259" w:lineRule="auto"/>
+            </w:pPr>
+            <w:r>
+              <w:rPr>
+                <w:rFonts w:ascii="Hiragino Sans" w:hAnsi="Hiragino Sans" w:eastAsia="Hiragino Sans"/>
+                <w:sz w:val="18"/>
+              </w:rPr>
+              <w:t>OpenSTA</w:t>
+            </w:r>
+          </w:p>
+        </w:tc>
+        <w:tc>
+          <w:tcPr>
+            <w:tcW w:type="dxa" w:w="3100"/>
+            <w:tcMar>
+              <w:top w:w="80" w:type="dxa"/>
+              <w:start w:w="120" w:type="dxa"/>
+              <w:bottom w:w="80" w:type="dxa"/>
+              <w:end w:w="120" w:type="dxa"/>
+            </w:tcMar>
+            <w:vAlign w:val="center"/>
+          </w:tcPr>
+          <w:p>
+            <w:pPr>
+              <w:spacing w:after="0" w:line="259" w:lineRule="auto"/>
+            </w:pPr>
+            <w:r>
+              <w:rPr>
+                <w:rFonts w:ascii="Hiragino Sans" w:hAnsi="Hiragino Sans" w:eastAsia="Hiragino Sans"/>
+                <w:sz w:val="18"/>
+              </w:rPr>
+              <w:t>static timing analysis</w:t>
+            </w:r>
+          </w:p>
+        </w:tc>
+        <w:tc>
+          <w:tcPr>
+            <w:tcW w:type="dxa" w:w="4160"/>
+            <w:tcMar>
+              <w:top w:w="80" w:type="dxa"/>
+              <w:start w:w="120" w:type="dxa"/>
+              <w:bottom w:w="80" w:type="dxa"/>
+              <w:end w:w="120" w:type="dxa"/>
+            </w:tcMar>
+            <w:vAlign w:val="center"/>
+          </w:tcPr>
+          <w:p>
+            <w:pPr>
+              <w:spacing w:after="0" w:line="259" w:lineRule="auto"/>
+            </w:pPr>
+            <w:r>
+              <w:rPr>
+                <w:rFonts w:ascii="Hiragino Sans" w:hAnsi="Hiragino Sans" w:eastAsia="Hiragino Sans"/>
+                <w:sz w:val="18"/>
+              </w:rPr>
+              <w:t>SDC constraintとsetup/hold report確認</w:t>
+            </w:r>
+          </w:p>
+        </w:tc>
+      </w:tr>
+      <w:tr>
+        <w:tc>
+          <w:tcPr>
+            <w:tcW w:type="dxa" w:w="2100"/>
+            <w:tcMar>
+              <w:top w:w="80" w:type="dxa"/>
+              <w:start w:w="120" w:type="dxa"/>
+              <w:bottom w:w="80" w:type="dxa"/>
+              <w:end w:w="120" w:type="dxa"/>
+            </w:tcMar>
+            <w:vAlign w:val="center"/>
+          </w:tcPr>
+          <w:p>
+            <w:pPr>
+              <w:spacing w:after="0" w:line="259" w:lineRule="auto"/>
+            </w:pPr>
+            <w:r>
+              <w:rPr>
+                <w:rFonts w:ascii="Hiragino Sans" w:hAnsi="Hiragino Sans" w:eastAsia="Hiragino Sans"/>
+                <w:sz w:val="18"/>
+              </w:rPr>
+              <w:t>LibreLane</w:t>
+            </w:r>
+          </w:p>
+        </w:tc>
+        <w:tc>
+          <w:tcPr>
+            <w:tcW w:type="dxa" w:w="3100"/>
+            <w:tcMar>
+              <w:top w:w="80" w:type="dxa"/>
+              <w:start w:w="120" w:type="dxa"/>
+              <w:bottom w:w="80" w:type="dxa"/>
+              <w:end w:w="120" w:type="dxa"/>
+            </w:tcMar>
+            <w:vAlign w:val="center"/>
+          </w:tcPr>
+          <w:p>
+            <w:pPr>
+              <w:spacing w:after="0" w:line="259" w:lineRule="auto"/>
+            </w:pPr>
+            <w:r>
+              <w:rPr>
+                <w:rFonts w:ascii="Hiragino Sans" w:hAnsi="Hiragino Sans" w:eastAsia="Hiragino Sans"/>
+                <w:sz w:val="18"/>
+              </w:rPr>
+              <w:t>RTL-to-GDS orchestration</w:t>
+            </w:r>
+          </w:p>
+        </w:tc>
+        <w:tc>
+          <w:tcPr>
+            <w:tcW w:type="dxa" w:w="4160"/>
+            <w:tcMar>
+              <w:top w:w="80" w:type="dxa"/>
+              <w:start w:w="120" w:type="dxa"/>
+              <w:bottom w:w="80" w:type="dxa"/>
+              <w:end w:w="120" w:type="dxa"/>
+            </w:tcMar>
+            <w:vAlign w:val="center"/>
+          </w:tcPr>
+          <w:p>
+            <w:pPr>
+              <w:spacing w:after="0" w:line="259" w:lineRule="auto"/>
+            </w:pPr>
+            <w:r>
+              <w:rPr>
+                <w:rFonts w:ascii="Hiragino Sans" w:hAnsi="Hiragino Sans" w:eastAsia="Hiragino Sans"/>
+                <w:sz w:val="18"/>
+              </w:rPr>
+              <w:t>config.yaml、metrics、final GDS確認</w:t>
+            </w:r>
+          </w:p>
+        </w:tc>
+      </w:tr>
+      <w:tr>
+        <w:tc>
+          <w:tcPr>
+            <w:tcW w:type="dxa" w:w="2100"/>
+            <w:tcMar>
+              <w:top w:w="80" w:type="dxa"/>
+              <w:start w:w="120" w:type="dxa"/>
+              <w:bottom w:w="80" w:type="dxa"/>
+              <w:end w:w="120" w:type="dxa"/>
+            </w:tcMar>
+            <w:vAlign w:val="center"/>
+          </w:tcPr>
+          <w:p>
+            <w:pPr>
+              <w:spacing w:after="0" w:line="259" w:lineRule="auto"/>
+            </w:pPr>
+            <w:r>
+              <w:rPr>
+                <w:rFonts w:ascii="Hiragino Sans" w:hAnsi="Hiragino Sans" w:eastAsia="Hiragino Sans"/>
+                <w:sz w:val="18"/>
+              </w:rPr>
+              <w:t>KLayout/Magic/Netgen</w:t>
+            </w:r>
+          </w:p>
+        </w:tc>
+        <w:tc>
+          <w:tcPr>
+            <w:tcW w:type="dxa" w:w="3100"/>
+            <w:tcMar>
+              <w:top w:w="80" w:type="dxa"/>
+              <w:start w:w="120" w:type="dxa"/>
+              <w:bottom w:w="80" w:type="dxa"/>
+              <w:end w:w="120" w:type="dxa"/>
+            </w:tcMar>
+            <w:vAlign w:val="center"/>
+          </w:tcPr>
+          <w:p>
+            <w:pPr>
+              <w:spacing w:after="0" w:line="259" w:lineRule="auto"/>
+            </w:pPr>
+            <w:r>
+              <w:rPr>
+                <w:rFonts w:ascii="Hiragino Sans" w:hAnsi="Hiragino Sans" w:eastAsia="Hiragino Sans"/>
+                <w:sz w:val="18"/>
+              </w:rPr>
+              <w:t>layout閲覧、DRC/LVS。analog layoutで本格使用</w:t>
+            </w:r>
+          </w:p>
+        </w:tc>
+        <w:tc>
+          <w:tcPr>
+            <w:tcW w:type="dxa" w:w="4160"/>
+            <w:tcMar>
+              <w:top w:w="80" w:type="dxa"/>
+              <w:start w:w="120" w:type="dxa"/>
+              <w:bottom w:w="80" w:type="dxa"/>
+              <w:end w:w="120" w:type="dxa"/>
+            </w:tcMar>
+            <w:vAlign w:val="center"/>
+          </w:tcPr>
+          <w:p>
+            <w:pPr>
+              <w:spacing w:after="0" w:line="259" w:lineRule="auto"/>
+            </w:pPr>
+            <w:r>
+              <w:rPr>
+                <w:rFonts w:ascii="Hiragino Sans" w:hAnsi="Hiragino Sans" w:eastAsia="Hiragino Sans"/>
+                <w:sz w:val="18"/>
+              </w:rPr>
+              <w:t>layer、pin、DRC marker、LVS mismatch確認</w:t>
+            </w:r>
+          </w:p>
+        </w:tc>
+      </w:tr>
+    </w:tbl>
+    <w:p>
+      <w:pPr>
+        <w:spacing w:after="0"/>
+      </w:pPr>
+    </w:p>
+    <w:tbl>
+      <w:tblPr>
+        <w:tblW w:type="auto" w:w="0"/>
+        <w:jc w:val="center"/>
+        <w:tblLayout w:type="fixed"/>
+        <w:tblLook w:firstColumn="1" w:firstRow="1" w:lastColumn="0" w:lastRow="0" w:noHBand="0" w:noVBand="1" w:val="04A0"/>
+      </w:tblPr>
+      <w:tblGrid>
+        <w:gridCol w:w="9360"/>
+      </w:tblGrid>
+      <w:tr>
+        <w:tc>
+          <w:tcPr>
+            <w:tcW w:type="dxa" w:w="9360"/>
+            <w:tcMar>
+              <w:top w:w="130" w:type="dxa"/>
+              <w:start w:w="180" w:type="dxa"/>
+              <w:bottom w:w="130" w:type="dxa"/>
+              <w:end w:w="180" w:type="dxa"/>
+            </w:tcMar>
+            <w:shd w:fill="E8EEF5"/>
+          </w:tcPr>
+          <w:p>
+            <w:pPr>
+              <w:spacing w:after="0"/>
+            </w:pPr>
+            <w:r>
+              <w:rPr>
+                <w:rFonts w:ascii="Hiragino Sans" w:hAnsi="Hiragino Sans" w:eastAsia="Hiragino Sans"/>
+                <w:b/>
+                <w:color w:val="2E74B5"/>
+              </w:rPr>
+              <w:t xml:space="preserve">現在と将来  </w:t>
+            </w:r>
+            <w:r>
+              <w:rPr>
+                <w:rFonts w:ascii="Hiragino Sans" w:hAnsi="Hiragino Sans" w:eastAsia="Hiragino Sans"/>
+              </w:rPr>
+              <w:t>KLayout/Magic/Netgenはanalog layout段階で直接操作します。現時点のdigital physical flowではLibreLaneが複数backend toolを統括しています。</w:t>
+            </w:r>
+          </w:p>
+        </w:tc>
+      </w:tr>
+    </w:tbl>
+    <w:p>
+      <w:pPr>
+        <w:spacing w:after="0"/>
+      </w:pPr>
+    </w:p>
+    <w:p>
+      <w:r>
+        <w:rPr>
+          <w:rFonts w:ascii="Hiragino Sans" w:hAnsi="Hiragino Sans" w:eastAsia="Hiragino Sans"/>
+        </w:rPr>
+        <w:br w:type="page"/>
+      </w:r>
+    </w:p>
+    <w:p>
+      <w:pPr>
+        <w:pStyle w:val="Heading1"/>
+      </w:pPr>
+      <w:r>
+        <w:rPr>
+          <w:rFonts w:ascii="Hiragino Sans" w:hAnsi="Hiragino Sans" w:eastAsia="Hiragino Sans"/>
+        </w:rPr>
+        <w:t>2. Makefileの裏側</w:t>
+      </w:r>
+    </w:p>
+    <w:p>
+      <w:r>
+        <w:rPr>
+          <w:rFonts w:ascii="Hiragino Sans" w:hAnsi="Hiragino Sans" w:eastAsia="Hiragino Sans"/>
+        </w:rPr>
+        <w:t>makeはsimulatorではありません。Makefileでtarget名をshell scriptへ対応づける入口です。たとえば make nmos-dc は scripts/run-nmos-dc.sh を呼び、そのscriptがDocker内でXschemとngspiceを実行します。</w:t>
+      </w:r>
+    </w:p>
+    <w:p>
+      <w:pPr>
+        <w:pStyle w:val="Code"/>
+      </w:pPr>
+      <w:r>
+        <w:rPr>
+          <w:rFonts w:ascii="Hiragino Sans" w:hAnsi="Hiragino Sans" w:eastAsia="Hiragino Sans"/>
+        </w:rPr>
+        <w:t>make nmos-dc</w:t>
+        <w:br/>
+        <w:t xml:space="preserve">  -&gt; scripts/run-nmos-dc.sh</w:t>
+        <w:br/>
+        <w:t xml:space="preserve">  -&gt; docker run -v &lt;repo&gt;:/foss/designs</w:t>
+        <w:br/>
+        <w:t xml:space="preserve">  -&gt; xschem -n ... nmos_dc.sch</w:t>
+        <w:br/>
+        <w:t xml:space="preserve">  -&gt; ngspice -b ...spice</w:t>
+        <w:br/>
+        <w:t xml:space="preserve">  -&gt; work/nmos_id_vds.csv</w:t>
+      </w:r>
+    </w:p>
+    <w:p>
+      <w:pPr>
+        <w:pStyle w:val="Heading2"/>
+      </w:pPr>
+      <w:r>
+        <w:rPr>
+          <w:rFonts w:ascii="Hiragino Sans" w:hAnsi="Hiragino Sans" w:eastAsia="Hiragino Sans"/>
+        </w:rPr>
+        <w:t>scriptを読む順番</w:t>
+      </w:r>
+    </w:p>
+    <w:p>
+      <w:pPr>
+        <w:pStyle w:val="ListNumber"/>
+      </w:pPr>
+      <w:r>
+        <w:rPr>
+          <w:rFonts w:ascii="Hiragino Sans" w:hAnsi="Hiragino Sans" w:eastAsia="Hiragino Sans"/>
+        </w:rPr>
+        <w:t>set -eu を確認する。errorや未定義変数で停止する設定。</w:t>
+      </w:r>
+    </w:p>
+    <w:p>
+      <w:pPr>
+        <w:pStyle w:val="ListNumber"/>
+      </w:pPr>
+      <w:r>
+        <w:rPr>
+          <w:rFonts w:ascii="Hiragino Sans" w:hAnsi="Hiragino Sans" w:eastAsia="Hiragino Sans"/>
+        </w:rPr>
+        <w:t>eda-common.shからEDA_IMAGE、PROJECT_ROOT、Docker CLIを読む。</w:t>
+      </w:r>
+    </w:p>
+    <w:p>
+      <w:pPr>
+        <w:pStyle w:val="ListNumber"/>
+      </w:pPr>
+      <w:r>
+        <w:rPr>
+          <w:rFonts w:ascii="Hiragino Sans" w:hAnsi="Hiragino Sans" w:eastAsia="Hiragino Sans"/>
+        </w:rPr>
+        <w:t>docker runの-vを見て、Mac側repoとcontainer内/foss/designsの対応を理解する。</w:t>
+      </w:r>
+    </w:p>
+    <w:p>
+      <w:pPr>
+        <w:pStyle w:val="ListNumber"/>
+      </w:pPr>
+      <w:r>
+        <w:rPr>
+          <w:rFonts w:ascii="Hiragino Sans" w:hAnsi="Hiragino Sans" w:eastAsia="Hiragino Sans"/>
+        </w:rPr>
+        <w:t>container内のcd先を確認する。</w:t>
+      </w:r>
+    </w:p>
+    <w:p>
+      <w:pPr>
+        <w:pStyle w:val="ListNumber"/>
+      </w:pPr>
+      <w:r>
+        <w:rPr>
+          <w:rFonts w:ascii="Hiragino Sans" w:hAnsi="Hiragino Sans" w:eastAsia="Hiragino Sans"/>
+        </w:rPr>
+        <w:t>実行toolとoptionを読む。-bはbatch、-oはlog出力など。</w:t>
+      </w:r>
+    </w:p>
+    <w:p>
+      <w:pPr>
+        <w:pStyle w:val="ListNumber"/>
+      </w:pPr>
+      <w:r>
+        <w:rPr>
+          <w:rFonts w:ascii="Hiragino Sans" w:hAnsi="Hiragino Sans" w:eastAsia="Hiragino Sans"/>
+        </w:rPr>
+        <w:t>最後のtest/grepを読み、何をPASSとしているか確認する。</w:t>
+      </w:r>
+    </w:p>
+    <w:p>
+      <w:pPr>
+        <w:pStyle w:val="Heading2"/>
+      </w:pPr>
+      <w:r>
+        <w:rPr>
+          <w:rFonts w:ascii="Hiragino Sans" w:hAnsi="Hiragino Sans" w:eastAsia="Hiragino Sans"/>
+        </w:rPr>
+        <w:t>代表的な実行経路</w:t>
+      </w:r>
+    </w:p>
+    <w:tbl>
+      <w:tblPr>
+        <w:tblW w:type="dxa" w:w="9360"/>
+        <w:jc w:val="center"/>
+        <w:tblLayout w:type="fixed"/>
+        <w:tblLook w:firstColumn="1" w:firstRow="1" w:lastColumn="0" w:lastRow="0" w:noHBand="0" w:noVBand="1" w:val="04A0"/>
+        <w:tblInd w:w="120" w:type="dxa"/>
+      </w:tblPr>
+      <w:tblGrid>
+        <w:gridCol w:w="2600"/>
+        <w:gridCol w:w="3500"/>
+        <w:gridCol w:w="3260"/>
+      </w:tblGrid>
+      <w:tr>
+        <w:trPr>
+          <w:tblHeader w:val="true"/>
+        </w:trPr>
+        <w:tc>
+          <w:tcPr>
+            <w:tcW w:type="dxa" w:w="2600"/>
+            <w:shd w:fill="E8EEF5"/>
+            <w:tcMar>
+              <w:top w:w="80" w:type="dxa"/>
+              <w:start w:w="120" w:type="dxa"/>
+              <w:bottom w:w="80" w:type="dxa"/>
+              <w:end w:w="120" w:type="dxa"/>
+            </w:tcMar>
+            <w:vAlign w:val="center"/>
+          </w:tcPr>
+          <w:p>
+            <w:r>
+              <w:rPr>
+                <w:rFonts w:ascii="Hiragino Sans" w:hAnsi="Hiragino Sans" w:eastAsia="Hiragino Sans"/>
+                <w:b/>
+                <w:color w:val="18364A"/>
+                <w:sz w:val="18"/>
+              </w:rPr>
+              <w:t>Target</w:t>
+            </w:r>
+          </w:p>
+        </w:tc>
+        <w:tc>
+          <w:tcPr>
+            <w:tcW w:type="dxa" w:w="3500"/>
+            <w:shd w:fill="E8EEF5"/>
+            <w:tcMar>
+              <w:top w:w="80" w:type="dxa"/>
+              <w:start w:w="120" w:type="dxa"/>
+              <w:bottom w:w="80" w:type="dxa"/>
+              <w:end w:w="120" w:type="dxa"/>
+            </w:tcMar>
+            <w:vAlign w:val="center"/>
+          </w:tcPr>
+          <w:p>
+            <w:r>
+              <w:rPr>
+                <w:rFonts w:ascii="Hiragino Sans" w:hAnsi="Hiragino Sans" w:eastAsia="Hiragino Sans"/>
+                <w:b/>
+                <w:color w:val="18364A"/>
+                <w:sz w:val="18"/>
+              </w:rPr>
+              <w:t>内部tool</w:t>
+            </w:r>
+          </w:p>
+        </w:tc>
+        <w:tc>
+          <w:tcPr>
+            <w:tcW w:type="dxa" w:w="3260"/>
+            <w:shd w:fill="E8EEF5"/>
+            <w:tcMar>
+              <w:top w:w="80" w:type="dxa"/>
+              <w:start w:w="120" w:type="dxa"/>
+              <w:bottom w:w="80" w:type="dxa"/>
+              <w:end w:w="120" w:type="dxa"/>
+            </w:tcMar>
+            <w:vAlign w:val="center"/>
+          </w:tcPr>
+          <w:p>
+            <w:r>
+              <w:rPr>
+                <w:rFonts w:ascii="Hiragino Sans" w:hAnsi="Hiragino Sans" w:eastAsia="Hiragino Sans"/>
+                <w:b/>
+                <w:color w:val="18364A"/>
+                <w:sz w:val="18"/>
+              </w:rPr>
+              <w:t>主なartifact</w:t>
+            </w:r>
+          </w:p>
+        </w:tc>
+      </w:tr>
+      <w:tr>
+        <w:tc>
+          <w:tcPr>
+            <w:tcW w:type="dxa" w:w="2600"/>
+            <w:tcMar>
+              <w:top w:w="80" w:type="dxa"/>
+              <w:start w:w="120" w:type="dxa"/>
+              <w:bottom w:w="80" w:type="dxa"/>
+              <w:end w:w="120" w:type="dxa"/>
+            </w:tcMar>
+            <w:vAlign w:val="center"/>
+          </w:tcPr>
+          <w:p>
+            <w:pPr>
+              <w:spacing w:after="0" w:line="259" w:lineRule="auto"/>
+            </w:pPr>
+            <w:r>
+              <w:rPr>
+                <w:rFonts w:ascii="Hiragino Sans" w:hAnsi="Hiragino Sans" w:eastAsia="Hiragino Sans"/>
+                <w:sz w:val="18"/>
+              </w:rPr>
+              <w:t>make nmos-dc</w:t>
+            </w:r>
+          </w:p>
+        </w:tc>
+        <w:tc>
+          <w:tcPr>
+            <w:tcW w:type="dxa" w:w="3500"/>
+            <w:tcMar>
+              <w:top w:w="80" w:type="dxa"/>
+              <w:start w:w="120" w:type="dxa"/>
+              <w:bottom w:w="80" w:type="dxa"/>
+              <w:end w:w="120" w:type="dxa"/>
+            </w:tcMar>
+            <w:vAlign w:val="center"/>
+          </w:tcPr>
+          <w:p>
+            <w:pPr>
+              <w:spacing w:after="0" w:line="259" w:lineRule="auto"/>
+            </w:pPr>
+            <w:r>
+              <w:rPr>
+                <w:rFonts w:ascii="Hiragino Sans" w:hAnsi="Hiragino Sans" w:eastAsia="Hiragino Sans"/>
+                <w:sz w:val="18"/>
+              </w:rPr>
+              <w:t>Xschem → ngspice</w:t>
+            </w:r>
+          </w:p>
+        </w:tc>
+        <w:tc>
+          <w:tcPr>
+            <w:tcW w:type="dxa" w:w="3260"/>
+            <w:tcMar>
+              <w:top w:w="80" w:type="dxa"/>
+              <w:start w:w="120" w:type="dxa"/>
+              <w:bottom w:w="80" w:type="dxa"/>
+              <w:end w:w="120" w:type="dxa"/>
+            </w:tcMar>
+            <w:vAlign w:val="center"/>
+          </w:tcPr>
+          <w:p>
+            <w:pPr>
+              <w:spacing w:after="0" w:line="259" w:lineRule="auto"/>
+            </w:pPr>
+            <w:r>
+              <w:rPr>
+                <w:rFonts w:ascii="Hiragino Sans" w:hAnsi="Hiragino Sans" w:eastAsia="Hiragino Sans"/>
+                <w:sz w:val="18"/>
+              </w:rPr>
+              <w:t>netlist, raw, CSV</w:t>
+            </w:r>
+          </w:p>
+        </w:tc>
+      </w:tr>
+      <w:tr>
+        <w:tc>
+          <w:tcPr>
+            <w:tcW w:type="dxa" w:w="2600"/>
+            <w:tcMar>
+              <w:top w:w="80" w:type="dxa"/>
+              <w:start w:w="120" w:type="dxa"/>
+              <w:bottom w:w="80" w:type="dxa"/>
+              <w:end w:w="120" w:type="dxa"/>
+            </w:tcMar>
+            <w:vAlign w:val="center"/>
+          </w:tcPr>
+          <w:p>
+            <w:pPr>
+              <w:spacing w:after="0" w:line="259" w:lineRule="auto"/>
+            </w:pPr>
+            <w:r>
+              <w:rPr>
+                <w:rFonts w:ascii="Hiragino Sans" w:hAnsi="Hiragino Sans" w:eastAsia="Hiragino Sans"/>
+                <w:sz w:val="18"/>
+              </w:rPr>
+              <w:t>make four-cell-cosim</w:t>
+            </w:r>
+          </w:p>
+        </w:tc>
+        <w:tc>
+          <w:tcPr>
+            <w:tcW w:type="dxa" w:w="3500"/>
+            <w:tcMar>
+              <w:top w:w="80" w:type="dxa"/>
+              <w:start w:w="120" w:type="dxa"/>
+              <w:bottom w:w="80" w:type="dxa"/>
+              <w:end w:w="120" w:type="dxa"/>
+            </w:tcMar>
+            <w:vAlign w:val="center"/>
+          </w:tcPr>
+          <w:p>
+            <w:pPr>
+              <w:spacing w:after="0" w:line="259" w:lineRule="auto"/>
+            </w:pPr>
+            <w:r>
+              <w:rPr>
+                <w:rFonts w:ascii="Hiragino Sans" w:hAnsi="Hiragino Sans" w:eastAsia="Hiragino Sans"/>
+                <w:sz w:val="18"/>
+              </w:rPr>
+              <w:t>ngspice → grep/AWK → iverilog/vvp</w:t>
+            </w:r>
+          </w:p>
+        </w:tc>
+        <w:tc>
+          <w:tcPr>
+            <w:tcW w:type="dxa" w:w="3260"/>
+            <w:tcMar>
+              <w:top w:w="80" w:type="dxa"/>
+              <w:start w:w="120" w:type="dxa"/>
+              <w:bottom w:w="80" w:type="dxa"/>
+              <w:end w:w="120" w:type="dxa"/>
+            </w:tcMar>
+            <w:vAlign w:val="center"/>
+          </w:tcPr>
+          <w:p>
+            <w:pPr>
+              <w:spacing w:after="0" w:line="259" w:lineRule="auto"/>
+            </w:pPr>
+            <w:r>
+              <w:rPr>
+                <w:rFonts w:ascii="Hiragino Sans" w:hAnsi="Hiragino Sans" w:eastAsia="Hiragino Sans"/>
+                <w:sz w:val="18"/>
+              </w:rPr>
+              <w:t>analog_stimulus.vh, cosimulation.log</w:t>
+            </w:r>
+          </w:p>
+        </w:tc>
+      </w:tr>
+      <w:tr>
+        <w:tc>
+          <w:tcPr>
+            <w:tcW w:type="dxa" w:w="2600"/>
+            <w:tcMar>
+              <w:top w:w="80" w:type="dxa"/>
+              <w:start w:w="120" w:type="dxa"/>
+              <w:bottom w:w="80" w:type="dxa"/>
+              <w:end w:w="120" w:type="dxa"/>
+            </w:tcMar>
+            <w:vAlign w:val="center"/>
+          </w:tcPr>
+          <w:p>
+            <w:pPr>
+              <w:spacing w:after="0" w:line="259" w:lineRule="auto"/>
+            </w:pPr>
+            <w:r>
+              <w:rPr>
+                <w:rFonts w:ascii="Hiragino Sans" w:hAnsi="Hiragino Sans" w:eastAsia="Hiragino Sans"/>
+                <w:sz w:val="18"/>
+              </w:rPr>
+              <w:t>make digital-top</w:t>
+            </w:r>
+          </w:p>
+        </w:tc>
+        <w:tc>
+          <w:tcPr>
+            <w:tcW w:type="dxa" w:w="3500"/>
+            <w:tcMar>
+              <w:top w:w="80" w:type="dxa"/>
+              <w:start w:w="120" w:type="dxa"/>
+              <w:bottom w:w="80" w:type="dxa"/>
+              <w:end w:w="120" w:type="dxa"/>
+            </w:tcMar>
+            <w:vAlign w:val="center"/>
+          </w:tcPr>
+          <w:p>
+            <w:pPr>
+              <w:spacing w:after="0" w:line="259" w:lineRule="auto"/>
+            </w:pPr>
+            <w:r>
+              <w:rPr>
+                <w:rFonts w:ascii="Hiragino Sans" w:hAnsi="Hiragino Sans" w:eastAsia="Hiragino Sans"/>
+                <w:sz w:val="18"/>
+              </w:rPr>
+              <w:t>iverilog/vvp → Yosys → OpenSTA</w:t>
+            </w:r>
+          </w:p>
+        </w:tc>
+        <w:tc>
+          <w:tcPr>
+            <w:tcW w:type="dxa" w:w="3260"/>
+            <w:tcMar>
+              <w:top w:w="80" w:type="dxa"/>
+              <w:start w:w="120" w:type="dxa"/>
+              <w:bottom w:w="80" w:type="dxa"/>
+              <w:end w:w="120" w:type="dxa"/>
+            </w:tcMar>
+            <w:vAlign w:val="center"/>
+          </w:tcPr>
+          <w:p>
+            <w:pPr>
+              <w:spacing w:after="0" w:line="259" w:lineRule="auto"/>
+            </w:pPr>
+            <w:r>
+              <w:rPr>
+                <w:rFonts w:ascii="Hiragino Sans" w:hAnsi="Hiragino Sans" w:eastAsia="Hiragino Sans"/>
+                <w:sz w:val="18"/>
+              </w:rPr>
+              <w:t>VCD, mapped.v, timing log</w:t>
+            </w:r>
+          </w:p>
+        </w:tc>
+      </w:tr>
+      <w:tr>
+        <w:tc>
+          <w:tcPr>
+            <w:tcW w:type="dxa" w:w="2600"/>
+            <w:tcMar>
+              <w:top w:w="80" w:type="dxa"/>
+              <w:start w:w="120" w:type="dxa"/>
+              <w:bottom w:w="80" w:type="dxa"/>
+              <w:end w:w="120" w:type="dxa"/>
+            </w:tcMar>
+            <w:vAlign w:val="center"/>
+          </w:tcPr>
+          <w:p>
+            <w:pPr>
+              <w:spacing w:after="0" w:line="259" w:lineRule="auto"/>
+            </w:pPr>
+            <w:r>
+              <w:rPr>
+                <w:rFonts w:ascii="Hiragino Sans" w:hAnsi="Hiragino Sans" w:eastAsia="Hiragino Sans"/>
+                <w:sz w:val="18"/>
+              </w:rPr>
+              <w:t>make digital-physical</w:t>
+            </w:r>
+          </w:p>
+        </w:tc>
+        <w:tc>
+          <w:tcPr>
+            <w:tcW w:type="dxa" w:w="3500"/>
+            <w:tcMar>
+              <w:top w:w="80" w:type="dxa"/>
+              <w:start w:w="120" w:type="dxa"/>
+              <w:bottom w:w="80" w:type="dxa"/>
+              <w:end w:w="120" w:type="dxa"/>
+            </w:tcMar>
+            <w:vAlign w:val="center"/>
+          </w:tcPr>
+          <w:p>
+            <w:pPr>
+              <w:spacing w:after="0" w:line="259" w:lineRule="auto"/>
+            </w:pPr>
+            <w:r>
+              <w:rPr>
+                <w:rFonts w:ascii="Hiragino Sans" w:hAnsi="Hiragino Sans" w:eastAsia="Hiragino Sans"/>
+                <w:sz w:val="18"/>
+              </w:rPr>
+              <w:t>LibreLane/OpenROAD ecosystem</w:t>
+            </w:r>
+          </w:p>
+        </w:tc>
+        <w:tc>
+          <w:tcPr>
+            <w:tcW w:type="dxa" w:w="3260"/>
+            <w:tcMar>
+              <w:top w:w="80" w:type="dxa"/>
+              <w:start w:w="120" w:type="dxa"/>
+              <w:bottom w:w="80" w:type="dxa"/>
+              <w:end w:w="120" w:type="dxa"/>
+            </w:tcMar>
+            <w:vAlign w:val="center"/>
+          </w:tcPr>
+          <w:p>
+            <w:pPr>
+              <w:spacing w:after="0" w:line="259" w:lineRule="auto"/>
+            </w:pPr>
+            <w:r>
+              <w:rPr>
+                <w:rFonts w:ascii="Hiragino Sans" w:hAnsi="Hiragino Sans" w:eastAsia="Hiragino Sans"/>
+                <w:sz w:val="18"/>
+              </w:rPr>
+              <w:t>GDS, DEF, metrics, reports</w:t>
+            </w:r>
+          </w:p>
+        </w:tc>
+      </w:tr>
+    </w:tbl>
+    <w:p>
+      <w:pPr>
+        <w:spacing w:after="0"/>
+      </w:pPr>
+    </w:p>
+    <w:tbl>
+      <w:tblPr>
+        <w:tblW w:type="auto" w:w="0"/>
+        <w:jc w:val="center"/>
+        <w:tblLayout w:type="fixed"/>
+        <w:tblLook w:firstColumn="1" w:firstRow="1" w:lastColumn="0" w:lastRow="0" w:noHBand="0" w:noVBand="1" w:val="04A0"/>
+      </w:tblPr>
+      <w:tblGrid>
+        <w:gridCol w:w="9360"/>
+      </w:tblGrid>
+      <w:tr>
+        <w:tc>
+          <w:tcPr>
+            <w:tcW w:type="dxa" w:w="9360"/>
+            <w:tcMar>
+              <w:top w:w="130" w:type="dxa"/>
+              <w:start w:w="180" w:type="dxa"/>
+              <w:bottom w:w="130" w:type="dxa"/>
+              <w:end w:w="180" w:type="dxa"/>
+            </w:tcMar>
+            <w:shd w:fill="E8EEF5"/>
+          </w:tcPr>
+          <w:p>
+            <w:pPr>
+              <w:spacing w:after="0"/>
+            </w:pPr>
+            <w:r>
+              <w:rPr>
+                <w:rFonts w:ascii="Hiragino Sans" w:hAnsi="Hiragino Sans" w:eastAsia="Hiragino Sans"/>
+                <w:b/>
+                <w:color w:val="2E74B5"/>
+              </w:rPr>
+              <w:t xml:space="preserve">自走のコツ  </w:t>
+            </w:r>
+            <w:r>
+              <w:rPr>
+                <w:rFonts w:ascii="Hiragino Sans" w:hAnsi="Hiragino Sans" w:eastAsia="Hiragino Sans"/>
+              </w:rPr>
+              <w:t>makeが失敗したらtarget名だけを眺めず、対応するscripts/run-*.shを開き、最後に成功したcommandと最初に失敗したcommandを特定します。</w:t>
+            </w:r>
+          </w:p>
+        </w:tc>
+      </w:tr>
+    </w:tbl>
+    <w:p>
+      <w:pPr>
+        <w:spacing w:after="0"/>
+      </w:pPr>
+    </w:p>
+    <w:p>
+      <w:r>
+        <w:rPr>
+          <w:rFonts w:ascii="Hiragino Sans" w:hAnsi="Hiragino Sans" w:eastAsia="Hiragino Sans"/>
+        </w:rPr>
+        <w:br w:type="page"/>
+      </w:r>
+    </w:p>
+    <w:p>
+      <w:pPr>
+        <w:pStyle w:val="Heading1"/>
+      </w:pPr>
+      <w:r>
+        <w:rPr>
+          <w:rFonts w:ascii="Hiragino Sans" w:hAnsi="Hiragino Sans" w:eastAsia="Hiragino Sans"/>
+        </w:rPr>
+        <w:t>3. アナログ設計の基礎</w:t>
+      </w:r>
+    </w:p>
+    <w:p>
+      <w:pPr>
+        <w:keepNext/>
+        <w:spacing w:after="60"/>
+        <w:jc w:val="center"/>
+      </w:pPr>
+      <w:r>
+        <w:rPr>
+          <w:rFonts w:ascii="Hiragino Sans" w:hAnsi="Hiragino Sans" w:eastAsia="Hiragino Sans"/>
+        </w:rPr>
+        <w:drawing>
+          <wp:inline xmlns:a="http://schemas.openxmlformats.org/drawingml/2006/main" xmlns:pic="http://schemas.openxmlformats.org/drawingml/2006/picture">
+            <wp:extent cx="5943600" cy="3037840"/>
+            <wp:docPr id="3" name="Picture 3"/>
+            <wp:cNvGraphicFramePr>
+              <a:graphicFrameLocks noChangeAspect="1"/>
+            </wp:cNvGraphicFramePr>
+            <a:graphic>
+              <a:graphicData uri="http://schemas.openxmlformats.org/drawingml/2006/picture">
+                <pic:pic>
+                  <pic:nvPicPr>
+                    <pic:cNvPr id="0" name="analog_foundations.png"/>
+                    <pic:cNvPicPr/>
+                  </pic:nvPicPr>
+                  <pic:blipFill>
+                    <a:blip r:embed="rId13"/>
+                    <a:stretch>
+                      <a:fillRect/>
+                    </a:stretch>
+                  </pic:blipFill>
+                  <pic:spPr>
+                    <a:xfrm>
+                      <a:off x="0" y="0"/>
+                      <a:ext cx="5943600" cy="3037840"/>
+                    </a:xfrm>
+                    <a:prstGeom prst="rect"/>
+                  </pic:spPr>
+                </pic:pic>
+              </a:graphicData>
+            </a:graphic>
+          </wp:inline>
+        </w:drawing>
+      </w:r>
+    </w:p>
+    <w:p>
+      <w:pPr>
+        <w:spacing w:after="160"/>
+        <w:jc w:val="center"/>
+      </w:pPr>
+      <w:r>
+        <w:rPr>
+          <w:rFonts w:ascii="Hiragino Sans" w:hAnsi="Hiragino Sans" w:eastAsia="Hiragino Sans"/>
+          <w:i/>
+          <w:color w:val="687680"/>
+          <w:sz w:val="17"/>
+        </w:rPr>
+        <w:t>図4　deviceのbiasからsampling誤差までを一つの因果関係として考える。</w:t>
+      </w:r>
+    </w:p>
+    <w:p>
+      <w:r>
+        <w:rPr>
+          <w:rFonts w:ascii="Hiragino Sans" w:hAnsi="Hiragino Sans" w:eastAsia="Hiragino Sans"/>
+        </w:rPr>
+        <w:t>digital信号は0/1へ抽象化できますが、analog nodeは連続した電圧・電流・時間を持ちます。回路を読むときは、まずDC operating point、次に小さなsignalへの応答、最後にlarge transientとnoise/mismatchの順で考えると整理しやすくなります。</w:t>
+      </w:r>
+    </w:p>
+    <w:p>
+      <w:pPr>
+        <w:pStyle w:val="Heading2"/>
+      </w:pPr>
+      <w:r>
+        <w:rPr>
+          <w:rFonts w:ascii="Hiragino Sans" w:hAnsi="Hiragino Sans" w:eastAsia="Hiragino Sans"/>
+        </w:rPr>
+        <w:t>3.1 MOS transistorの最低限</w:t>
+      </w:r>
+    </w:p>
+    <w:tbl>
+      <w:tblPr>
+        <w:tblW w:type="dxa" w:w="9360"/>
+        <w:jc w:val="center"/>
+        <w:tblLayout w:type="fixed"/>
+        <w:tblLook w:firstColumn="1" w:firstRow="1" w:lastColumn="0" w:lastRow="0" w:noHBand="0" w:noVBand="1" w:val="04A0"/>
+        <w:tblInd w:w="120" w:type="dxa"/>
+      </w:tblPr>
+      <w:tblGrid>
+        <w:gridCol w:w="1500"/>
+        <w:gridCol w:w="4300"/>
+        <w:gridCol w:w="3560"/>
+      </w:tblGrid>
+      <w:tr>
+        <w:trPr>
+          <w:tblHeader w:val="true"/>
+        </w:trPr>
+        <w:tc>
+          <w:tcPr>
+            <w:tcW w:type="dxa" w:w="1500"/>
+            <w:shd w:fill="E8EEF5"/>
+            <w:tcMar>
+              <w:top w:w="80" w:type="dxa"/>
+              <w:start w:w="120" w:type="dxa"/>
+              <w:bottom w:w="80" w:type="dxa"/>
+              <w:end w:w="120" w:type="dxa"/>
+            </w:tcMar>
+            <w:vAlign w:val="center"/>
+          </w:tcPr>
+          <w:p>
+            <w:r>
+              <w:rPr>
+                <w:rFonts w:ascii="Hiragino Sans" w:hAnsi="Hiragino Sans" w:eastAsia="Hiragino Sans"/>
+                <w:b/>
+                <w:color w:val="18364A"/>
+                <w:sz w:val="18"/>
+              </w:rPr>
+              <w:t>量</w:t>
+            </w:r>
+          </w:p>
+        </w:tc>
+        <w:tc>
+          <w:tcPr>
+            <w:tcW w:type="dxa" w:w="4300"/>
+            <w:shd w:fill="E8EEF5"/>
+            <w:tcMar>
+              <w:top w:w="80" w:type="dxa"/>
+              <w:start w:w="120" w:type="dxa"/>
+              <w:bottom w:w="80" w:type="dxa"/>
+              <w:end w:w="120" w:type="dxa"/>
+            </w:tcMar>
+            <w:vAlign w:val="center"/>
+          </w:tcPr>
+          <w:p>
+            <w:r>
+              <w:rPr>
+                <w:rFonts w:ascii="Hiragino Sans" w:hAnsi="Hiragino Sans" w:eastAsia="Hiragino Sans"/>
+                <w:b/>
+                <w:color w:val="18364A"/>
+                <w:sz w:val="18"/>
+              </w:rPr>
+              <w:t>意味</w:t>
+            </w:r>
+          </w:p>
+        </w:tc>
+        <w:tc>
+          <w:tcPr>
+            <w:tcW w:type="dxa" w:w="3560"/>
+            <w:shd w:fill="E8EEF5"/>
+            <w:tcMar>
+              <w:top w:w="80" w:type="dxa"/>
+              <w:start w:w="120" w:type="dxa"/>
+              <w:bottom w:w="80" w:type="dxa"/>
+              <w:end w:w="120" w:type="dxa"/>
+            </w:tcMar>
+            <w:vAlign w:val="center"/>
+          </w:tcPr>
+          <w:p>
+            <w:r>
+              <w:rPr>
+                <w:rFonts w:ascii="Hiragino Sans" w:hAnsi="Hiragino Sans" w:eastAsia="Hiragino Sans"/>
+                <w:b/>
+                <w:color w:val="18364A"/>
+                <w:sz w:val="18"/>
+              </w:rPr>
+              <w:t>確認方法</w:t>
+            </w:r>
+          </w:p>
+        </w:tc>
+      </w:tr>
+      <w:tr>
+        <w:tc>
+          <w:tcPr>
+            <w:tcW w:type="dxa" w:w="1500"/>
+            <w:tcMar>
+              <w:top w:w="80" w:type="dxa"/>
+              <w:start w:w="120" w:type="dxa"/>
+              <w:bottom w:w="80" w:type="dxa"/>
+              <w:end w:w="120" w:type="dxa"/>
+            </w:tcMar>
+            <w:vAlign w:val="center"/>
+          </w:tcPr>
+          <w:p>
+            <w:pPr>
+              <w:spacing w:after="0" w:line="259" w:lineRule="auto"/>
+            </w:pPr>
+            <w:r>
+              <w:rPr>
+                <w:rFonts w:ascii="Hiragino Sans" w:hAnsi="Hiragino Sans" w:eastAsia="Hiragino Sans"/>
+                <w:sz w:val="18"/>
+              </w:rPr>
+              <w:t>VGS</w:t>
+            </w:r>
+          </w:p>
+        </w:tc>
+        <w:tc>
+          <w:tcPr>
+            <w:tcW w:type="dxa" w:w="4300"/>
+            <w:tcMar>
+              <w:top w:w="80" w:type="dxa"/>
+              <w:start w:w="120" w:type="dxa"/>
+              <w:bottom w:w="80" w:type="dxa"/>
+              <w:end w:w="120" w:type="dxa"/>
+            </w:tcMar>
+            <w:vAlign w:val="center"/>
+          </w:tcPr>
+          <w:p>
+            <w:pPr>
+              <w:spacing w:after="0" w:line="259" w:lineRule="auto"/>
+            </w:pPr>
+            <w:r>
+              <w:rPr>
+                <w:rFonts w:ascii="Hiragino Sans" w:hAnsi="Hiragino Sans" w:eastAsia="Hiragino Sans"/>
+                <w:sz w:val="18"/>
+              </w:rPr>
+              <w:t>gate-source間電圧。channel形成を支配</w:t>
+            </w:r>
+          </w:p>
+        </w:tc>
+        <w:tc>
+          <w:tcPr>
+            <w:tcW w:type="dxa" w:w="3560"/>
+            <w:tcMar>
+              <w:top w:w="80" w:type="dxa"/>
+              <w:start w:w="120" w:type="dxa"/>
+              <w:bottom w:w="80" w:type="dxa"/>
+              <w:end w:w="120" w:type="dxa"/>
+            </w:tcMar>
+            <w:vAlign w:val="center"/>
+          </w:tcPr>
+          <w:p>
+            <w:pPr>
+              <w:spacing w:after="0" w:line="259" w:lineRule="auto"/>
+            </w:pPr>
+            <w:r>
+              <w:rPr>
+                <w:rFonts w:ascii="Hiragino Sans" w:hAnsi="Hiragino Sans" w:eastAsia="Hiragino Sans"/>
+                <w:sz w:val="18"/>
+              </w:rPr>
+              <w:t>DC sweep</w:t>
+            </w:r>
+          </w:p>
+        </w:tc>
+      </w:tr>
+      <w:tr>
+        <w:tc>
+          <w:tcPr>
+            <w:tcW w:type="dxa" w:w="1500"/>
+            <w:tcMar>
+              <w:top w:w="80" w:type="dxa"/>
+              <w:start w:w="120" w:type="dxa"/>
+              <w:bottom w:w="80" w:type="dxa"/>
+              <w:end w:w="120" w:type="dxa"/>
+            </w:tcMar>
+            <w:vAlign w:val="center"/>
+          </w:tcPr>
+          <w:p>
+            <w:pPr>
+              <w:spacing w:after="0" w:line="259" w:lineRule="auto"/>
+            </w:pPr>
+            <w:r>
+              <w:rPr>
+                <w:rFonts w:ascii="Hiragino Sans" w:hAnsi="Hiragino Sans" w:eastAsia="Hiragino Sans"/>
+                <w:sz w:val="18"/>
+              </w:rPr>
+              <w:t>VDS</w:t>
+            </w:r>
+          </w:p>
+        </w:tc>
+        <w:tc>
+          <w:tcPr>
+            <w:tcW w:type="dxa" w:w="4300"/>
+            <w:tcMar>
+              <w:top w:w="80" w:type="dxa"/>
+              <w:start w:w="120" w:type="dxa"/>
+              <w:bottom w:w="80" w:type="dxa"/>
+              <w:end w:w="120" w:type="dxa"/>
+            </w:tcMar>
+            <w:vAlign w:val="center"/>
+          </w:tcPr>
+          <w:p>
+            <w:pPr>
+              <w:spacing w:after="0" w:line="259" w:lineRule="auto"/>
+            </w:pPr>
+            <w:r>
+              <w:rPr>
+                <w:rFonts w:ascii="Hiragino Sans" w:hAnsi="Hiragino Sans" w:eastAsia="Hiragino Sans"/>
+                <w:sz w:val="18"/>
+              </w:rPr>
+              <w:t>drain-source間電圧。動作領域とheadroomに関係</w:t>
+            </w:r>
+          </w:p>
+        </w:tc>
+        <w:tc>
+          <w:tcPr>
+            <w:tcW w:type="dxa" w:w="3560"/>
+            <w:tcMar>
+              <w:top w:w="80" w:type="dxa"/>
+              <w:start w:w="120" w:type="dxa"/>
+              <w:bottom w:w="80" w:type="dxa"/>
+              <w:end w:w="120" w:type="dxa"/>
+            </w:tcMar>
+            <w:vAlign w:val="center"/>
+          </w:tcPr>
+          <w:p>
+            <w:pPr>
+              <w:spacing w:after="0" w:line="259" w:lineRule="auto"/>
+            </w:pPr>
+            <w:r>
+              <w:rPr>
+                <w:rFonts w:ascii="Hiragino Sans" w:hAnsi="Hiragino Sans" w:eastAsia="Hiragino Sans"/>
+                <w:sz w:val="18"/>
+              </w:rPr>
+              <w:t>I-V curve</w:t>
+            </w:r>
+          </w:p>
+        </w:tc>
+      </w:tr>
+      <w:tr>
+        <w:tc>
+          <w:tcPr>
+            <w:tcW w:type="dxa" w:w="1500"/>
+            <w:tcMar>
+              <w:top w:w="80" w:type="dxa"/>
+              <w:start w:w="120" w:type="dxa"/>
+              <w:bottom w:w="80" w:type="dxa"/>
+              <w:end w:w="120" w:type="dxa"/>
+            </w:tcMar>
+            <w:vAlign w:val="center"/>
+          </w:tcPr>
+          <w:p>
+            <w:pPr>
+              <w:spacing w:after="0" w:line="259" w:lineRule="auto"/>
+            </w:pPr>
+            <w:r>
+              <w:rPr>
+                <w:rFonts w:ascii="Hiragino Sans" w:hAnsi="Hiragino Sans" w:eastAsia="Hiragino Sans"/>
+                <w:sz w:val="18"/>
+              </w:rPr>
+              <w:t>ID</w:t>
+            </w:r>
+          </w:p>
+        </w:tc>
+        <w:tc>
+          <w:tcPr>
+            <w:tcW w:type="dxa" w:w="4300"/>
+            <w:tcMar>
+              <w:top w:w="80" w:type="dxa"/>
+              <w:start w:w="120" w:type="dxa"/>
+              <w:bottom w:w="80" w:type="dxa"/>
+              <w:end w:w="120" w:type="dxa"/>
+            </w:tcMar>
+            <w:vAlign w:val="center"/>
+          </w:tcPr>
+          <w:p>
+            <w:pPr>
+              <w:spacing w:after="0" w:line="259" w:lineRule="auto"/>
+            </w:pPr>
+            <w:r>
+              <w:rPr>
+                <w:rFonts w:ascii="Hiragino Sans" w:hAnsi="Hiragino Sans" w:eastAsia="Hiragino Sans"/>
+                <w:sz w:val="18"/>
+              </w:rPr>
+              <w:t>drain電流。bias/power/速度を決める</w:t>
+            </w:r>
+          </w:p>
+        </w:tc>
+        <w:tc>
+          <w:tcPr>
+            <w:tcW w:type="dxa" w:w="3560"/>
+            <w:tcMar>
+              <w:top w:w="80" w:type="dxa"/>
+              <w:start w:w="120" w:type="dxa"/>
+              <w:bottom w:w="80" w:type="dxa"/>
+              <w:end w:w="120" w:type="dxa"/>
+            </w:tcMar>
+            <w:vAlign w:val="center"/>
+          </w:tcPr>
+          <w:p>
+            <w:pPr>
+              <w:spacing w:after="0" w:line="259" w:lineRule="auto"/>
+            </w:pPr>
+            <w:r>
+              <w:rPr>
+                <w:rFonts w:ascii="Hiragino Sans" w:hAnsi="Hiragino Sans" w:eastAsia="Hiragino Sans"/>
+                <w:sz w:val="18"/>
+              </w:rPr>
+              <w:t>operating point</w:t>
+            </w:r>
+          </w:p>
+        </w:tc>
+      </w:tr>
+      <w:tr>
+        <w:tc>
+          <w:tcPr>
+            <w:tcW w:type="dxa" w:w="1500"/>
+            <w:tcMar>
+              <w:top w:w="80" w:type="dxa"/>
+              <w:start w:w="120" w:type="dxa"/>
+              <w:bottom w:w="80" w:type="dxa"/>
+              <w:end w:w="120" w:type="dxa"/>
+            </w:tcMar>
+            <w:vAlign w:val="center"/>
+          </w:tcPr>
+          <w:p>
+            <w:pPr>
+              <w:spacing w:after="0" w:line="259" w:lineRule="auto"/>
+            </w:pPr>
+            <w:r>
+              <w:rPr>
+                <w:rFonts w:ascii="Hiragino Sans" w:hAnsi="Hiragino Sans" w:eastAsia="Hiragino Sans"/>
+                <w:sz w:val="18"/>
+              </w:rPr>
+              <w:t>gm</w:t>
+            </w:r>
+          </w:p>
+        </w:tc>
+        <w:tc>
+          <w:tcPr>
+            <w:tcW w:type="dxa" w:w="4300"/>
+            <w:tcMar>
+              <w:top w:w="80" w:type="dxa"/>
+              <w:start w:w="120" w:type="dxa"/>
+              <w:bottom w:w="80" w:type="dxa"/>
+              <w:end w:w="120" w:type="dxa"/>
+            </w:tcMar>
+            <w:vAlign w:val="center"/>
+          </w:tcPr>
+          <w:p>
+            <w:pPr>
+              <w:spacing w:after="0" w:line="259" w:lineRule="auto"/>
+            </w:pPr>
+            <w:r>
+              <w:rPr>
+                <w:rFonts w:ascii="Hiragino Sans" w:hAnsi="Hiragino Sans" w:eastAsia="Hiragino Sans"/>
+                <w:sz w:val="18"/>
+              </w:rPr>
+              <w:t>gate電圧変化を電流へ変える強さ</w:t>
+            </w:r>
+          </w:p>
+        </w:tc>
+        <w:tc>
+          <w:tcPr>
+            <w:tcW w:type="dxa" w:w="3560"/>
+            <w:tcMar>
+              <w:top w:w="80" w:type="dxa"/>
+              <w:start w:w="120" w:type="dxa"/>
+              <w:bottom w:w="80" w:type="dxa"/>
+              <w:end w:w="120" w:type="dxa"/>
+            </w:tcMar>
+            <w:vAlign w:val="center"/>
+          </w:tcPr>
+          <w:p>
+            <w:pPr>
+              <w:spacing w:after="0" w:line="259" w:lineRule="auto"/>
+            </w:pPr>
+            <w:r>
+              <w:rPr>
+                <w:rFonts w:ascii="Hiragino Sans" w:hAnsi="Hiragino Sans" w:eastAsia="Hiragino Sans"/>
+                <w:sz w:val="18"/>
+              </w:rPr>
+              <w:t>op resultまたは微分</w:t>
+            </w:r>
+          </w:p>
+        </w:tc>
+      </w:tr>
+      <w:tr>
+        <w:tc>
+          <w:tcPr>
+            <w:tcW w:type="dxa" w:w="1500"/>
+            <w:tcMar>
+              <w:top w:w="80" w:type="dxa"/>
+              <w:start w:w="120" w:type="dxa"/>
+              <w:bottom w:w="80" w:type="dxa"/>
+              <w:end w:w="120" w:type="dxa"/>
+            </w:tcMar>
+            <w:vAlign w:val="center"/>
+          </w:tcPr>
+          <w:p>
+            <w:pPr>
+              <w:spacing w:after="0" w:line="259" w:lineRule="auto"/>
+            </w:pPr>
+            <w:r>
+              <w:rPr>
+                <w:rFonts w:ascii="Hiragino Sans" w:hAnsi="Hiragino Sans" w:eastAsia="Hiragino Sans"/>
+                <w:sz w:val="18"/>
+              </w:rPr>
+              <w:t>ro</w:t>
+            </w:r>
+          </w:p>
+        </w:tc>
+        <w:tc>
+          <w:tcPr>
+            <w:tcW w:type="dxa" w:w="4300"/>
+            <w:tcMar>
+              <w:top w:w="80" w:type="dxa"/>
+              <w:start w:w="120" w:type="dxa"/>
+              <w:bottom w:w="80" w:type="dxa"/>
+              <w:end w:w="120" w:type="dxa"/>
+            </w:tcMar>
+            <w:vAlign w:val="center"/>
+          </w:tcPr>
+          <w:p>
+            <w:pPr>
+              <w:spacing w:after="0" w:line="259" w:lineRule="auto"/>
+            </w:pPr>
+            <w:r>
+              <w:rPr>
+                <w:rFonts w:ascii="Hiragino Sans" w:hAnsi="Hiragino Sans" w:eastAsia="Hiragino Sans"/>
+                <w:sz w:val="18"/>
+              </w:rPr>
+              <w:t>saturation領域の有限出力抵抗</w:t>
+            </w:r>
+          </w:p>
+        </w:tc>
+        <w:tc>
+          <w:tcPr>
+            <w:tcW w:type="dxa" w:w="3560"/>
+            <w:tcMar>
+              <w:top w:w="80" w:type="dxa"/>
+              <w:start w:w="120" w:type="dxa"/>
+              <w:bottom w:w="80" w:type="dxa"/>
+              <w:end w:w="120" w:type="dxa"/>
+            </w:tcMar>
+            <w:vAlign w:val="center"/>
+          </w:tcPr>
+          <w:p>
+            <w:pPr>
+              <w:spacing w:after="0" w:line="259" w:lineRule="auto"/>
+            </w:pPr>
+            <w:r>
+              <w:rPr>
+                <w:rFonts w:ascii="Hiragino Sans" w:hAnsi="Hiragino Sans" w:eastAsia="Hiragino Sans"/>
+                <w:sz w:val="18"/>
+              </w:rPr>
+              <w:t>Id-Vdsの傾き</w:t>
+            </w:r>
+          </w:p>
+        </w:tc>
+      </w:tr>
+      <w:tr>
+        <w:tc>
+          <w:tcPr>
+            <w:tcW w:type="dxa" w:w="1500"/>
+            <w:tcMar>
+              <w:top w:w="80" w:type="dxa"/>
+              <w:start w:w="120" w:type="dxa"/>
+              <w:bottom w:w="80" w:type="dxa"/>
+              <w:end w:w="120" w:type="dxa"/>
+            </w:tcMar>
+            <w:vAlign w:val="center"/>
+          </w:tcPr>
+          <w:p>
+            <w:pPr>
+              <w:spacing w:after="0" w:line="259" w:lineRule="auto"/>
+            </w:pPr>
+            <w:r>
+              <w:rPr>
+                <w:rFonts w:ascii="Hiragino Sans" w:hAnsi="Hiragino Sans" w:eastAsia="Hiragino Sans"/>
+                <w:sz w:val="18"/>
+              </w:rPr>
+              <w:t>W/L</w:t>
+            </w:r>
+          </w:p>
+        </w:tc>
+        <w:tc>
+          <w:tcPr>
+            <w:tcW w:type="dxa" w:w="4300"/>
+            <w:tcMar>
+              <w:top w:w="80" w:type="dxa"/>
+              <w:start w:w="120" w:type="dxa"/>
+              <w:bottom w:w="80" w:type="dxa"/>
+              <w:end w:w="120" w:type="dxa"/>
+            </w:tcMar>
+            <w:vAlign w:val="center"/>
+          </w:tcPr>
+          <w:p>
+            <w:pPr>
+              <w:spacing w:after="0" w:line="259" w:lineRule="auto"/>
+            </w:pPr>
+            <w:r>
+              <w:rPr>
+                <w:rFonts w:ascii="Hiragino Sans" w:hAnsi="Hiragino Sans" w:eastAsia="Hiragino Sans"/>
+                <w:sz w:val="18"/>
+              </w:rPr>
+              <w:t>device geometry。電流、容量、mismatchを変える</w:t>
+            </w:r>
+          </w:p>
+        </w:tc>
+        <w:tc>
+          <w:tcPr>
+            <w:tcW w:type="dxa" w:w="3560"/>
+            <w:tcMar>
+              <w:top w:w="80" w:type="dxa"/>
+              <w:start w:w="120" w:type="dxa"/>
+              <w:bottom w:w="80" w:type="dxa"/>
+              <w:end w:w="120" w:type="dxa"/>
+            </w:tcMar>
+            <w:vAlign w:val="center"/>
+          </w:tcPr>
+          <w:p>
+            <w:pPr>
+              <w:spacing w:after="0" w:line="259" w:lineRule="auto"/>
+            </w:pPr>
+            <w:r>
+              <w:rPr>
+                <w:rFonts w:ascii="Hiragino Sans" w:hAnsi="Hiragino Sans" w:eastAsia="Hiragino Sans"/>
+                <w:sz w:val="18"/>
+              </w:rPr>
+              <w:t>schematic property</w:t>
+            </w:r>
+          </w:p>
+        </w:tc>
+      </w:tr>
+    </w:tbl>
+    <w:p>
+      <w:pPr>
+        <w:spacing w:after="0"/>
+      </w:pPr>
+    </w:p>
+    <w:tbl>
+      <w:tblPr>
+        <w:tblW w:type="auto" w:w="0"/>
+        <w:jc w:val="center"/>
+        <w:tblLayout w:type="fixed"/>
+        <w:tblLook w:firstColumn="1" w:firstRow="1" w:lastColumn="0" w:lastRow="0" w:noHBand="0" w:noVBand="1" w:val="04A0"/>
+      </w:tblPr>
+      <w:tblGrid>
+        <w:gridCol w:w="9360"/>
+      </w:tblGrid>
+      <w:tr>
+        <w:tc>
+          <w:tcPr>
+            <w:tcW w:type="dxa" w:w="9360"/>
+            <w:tcMar>
+              <w:top w:w="130" w:type="dxa"/>
+              <w:start w:w="180" w:type="dxa"/>
+              <w:bottom w:w="130" w:type="dxa"/>
+              <w:end w:w="180" w:type="dxa"/>
+            </w:tcMar>
+            <w:shd w:fill="E8EEF5"/>
+          </w:tcPr>
+          <w:p>
+            <w:pPr>
+              <w:spacing w:after="0"/>
+            </w:pPr>
+            <w:r>
+              <w:rPr>
+                <w:rFonts w:ascii="Hiragino Sans" w:hAnsi="Hiragino Sans" w:eastAsia="Hiragino Sans"/>
+                <w:b/>
+                <w:color w:val="2E74B5"/>
+              </w:rPr>
+              <w:t xml:space="preserve">body端子  </w:t>
+            </w:r>
+            <w:r>
+              <w:rPr>
+                <w:rFonts w:ascii="Hiragino Sans" w:hAnsi="Hiragino Sans" w:eastAsia="Hiragino Sans"/>
+              </w:rPr>
+              <w:t>MOSは4端子deviceです。bulk/body接続を省略して考えると、body effectやparasitic diodeを見落とします。</w:t>
+            </w:r>
+          </w:p>
+        </w:tc>
+      </w:tr>
+    </w:tbl>
+    <w:p>
+      <w:pPr>
+        <w:spacing w:after="0"/>
+      </w:pPr>
+    </w:p>
+    <w:p>
+      <w:r>
+        <w:rPr>
+          <w:rFonts w:ascii="Hiragino Sans" w:hAnsi="Hiragino Sans" w:eastAsia="Hiragino Sans"/>
+        </w:rPr>
+        <w:br w:type="page"/>
+      </w:r>
+    </w:p>
+    <w:p>
+      <w:pPr>
+        <w:pStyle w:val="Heading1"/>
+      </w:pPr>
+      <w:r>
+        <w:rPr>
+          <w:rFonts w:ascii="Hiragino Sans" w:hAnsi="Hiragino Sans" w:eastAsia="Hiragino Sans"/>
+        </w:rPr>
+        <w:t>3.2 Bias、headroom、gain、bandwidth</w:t>
+      </w:r>
+    </w:p>
+    <w:p>
+      <w:r>
+        <w:rPr>
+          <w:rFonts w:ascii="Hiragino Sans" w:hAnsi="Hiragino Sans" w:eastAsia="Hiragino Sans"/>
+        </w:rPr>
+        <w:t>Biasはsignalがないときの静止状態です。transistorが意図した領域に入り、全nodeが電源範囲内にあることを先に確認します。Headroomはsignalが振れてもdeviceが必要な電圧を保てる余裕です。</w:t>
+      </w:r>
+    </w:p>
+    <w:p>
+      <w:pPr>
+        <w:pStyle w:val="ListBullet"/>
+      </w:pPr>
+      <w:r>
+        <w:rPr>
+          <w:rFonts w:ascii="Hiragino Sans" w:hAnsi="Hiragino Sans" w:eastAsia="Hiragino Sans"/>
+        </w:rPr>
+        <w:t>DC operating point: node電圧とbranch電流が妥当か。</w:t>
+      </w:r>
+    </w:p>
+    <w:p>
+      <w:pPr>
+        <w:pStyle w:val="ListBullet"/>
+      </w:pPr>
+      <w:r>
+        <w:rPr>
+          <w:rFonts w:ascii="Hiragino Sans" w:hAnsi="Hiragino Sans" w:eastAsia="Hiragino Sans"/>
+        </w:rPr>
+        <w:t>Gain: 小さな入力変化が出力へ何倍伝わるか。</w:t>
+      </w:r>
+    </w:p>
+    <w:p>
+      <w:pPr>
+        <w:pStyle w:val="ListBullet"/>
+      </w:pPr>
+      <w:r>
+        <w:rPr>
+          <w:rFonts w:ascii="Hiragino Sans" w:hAnsi="Hiragino Sans" w:eastAsia="Hiragino Sans"/>
+        </w:rPr>
+        <w:t>Bandwidth: gainが低下せず追従できる周波数範囲。</w:t>
+      </w:r>
+    </w:p>
+    <w:p>
+      <w:pPr>
+        <w:pStyle w:val="ListBullet"/>
+      </w:pPr>
+      <w:r>
+        <w:rPr>
+          <w:rFonts w:ascii="Hiragino Sans" w:hAnsi="Hiragino Sans" w:eastAsia="Hiragino Sans"/>
+        </w:rPr>
+        <w:t>Slew rate: large signalで出力が変化できる最大速度。</w:t>
+      </w:r>
+    </w:p>
+    <w:p>
+      <w:pPr>
+        <w:pStyle w:val="ListBullet"/>
+      </w:pPr>
+      <w:r>
+        <w:rPr>
+          <w:rFonts w:ascii="Hiragino Sans" w:hAnsi="Hiragino Sans" w:eastAsia="Hiragino Sans"/>
+        </w:rPr>
+        <w:t>Settling: 目標値の許容誤差内へ入るまでの時間。</w:t>
+      </w:r>
+    </w:p>
+    <w:p>
+      <w:pPr>
+        <w:pStyle w:val="Heading2"/>
+      </w:pPr>
+      <w:r>
+        <w:rPr>
+          <w:rFonts w:ascii="Hiragino Sans" w:hAnsi="Hiragino Sans" w:eastAsia="Hiragino Sans"/>
+        </w:rPr>
+        <w:t>RCとsampling</w:t>
+      </w:r>
+    </w:p>
+    <w:p>
+      <w:r>
+        <w:rPr>
+          <w:rFonts w:ascii="Hiragino Sans" w:hAnsi="Hiragino Sans" w:eastAsia="Hiragino Sans"/>
+        </w:rPr>
+        <w:t>switchのON抵抗RONとhold capacitance Cは時定数 τ = RON·C を作ります。一次近似では誤差は exp(−t/τ) で減少します。sampling pulseが短すぎると、hold nodeは入力へ十分settleしません。一方Cを大きくするとkT/C noiseとdroopは改善しやすいものの、acquisitionは遅く、面積も増えます。</w:t>
+      </w:r>
+    </w:p>
+    <w:tbl>
+      <w:tblPr>
+        <w:tblW w:type="dxa" w:w="9360"/>
+        <w:jc w:val="center"/>
+        <w:tblLayout w:type="fixed"/>
+        <w:tblLook w:firstColumn="1" w:firstRow="1" w:lastColumn="0" w:lastRow="0" w:noHBand="0" w:noVBand="1" w:val="04A0"/>
+        <w:tblInd w:w="120" w:type="dxa"/>
+      </w:tblPr>
+      <w:tblGrid>
+        <w:gridCol w:w="2100"/>
+        <w:gridCol w:w="3600"/>
+        <w:gridCol w:w="3660"/>
+      </w:tblGrid>
+      <w:tr>
+        <w:trPr>
+          <w:tblHeader w:val="true"/>
+        </w:trPr>
+        <w:tc>
+          <w:tcPr>
+            <w:tcW w:type="dxa" w:w="2100"/>
+            <w:shd w:fill="E8EEF5"/>
+            <w:tcMar>
+              <w:top w:w="80" w:type="dxa"/>
+              <w:start w:w="120" w:type="dxa"/>
+              <w:bottom w:w="80" w:type="dxa"/>
+              <w:end w:w="120" w:type="dxa"/>
+            </w:tcMar>
+            <w:vAlign w:val="center"/>
+          </w:tcPr>
+          <w:p>
+            <w:r>
+              <w:rPr>
+                <w:rFonts w:ascii="Hiragino Sans" w:hAnsi="Hiragino Sans" w:eastAsia="Hiragino Sans"/>
+                <w:b/>
+                <w:color w:val="18364A"/>
+                <w:sz w:val="18"/>
+              </w:rPr>
+              <w:t>Cを大きくすると</w:t>
+            </w:r>
+          </w:p>
+        </w:tc>
+        <w:tc>
+          <w:tcPr>
+            <w:tcW w:type="dxa" w:w="3600"/>
+            <w:shd w:fill="E8EEF5"/>
+            <w:tcMar>
+              <w:top w:w="80" w:type="dxa"/>
+              <w:start w:w="120" w:type="dxa"/>
+              <w:bottom w:w="80" w:type="dxa"/>
+              <w:end w:w="120" w:type="dxa"/>
+            </w:tcMar>
+            <w:vAlign w:val="center"/>
+          </w:tcPr>
+          <w:p>
+            <w:r>
+              <w:rPr>
+                <w:rFonts w:ascii="Hiragino Sans" w:hAnsi="Hiragino Sans" w:eastAsia="Hiragino Sans"/>
+                <w:b/>
+                <w:color w:val="18364A"/>
+                <w:sz w:val="18"/>
+              </w:rPr>
+              <w:t>良くなりやすい</w:t>
+            </w:r>
+          </w:p>
+        </w:tc>
+        <w:tc>
+          <w:tcPr>
+            <w:tcW w:type="dxa" w:w="3660"/>
+            <w:shd w:fill="E8EEF5"/>
+            <w:tcMar>
+              <w:top w:w="80" w:type="dxa"/>
+              <w:start w:w="120" w:type="dxa"/>
+              <w:bottom w:w="80" w:type="dxa"/>
+              <w:end w:w="120" w:type="dxa"/>
+            </w:tcMar>
+            <w:vAlign w:val="center"/>
+          </w:tcPr>
+          <w:p>
+            <w:r>
+              <w:rPr>
+                <w:rFonts w:ascii="Hiragino Sans" w:hAnsi="Hiragino Sans" w:eastAsia="Hiragino Sans"/>
+                <w:b/>
+                <w:color w:val="18364A"/>
+                <w:sz w:val="18"/>
+              </w:rPr>
+              <w:t>悪くなりやすい</w:t>
+            </w:r>
+          </w:p>
+        </w:tc>
+      </w:tr>
+      <w:tr>
+        <w:tc>
+          <w:tcPr>
+            <w:tcW w:type="dxa" w:w="2100"/>
+            <w:tcMar>
+              <w:top w:w="80" w:type="dxa"/>
+              <w:start w:w="120" w:type="dxa"/>
+              <w:bottom w:w="80" w:type="dxa"/>
+              <w:end w:w="120" w:type="dxa"/>
+            </w:tcMar>
+            <w:vAlign w:val="center"/>
+          </w:tcPr>
+          <w:p>
+            <w:pPr>
+              <w:spacing w:after="0" w:line="259" w:lineRule="auto"/>
+            </w:pPr>
+            <w:r>
+              <w:rPr>
+                <w:rFonts w:ascii="Hiragino Sans" w:hAnsi="Hiragino Sans" w:eastAsia="Hiragino Sans"/>
+                <w:sz w:val="18"/>
+              </w:rPr>
+              <w:t>効果</w:t>
+            </w:r>
+          </w:p>
+        </w:tc>
+        <w:tc>
+          <w:tcPr>
+            <w:tcW w:type="dxa" w:w="3600"/>
+            <w:tcMar>
+              <w:top w:w="80" w:type="dxa"/>
+              <w:start w:w="120" w:type="dxa"/>
+              <w:bottom w:w="80" w:type="dxa"/>
+              <w:end w:w="120" w:type="dxa"/>
+            </w:tcMar>
+            <w:vAlign w:val="center"/>
+          </w:tcPr>
+          <w:p>
+            <w:pPr>
+              <w:spacing w:after="0" w:line="259" w:lineRule="auto"/>
+            </w:pPr>
+            <w:r>
+              <w:rPr>
+                <w:rFonts w:ascii="Hiragino Sans" w:hAnsi="Hiragino Sans" w:eastAsia="Hiragino Sans"/>
+                <w:sz w:val="18"/>
+              </w:rPr>
+              <w:t>kT/C noise、droop、charge sharing感度</w:t>
+            </w:r>
+          </w:p>
+        </w:tc>
+        <w:tc>
+          <w:tcPr>
+            <w:tcW w:type="dxa" w:w="3660"/>
+            <w:tcMar>
+              <w:top w:w="80" w:type="dxa"/>
+              <w:start w:w="120" w:type="dxa"/>
+              <w:bottom w:w="80" w:type="dxa"/>
+              <w:end w:w="120" w:type="dxa"/>
+            </w:tcMar>
+            <w:vAlign w:val="center"/>
+          </w:tcPr>
+          <w:p>
+            <w:pPr>
+              <w:spacing w:after="0" w:line="259" w:lineRule="auto"/>
+            </w:pPr>
+            <w:r>
+              <w:rPr>
+                <w:rFonts w:ascii="Hiragino Sans" w:hAnsi="Hiragino Sans" w:eastAsia="Hiragino Sans"/>
+                <w:sz w:val="18"/>
+              </w:rPr>
+              <w:t>acquisition time、switch負荷、面積</w:t>
+            </w:r>
+          </w:p>
+        </w:tc>
+      </w:tr>
+    </w:tbl>
+    <w:p>
+      <w:pPr>
+        <w:spacing w:after="0"/>
+      </w:pPr>
+    </w:p>
+    <w:p>
+      <w:pPr>
+        <w:pStyle w:val="Heading2"/>
+      </w:pPr>
+      <w:r>
+        <w:rPr>
+          <w:rFonts w:ascii="Hiragino Sans" w:hAnsi="Hiragino Sans" w:eastAsia="Hiragino Sans"/>
+        </w:rPr>
+        <w:t>簡単な計算例</w:t>
+      </w:r>
+    </w:p>
+    <w:p>
+      <w:r>
+        <w:rPr>
+          <w:rFonts w:ascii="Hiragino Sans" w:hAnsi="Hiragino Sans" w:eastAsia="Hiragino Sans"/>
+        </w:rPr>
+        <w:t>RON = 2 kΩ、C = 1 pFなら τ = 2 nsです。0.1%程度までsettleさせるには約7τ、すなわち約14 nsが一つの目安です。これはfirst-order近似であり、実回路ではsignal-dependent RONや寄生容量をSPICEで確認します。</w:t>
+      </w:r>
+    </w:p>
+    <w:p>
+      <w:r>
+        <w:rPr>
+          <w:rFonts w:ascii="Hiragino Sans" w:hAnsi="Hiragino Sans" w:eastAsia="Hiragino Sans"/>
+        </w:rPr>
+        <w:br w:type="page"/>
+      </w:r>
+    </w:p>
+    <w:p>
+      <w:pPr>
+        <w:pStyle w:val="Heading1"/>
+      </w:pPr>
+      <w:r>
+        <w:rPr>
+          <w:rFonts w:ascii="Hiragino Sans" w:hAnsi="Hiragino Sans" w:eastAsia="Hiragino Sans"/>
+        </w:rPr>
+        <w:t>3.3 誤差、noise、PVT、Monte Carlo</w:t>
+      </w:r>
+    </w:p>
+    <w:tbl>
+      <w:tblPr>
+        <w:tblW w:type="dxa" w:w="9360"/>
+        <w:jc w:val="center"/>
+        <w:tblLayout w:type="fixed"/>
+        <w:tblLook w:firstColumn="1" w:firstRow="1" w:lastColumn="0" w:lastRow="0" w:noHBand="0" w:noVBand="1" w:val="04A0"/>
+        <w:tblInd w:w="120" w:type="dxa"/>
+      </w:tblPr>
+      <w:tblGrid>
+        <w:gridCol w:w="1800"/>
+        <w:gridCol w:w="3900"/>
+        <w:gridCol w:w="3660"/>
+      </w:tblGrid>
+      <w:tr>
+        <w:trPr>
+          <w:tblHeader w:val="true"/>
+        </w:trPr>
+        <w:tc>
+          <w:tcPr>
+            <w:tcW w:type="dxa" w:w="1800"/>
+            <w:shd w:fill="E8EEF5"/>
+            <w:tcMar>
+              <w:top w:w="80" w:type="dxa"/>
+              <w:start w:w="120" w:type="dxa"/>
+              <w:bottom w:w="80" w:type="dxa"/>
+              <w:end w:w="120" w:type="dxa"/>
+            </w:tcMar>
+            <w:vAlign w:val="center"/>
+          </w:tcPr>
+          <w:p>
+            <w:r>
+              <w:rPr>
+                <w:rFonts w:ascii="Hiragino Sans" w:hAnsi="Hiragino Sans" w:eastAsia="Hiragino Sans"/>
+                <w:b/>
+                <w:color w:val="18364A"/>
+                <w:sz w:val="18"/>
+              </w:rPr>
+              <w:t>分類</w:t>
+            </w:r>
+          </w:p>
+        </w:tc>
+        <w:tc>
+          <w:tcPr>
+            <w:tcW w:type="dxa" w:w="3900"/>
+            <w:shd w:fill="E8EEF5"/>
+            <w:tcMar>
+              <w:top w:w="80" w:type="dxa"/>
+              <w:start w:w="120" w:type="dxa"/>
+              <w:bottom w:w="80" w:type="dxa"/>
+              <w:end w:w="120" w:type="dxa"/>
+            </w:tcMar>
+            <w:vAlign w:val="center"/>
+          </w:tcPr>
+          <w:p>
+            <w:r>
+              <w:rPr>
+                <w:rFonts w:ascii="Hiragino Sans" w:hAnsi="Hiragino Sans" w:eastAsia="Hiragino Sans"/>
+                <w:b/>
+                <w:color w:val="18364A"/>
+                <w:sz w:val="18"/>
+              </w:rPr>
+              <w:t>例</w:t>
+            </w:r>
+          </w:p>
+        </w:tc>
+        <w:tc>
+          <w:tcPr>
+            <w:tcW w:type="dxa" w:w="3660"/>
+            <w:shd w:fill="E8EEF5"/>
+            <w:tcMar>
+              <w:top w:w="80" w:type="dxa"/>
+              <w:start w:w="120" w:type="dxa"/>
+              <w:bottom w:w="80" w:type="dxa"/>
+              <w:end w:w="120" w:type="dxa"/>
+            </w:tcMar>
+            <w:vAlign w:val="center"/>
+          </w:tcPr>
+          <w:p>
+            <w:r>
+              <w:rPr>
+                <w:rFonts w:ascii="Hiragino Sans" w:hAnsi="Hiragino Sans" w:eastAsia="Hiragino Sans"/>
+                <w:b/>
+                <w:color w:val="18364A"/>
+                <w:sz w:val="18"/>
+              </w:rPr>
+              <w:t>検証</w:t>
+            </w:r>
+          </w:p>
+        </w:tc>
+      </w:tr>
+      <w:tr>
+        <w:tc>
+          <w:tcPr>
+            <w:tcW w:type="dxa" w:w="1800"/>
+            <w:tcMar>
+              <w:top w:w="80" w:type="dxa"/>
+              <w:start w:w="120" w:type="dxa"/>
+              <w:bottom w:w="80" w:type="dxa"/>
+              <w:end w:w="120" w:type="dxa"/>
+            </w:tcMar>
+            <w:vAlign w:val="center"/>
+          </w:tcPr>
+          <w:p>
+            <w:pPr>
+              <w:spacing w:after="0" w:line="259" w:lineRule="auto"/>
+            </w:pPr>
+            <w:r>
+              <w:rPr>
+                <w:rFonts w:ascii="Hiragino Sans" w:hAnsi="Hiragino Sans" w:eastAsia="Hiragino Sans"/>
+                <w:sz w:val="18"/>
+              </w:rPr>
+              <w:t>Systematic error</w:t>
+            </w:r>
+          </w:p>
+        </w:tc>
+        <w:tc>
+          <w:tcPr>
+            <w:tcW w:type="dxa" w:w="3900"/>
+            <w:tcMar>
+              <w:top w:w="80" w:type="dxa"/>
+              <w:start w:w="120" w:type="dxa"/>
+              <w:bottom w:w="80" w:type="dxa"/>
+              <w:end w:w="120" w:type="dxa"/>
+            </w:tcMar>
+            <w:vAlign w:val="center"/>
+          </w:tcPr>
+          <w:p>
+            <w:pPr>
+              <w:spacing w:after="0" w:line="259" w:lineRule="auto"/>
+            </w:pPr>
+            <w:r>
+              <w:rPr>
+                <w:rFonts w:ascii="Hiragino Sans" w:hAnsi="Hiragino Sans" w:eastAsia="Hiragino Sans"/>
+                <w:sz w:val="18"/>
+              </w:rPr>
+              <w:t>comparator offset、ramp slope error</w:t>
+            </w:r>
+          </w:p>
+        </w:tc>
+        <w:tc>
+          <w:tcPr>
+            <w:tcW w:type="dxa" w:w="3660"/>
+            <w:tcMar>
+              <w:top w:w="80" w:type="dxa"/>
+              <w:start w:w="120" w:type="dxa"/>
+              <w:bottom w:w="80" w:type="dxa"/>
+              <w:end w:w="120" w:type="dxa"/>
+            </w:tcMar>
+            <w:vAlign w:val="center"/>
+          </w:tcPr>
+          <w:p>
+            <w:pPr>
+              <w:spacing w:after="0" w:line="259" w:lineRule="auto"/>
+            </w:pPr>
+            <w:r>
+              <w:rPr>
+                <w:rFonts w:ascii="Hiragino Sans" w:hAnsi="Hiragino Sans" w:eastAsia="Hiragino Sans"/>
+                <w:sz w:val="18"/>
+              </w:rPr>
+              <w:t>corner/parameter sweep、calibration</w:t>
+            </w:r>
+          </w:p>
+        </w:tc>
+      </w:tr>
+      <w:tr>
+        <w:tc>
+          <w:tcPr>
+            <w:tcW w:type="dxa" w:w="1800"/>
+            <w:tcMar>
+              <w:top w:w="80" w:type="dxa"/>
+              <w:start w:w="120" w:type="dxa"/>
+              <w:bottom w:w="80" w:type="dxa"/>
+              <w:end w:w="120" w:type="dxa"/>
+            </w:tcMar>
+            <w:vAlign w:val="center"/>
+          </w:tcPr>
+          <w:p>
+            <w:pPr>
+              <w:spacing w:after="0" w:line="259" w:lineRule="auto"/>
+            </w:pPr>
+            <w:r>
+              <w:rPr>
+                <w:rFonts w:ascii="Hiragino Sans" w:hAnsi="Hiragino Sans" w:eastAsia="Hiragino Sans"/>
+                <w:sz w:val="18"/>
+              </w:rPr>
+              <w:t>Random noise</w:t>
+            </w:r>
+          </w:p>
+        </w:tc>
+        <w:tc>
+          <w:tcPr>
+            <w:tcW w:type="dxa" w:w="3900"/>
+            <w:tcMar>
+              <w:top w:w="80" w:type="dxa"/>
+              <w:start w:w="120" w:type="dxa"/>
+              <w:bottom w:w="80" w:type="dxa"/>
+              <w:end w:w="120" w:type="dxa"/>
+            </w:tcMar>
+            <w:vAlign w:val="center"/>
+          </w:tcPr>
+          <w:p>
+            <w:pPr>
+              <w:spacing w:after="0" w:line="259" w:lineRule="auto"/>
+            </w:pPr>
+            <w:r>
+              <w:rPr>
+                <w:rFonts w:ascii="Hiragino Sans" w:hAnsi="Hiragino Sans" w:eastAsia="Hiragino Sans"/>
+                <w:sz w:val="18"/>
+              </w:rPr>
+              <w:t>thermal noise、kT/C</w:t>
+            </w:r>
+          </w:p>
+        </w:tc>
+        <w:tc>
+          <w:tcPr>
+            <w:tcW w:type="dxa" w:w="3660"/>
+            <w:tcMar>
+              <w:top w:w="80" w:type="dxa"/>
+              <w:start w:w="120" w:type="dxa"/>
+              <w:bottom w:w="80" w:type="dxa"/>
+              <w:end w:w="120" w:type="dxa"/>
+            </w:tcMar>
+            <w:vAlign w:val="center"/>
+          </w:tcPr>
+          <w:p>
+            <w:pPr>
+              <w:spacing w:after="0" w:line="259" w:lineRule="auto"/>
+            </w:pPr>
+            <w:r>
+              <w:rPr>
+                <w:rFonts w:ascii="Hiragino Sans" w:hAnsi="Hiragino Sans" w:eastAsia="Hiragino Sans"/>
+                <w:sz w:val="18"/>
+              </w:rPr>
+              <w:t>noise/transient noise、統計</w:t>
+            </w:r>
+          </w:p>
+        </w:tc>
+      </w:tr>
+      <w:tr>
+        <w:tc>
+          <w:tcPr>
+            <w:tcW w:type="dxa" w:w="1800"/>
+            <w:tcMar>
+              <w:top w:w="80" w:type="dxa"/>
+              <w:start w:w="120" w:type="dxa"/>
+              <w:bottom w:w="80" w:type="dxa"/>
+              <w:end w:w="120" w:type="dxa"/>
+            </w:tcMar>
+            <w:vAlign w:val="center"/>
+          </w:tcPr>
+          <w:p>
+            <w:pPr>
+              <w:spacing w:after="0" w:line="259" w:lineRule="auto"/>
+            </w:pPr>
+            <w:r>
+              <w:rPr>
+                <w:rFonts w:ascii="Hiragino Sans" w:hAnsi="Hiragino Sans" w:eastAsia="Hiragino Sans"/>
+                <w:sz w:val="18"/>
+              </w:rPr>
+              <w:t>Mismatch</w:t>
+            </w:r>
+          </w:p>
+        </w:tc>
+        <w:tc>
+          <w:tcPr>
+            <w:tcW w:type="dxa" w:w="3900"/>
+            <w:tcMar>
+              <w:top w:w="80" w:type="dxa"/>
+              <w:start w:w="120" w:type="dxa"/>
+              <w:bottom w:w="80" w:type="dxa"/>
+              <w:end w:w="120" w:type="dxa"/>
+            </w:tcMar>
+            <w:vAlign w:val="center"/>
+          </w:tcPr>
+          <w:p>
+            <w:pPr>
+              <w:spacing w:after="0" w:line="259" w:lineRule="auto"/>
+            </w:pPr>
+            <w:r>
+              <w:rPr>
+                <w:rFonts w:ascii="Hiragino Sans" w:hAnsi="Hiragino Sans" w:eastAsia="Hiragino Sans"/>
+                <w:sz w:val="18"/>
+              </w:rPr>
+              <w:t>同じ寸法のMOS間の差</w:t>
+            </w:r>
+          </w:p>
+        </w:tc>
+        <w:tc>
+          <w:tcPr>
+            <w:tcW w:type="dxa" w:w="3660"/>
+            <w:tcMar>
+              <w:top w:w="80" w:type="dxa"/>
+              <w:start w:w="120" w:type="dxa"/>
+              <w:bottom w:w="80" w:type="dxa"/>
+              <w:end w:w="120" w:type="dxa"/>
+            </w:tcMar>
+            <w:vAlign w:val="center"/>
+          </w:tcPr>
+          <w:p>
+            <w:pPr>
+              <w:spacing w:after="0" w:line="259" w:lineRule="auto"/>
+            </w:pPr>
+            <w:r>
+              <w:rPr>
+                <w:rFonts w:ascii="Hiragino Sans" w:hAnsi="Hiragino Sans" w:eastAsia="Hiragino Sans"/>
+                <w:sz w:val="18"/>
+              </w:rPr>
+              <w:t>Monte Carlo mismatch</w:t>
+            </w:r>
+          </w:p>
+        </w:tc>
+      </w:tr>
+      <w:tr>
+        <w:tc>
+          <w:tcPr>
+            <w:tcW w:type="dxa" w:w="1800"/>
+            <w:tcMar>
+              <w:top w:w="80" w:type="dxa"/>
+              <w:start w:w="120" w:type="dxa"/>
+              <w:bottom w:w="80" w:type="dxa"/>
+              <w:end w:w="120" w:type="dxa"/>
+            </w:tcMar>
+            <w:vAlign w:val="center"/>
+          </w:tcPr>
+          <w:p>
+            <w:pPr>
+              <w:spacing w:after="0" w:line="259" w:lineRule="auto"/>
+            </w:pPr>
+            <w:r>
+              <w:rPr>
+                <w:rFonts w:ascii="Hiragino Sans" w:hAnsi="Hiragino Sans" w:eastAsia="Hiragino Sans"/>
+                <w:sz w:val="18"/>
+              </w:rPr>
+              <w:t>PVT</w:t>
+            </w:r>
+          </w:p>
+        </w:tc>
+        <w:tc>
+          <w:tcPr>
+            <w:tcW w:type="dxa" w:w="3900"/>
+            <w:tcMar>
+              <w:top w:w="80" w:type="dxa"/>
+              <w:start w:w="120" w:type="dxa"/>
+              <w:bottom w:w="80" w:type="dxa"/>
+              <w:end w:w="120" w:type="dxa"/>
+            </w:tcMar>
+            <w:vAlign w:val="center"/>
+          </w:tcPr>
+          <w:p>
+            <w:pPr>
+              <w:spacing w:after="0" w:line="259" w:lineRule="auto"/>
+            </w:pPr>
+            <w:r>
+              <w:rPr>
+                <w:rFonts w:ascii="Hiragino Sans" w:hAnsi="Hiragino Sans" w:eastAsia="Hiragino Sans"/>
+                <w:sz w:val="18"/>
+              </w:rPr>
+              <w:t>process、supply、temperature</w:t>
+            </w:r>
+          </w:p>
+        </w:tc>
+        <w:tc>
+          <w:tcPr>
+            <w:tcW w:type="dxa" w:w="3660"/>
+            <w:tcMar>
+              <w:top w:w="80" w:type="dxa"/>
+              <w:start w:w="120" w:type="dxa"/>
+              <w:bottom w:w="80" w:type="dxa"/>
+              <w:end w:w="120" w:type="dxa"/>
+            </w:tcMar>
+            <w:vAlign w:val="center"/>
+          </w:tcPr>
+          <w:p>
+            <w:pPr>
+              <w:spacing w:after="0" w:line="259" w:lineRule="auto"/>
+            </w:pPr>
+            <w:r>
+              <w:rPr>
+                <w:rFonts w:ascii="Hiragino Sans" w:hAnsi="Hiragino Sans" w:eastAsia="Hiragino Sans"/>
+                <w:sz w:val="18"/>
+              </w:rPr>
+              <w:t>corner matrix</w:t>
+            </w:r>
+          </w:p>
+        </w:tc>
+      </w:tr>
+      <w:tr>
+        <w:tc>
+          <w:tcPr>
+            <w:tcW w:type="dxa" w:w="1800"/>
+            <w:tcMar>
+              <w:top w:w="80" w:type="dxa"/>
+              <w:start w:w="120" w:type="dxa"/>
+              <w:bottom w:w="80" w:type="dxa"/>
+              <w:end w:w="120" w:type="dxa"/>
+            </w:tcMar>
+            <w:vAlign w:val="center"/>
+          </w:tcPr>
+          <w:p>
+            <w:pPr>
+              <w:spacing w:after="0" w:line="259" w:lineRule="auto"/>
+            </w:pPr>
+            <w:r>
+              <w:rPr>
+                <w:rFonts w:ascii="Hiragino Sans" w:hAnsi="Hiragino Sans" w:eastAsia="Hiragino Sans"/>
+                <w:sz w:val="18"/>
+              </w:rPr>
+              <w:t>Parasitic</w:t>
+            </w:r>
+          </w:p>
+        </w:tc>
+        <w:tc>
+          <w:tcPr>
+            <w:tcW w:type="dxa" w:w="3900"/>
+            <w:tcMar>
+              <w:top w:w="80" w:type="dxa"/>
+              <w:start w:w="120" w:type="dxa"/>
+              <w:bottom w:w="80" w:type="dxa"/>
+              <w:end w:w="120" w:type="dxa"/>
+            </w:tcMar>
+            <w:vAlign w:val="center"/>
+          </w:tcPr>
+          <w:p>
+            <w:pPr>
+              <w:spacing w:after="0" w:line="259" w:lineRule="auto"/>
+            </w:pPr>
+            <w:r>
+              <w:rPr>
+                <w:rFonts w:ascii="Hiragino Sans" w:hAnsi="Hiragino Sans" w:eastAsia="Hiragino Sans"/>
+                <w:sz w:val="18"/>
+              </w:rPr>
+              <w:t>layout R/C、coupling</w:t>
+            </w:r>
+          </w:p>
+        </w:tc>
+        <w:tc>
+          <w:tcPr>
+            <w:tcW w:type="dxa" w:w="3660"/>
+            <w:tcMar>
+              <w:top w:w="80" w:type="dxa"/>
+              <w:start w:w="120" w:type="dxa"/>
+              <w:bottom w:w="80" w:type="dxa"/>
+              <w:end w:w="120" w:type="dxa"/>
+            </w:tcMar>
+            <w:vAlign w:val="center"/>
+          </w:tcPr>
+          <w:p>
+            <w:pPr>
+              <w:spacing w:after="0" w:line="259" w:lineRule="auto"/>
+            </w:pPr>
+            <w:r>
+              <w:rPr>
+                <w:rFonts w:ascii="Hiragino Sans" w:hAnsi="Hiragino Sans" w:eastAsia="Hiragino Sans"/>
+                <w:sz w:val="18"/>
+              </w:rPr>
+              <w:t>PEX後simulation</w:t>
+            </w:r>
+          </w:p>
+        </w:tc>
+      </w:tr>
+    </w:tbl>
+    <w:p>
+      <w:pPr>
+        <w:spacing w:after="0"/>
+      </w:pPr>
+    </w:p>
+    <w:p>
+      <w:r>
+        <w:rPr>
+          <w:rFonts w:ascii="Hiragino Sans" w:hAnsi="Hiragino Sans" w:eastAsia="Hiragino Sans"/>
+        </w:rPr>
+        <w:t>Nominal simulationはtypical model、代表電源、代表温度での一例です。Tape-out判断には、fast/slow device corner、電源min/max、温度範囲、mismatch seed、extracted parasiticを組み合わせたverification planが必要です。</w:t>
+      </w:r>
+    </w:p>
+    <w:p>
+      <w:pPr>
+        <w:pStyle w:val="Heading2"/>
+      </w:pPr>
+      <w:r>
+        <w:rPr>
+          <w:rFonts w:ascii="Hiragino Sans" w:hAnsi="Hiragino Sans" w:eastAsia="Hiragino Sans"/>
+        </w:rPr>
+        <w:t>初学者が波形を見る順序</w:t>
+      </w:r>
+    </w:p>
+    <w:p>
+      <w:pPr>
+        <w:pStyle w:val="ListNumber"/>
+      </w:pPr>
+      <w:r>
+        <w:rPr>
+          <w:rFonts w:ascii="Hiragino Sans" w:hAnsi="Hiragino Sans" w:eastAsia="Hiragino Sans"/>
+        </w:rPr>
+        <w:t>電源とgroundが期待値か。</w:t>
+      </w:r>
+    </w:p>
+    <w:p>
+      <w:pPr>
+        <w:pStyle w:val="ListNumber"/>
+      </w:pPr>
+      <w:r>
+        <w:rPr>
+          <w:rFonts w:ascii="Hiragino Sans" w:hAnsi="Hiragino Sans" w:eastAsia="Hiragino Sans"/>
+        </w:rPr>
+        <w:t>入力刺激の振幅・位相・立上りが想定どおりか。</w:t>
+      </w:r>
+    </w:p>
+    <w:p>
+      <w:pPr>
+        <w:pStyle w:val="ListNumber"/>
+      </w:pPr>
+      <w:r>
+        <w:rPr>
+          <w:rFonts w:ascii="Hiragino Sans" w:hAnsi="Hiragino Sans" w:eastAsia="Hiragino Sans"/>
+        </w:rPr>
+        <w:t>内部nodeがrailへ張り付いていないか。</w:t>
+      </w:r>
+    </w:p>
+    <w:p>
+      <w:pPr>
+        <w:pStyle w:val="ListNumber"/>
+      </w:pPr>
+      <w:r>
+        <w:rPr>
+          <w:rFonts w:ascii="Hiragino Sans" w:hAnsi="Hiragino Sans" w:eastAsia="Hiragino Sans"/>
+        </w:rPr>
+        <w:t>出力の極性が合っているか。</w:t>
+      </w:r>
+    </w:p>
+    <w:p>
+      <w:pPr>
+        <w:pStyle w:val="ListNumber"/>
+      </w:pPr>
+      <w:r>
+        <w:rPr>
+          <w:rFonts w:ascii="Hiragino Sans" w:hAnsi="Hiragino Sans" w:eastAsia="Hiragino Sans"/>
+        </w:rPr>
+        <w:t>時間軸と電圧軸の単位が合っているか。</w:t>
+      </w:r>
+    </w:p>
+    <w:p>
+      <w:pPr>
+        <w:pStyle w:val="ListNumber"/>
+      </w:pPr>
+      <w:r>
+        <w:rPr>
+          <w:rFonts w:ascii="Hiragino Sans" w:hAnsi="Hiragino Sans" w:eastAsia="Hiragino Sans"/>
+        </w:rPr>
+        <w:t>測定cursorだけでなく前後のtransientも見る。</w:t>
+      </w:r>
+    </w:p>
+    <w:tbl>
+      <w:tblPr>
+        <w:tblW w:type="auto" w:w="0"/>
+        <w:jc w:val="center"/>
+        <w:tblLayout w:type="fixed"/>
+        <w:tblLook w:firstColumn="1" w:firstRow="1" w:lastColumn="0" w:lastRow="0" w:noHBand="0" w:noVBand="1" w:val="04A0"/>
+      </w:tblPr>
+      <w:tblGrid>
+        <w:gridCol w:w="9360"/>
+      </w:tblGrid>
+      <w:tr>
+        <w:tc>
+          <w:tcPr>
+            <w:tcW w:type="dxa" w:w="9360"/>
+            <w:tcMar>
+              <w:top w:w="130" w:type="dxa"/>
+              <w:start w:w="180" w:type="dxa"/>
+              <w:bottom w:w="130" w:type="dxa"/>
+              <w:end w:w="180" w:type="dxa"/>
+            </w:tcMar>
+            <w:shd w:fill="E8EEF5"/>
+          </w:tcPr>
+          <w:p>
+            <w:pPr>
+              <w:spacing w:after="0"/>
+            </w:pPr>
+            <w:r>
+              <w:rPr>
+                <w:rFonts w:ascii="Hiragino Sans" w:hAnsi="Hiragino Sans" w:eastAsia="Hiragino Sans"/>
+                <w:b/>
+                <w:color w:val="2E74B5"/>
+              </w:rPr>
+              <w:t xml:space="preserve">重要  </w:t>
+            </w:r>
+            <w:r>
+              <w:rPr>
+                <w:rFonts w:ascii="Hiragino Sans" w:hAnsi="Hiragino Sans" w:eastAsia="Hiragino Sans"/>
+              </w:rPr>
+              <w:t>波形の形を先に眺め、後から都合のよい測定点を探さない。先に測定定義と合否条件を書きます。</w:t>
+            </w:r>
+          </w:p>
+        </w:tc>
+      </w:tr>
+    </w:tbl>
+    <w:p>
+      <w:pPr>
+        <w:spacing w:after="0"/>
+      </w:pPr>
+    </w:p>
+    <w:p>
+      <w:r>
+        <w:rPr>
+          <w:rFonts w:ascii="Hiragino Sans" w:hAnsi="Hiragino Sans" w:eastAsia="Hiragino Sans"/>
+        </w:rPr>
+        <w:br w:type="page"/>
+      </w:r>
+    </w:p>
+    <w:p>
+      <w:pPr>
+        <w:pStyle w:val="Heading1"/>
+      </w:pPr>
+      <w:r>
+        <w:rPr>
+          <w:rFonts w:ascii="Hiragino Sans" w:hAnsi="Hiragino Sans" w:eastAsia="Hiragino Sans"/>
+        </w:rPr>
+        <w:t>4. モジュールの接続</w:t>
+      </w:r>
+    </w:p>
+    <w:p>
+      <w:pPr>
+        <w:keepNext/>
+        <w:spacing w:after="60"/>
+        <w:jc w:val="center"/>
+      </w:pPr>
+      <w:r>
+        <w:rPr>
+          <w:rFonts w:ascii="Hiragino Sans" w:hAnsi="Hiragino Sans" w:eastAsia="Hiragino Sans"/>
+        </w:rPr>
+        <w:drawing>
+          <wp:inline xmlns:a="http://schemas.openxmlformats.org/drawingml/2006/main" xmlns:pic="http://schemas.openxmlformats.org/drawingml/2006/picture">
+            <wp:extent cx="5943600" cy="3284621"/>
+            <wp:docPr id="4" name="Picture 4"/>
+            <wp:cNvGraphicFramePr>
+              <a:graphicFrameLocks noChangeAspect="1"/>
+            </wp:cNvGraphicFramePr>
+            <a:graphic>
+              <a:graphicData uri="http://schemas.openxmlformats.org/drawingml/2006/picture">
+                <pic:pic>
+                  <pic:nvPicPr>
+                    <pic:cNvPr id="0" name="module_connectivity.png"/>
+                    <pic:cNvPicPr/>
+                  </pic:nvPicPr>
+                  <pic:blipFill>
+                    <a:blip r:embed="rId14"/>
+                    <a:stretch>
+                      <a:fillRect/>
+                    </a:stretch>
+                  </pic:blipFill>
+                  <pic:spPr>
+                    <a:xfrm>
+                      <a:off x="0" y="0"/>
+                      <a:ext cx="5943600" cy="3284621"/>
+                    </a:xfrm>
+                    <a:prstGeom prst="rect"/>
+                  </pic:spPr>
+                </pic:pic>
+              </a:graphicData>
+            </a:graphic>
+          </wp:inline>
+        </w:drawing>
+      </w:r>
+    </w:p>
+    <w:p>
+      <w:pPr>
+        <w:spacing w:after="160"/>
+        <w:jc w:val="center"/>
+      </w:pPr>
+      <w:r>
+        <w:rPr>
+          <w:rFonts w:ascii="Hiragino Sans" w:hAnsi="Hiragino Sans" w:eastAsia="Hiragino Sans"/>
+          <w:i/>
+          <w:color w:val="687680"/>
+          <w:sz w:val="17"/>
+        </w:rPr>
+        <w:t>図5　信号名付きmodule接続。controllerが時間順序を作り、analog crossingをGray captureがcodeへ変える。</w:t>
+      </w:r>
+    </w:p>
+    <w:tbl>
+      <w:tblPr>
+        <w:tblW w:type="dxa" w:w="9360"/>
+        <w:jc w:val="center"/>
+        <w:tblLayout w:type="fixed"/>
+        <w:tblLook w:firstColumn="1" w:firstRow="1" w:lastColumn="0" w:lastRow="0" w:noHBand="0" w:noVBand="1" w:val="04A0"/>
+        <w:tblInd w:w="120" w:type="dxa"/>
+      </w:tblPr>
+      <w:tblGrid>
+        <w:gridCol w:w="1500"/>
+        <w:gridCol w:w="2500"/>
+        <w:gridCol w:w="2500"/>
+        <w:gridCol w:w="2860"/>
+      </w:tblGrid>
+      <w:tr>
+        <w:trPr>
+          <w:tblHeader w:val="true"/>
+        </w:trPr>
+        <w:tc>
+          <w:tcPr>
+            <w:tcW w:type="dxa" w:w="1500"/>
+            <w:shd w:fill="E8EEF5"/>
+            <w:tcMar>
+              <w:top w:w="80" w:type="dxa"/>
+              <w:start w:w="120" w:type="dxa"/>
+              <w:bottom w:w="80" w:type="dxa"/>
+              <w:end w:w="120" w:type="dxa"/>
+            </w:tcMar>
+            <w:vAlign w:val="center"/>
+          </w:tcPr>
+          <w:p>
+            <w:r>
+              <w:rPr>
+                <w:rFonts w:ascii="Hiragino Sans" w:hAnsi="Hiragino Sans" w:eastAsia="Hiragino Sans"/>
+                <w:b/>
+                <w:color w:val="18364A"/>
+                <w:sz w:val="18"/>
+              </w:rPr>
+              <w:t>Signal</w:t>
+            </w:r>
+          </w:p>
+        </w:tc>
+        <w:tc>
+          <w:tcPr>
+            <w:tcW w:type="dxa" w:w="2500"/>
+            <w:shd w:fill="E8EEF5"/>
+            <w:tcMar>
+              <w:top w:w="80" w:type="dxa"/>
+              <w:start w:w="120" w:type="dxa"/>
+              <w:bottom w:w="80" w:type="dxa"/>
+              <w:end w:w="120" w:type="dxa"/>
+            </w:tcMar>
+            <w:vAlign w:val="center"/>
+          </w:tcPr>
+          <w:p>
+            <w:r>
+              <w:rPr>
+                <w:rFonts w:ascii="Hiragino Sans" w:hAnsi="Hiragino Sans" w:eastAsia="Hiragino Sans"/>
+                <w:b/>
+                <w:color w:val="18364A"/>
+                <w:sz w:val="18"/>
+              </w:rPr>
+              <w:t>Producer</w:t>
+            </w:r>
+          </w:p>
+        </w:tc>
+        <w:tc>
+          <w:tcPr>
+            <w:tcW w:type="dxa" w:w="2500"/>
+            <w:shd w:fill="E8EEF5"/>
+            <w:tcMar>
+              <w:top w:w="80" w:type="dxa"/>
+              <w:start w:w="120" w:type="dxa"/>
+              <w:bottom w:w="80" w:type="dxa"/>
+              <w:end w:w="120" w:type="dxa"/>
+            </w:tcMar>
+            <w:vAlign w:val="center"/>
+          </w:tcPr>
+          <w:p>
+            <w:r>
+              <w:rPr>
+                <w:rFonts w:ascii="Hiragino Sans" w:hAnsi="Hiragino Sans" w:eastAsia="Hiragino Sans"/>
+                <w:b/>
+                <w:color w:val="18364A"/>
+                <w:sz w:val="18"/>
+              </w:rPr>
+              <w:t>Consumer</w:t>
+            </w:r>
+          </w:p>
+        </w:tc>
+        <w:tc>
+          <w:tcPr>
+            <w:tcW w:type="dxa" w:w="2860"/>
+            <w:shd w:fill="E8EEF5"/>
+            <w:tcMar>
+              <w:top w:w="80" w:type="dxa"/>
+              <w:start w:w="120" w:type="dxa"/>
+              <w:bottom w:w="80" w:type="dxa"/>
+              <w:end w:w="120" w:type="dxa"/>
+            </w:tcMar>
+            <w:vAlign w:val="center"/>
+          </w:tcPr>
+          <w:p>
+            <w:r>
+              <w:rPr>
+                <w:rFonts w:ascii="Hiragino Sans" w:hAnsi="Hiragino Sans" w:eastAsia="Hiragino Sans"/>
+                <w:b/>
+                <w:color w:val="18364A"/>
+                <w:sz w:val="18"/>
+              </w:rPr>
+              <w:t>種類・意味</w:t>
+            </w:r>
+          </w:p>
+        </w:tc>
+      </w:tr>
+      <w:tr>
+        <w:tc>
+          <w:tcPr>
+            <w:tcW w:type="dxa" w:w="1500"/>
+            <w:tcMar>
+              <w:top w:w="80" w:type="dxa"/>
+              <w:start w:w="120" w:type="dxa"/>
+              <w:bottom w:w="80" w:type="dxa"/>
+              <w:end w:w="120" w:type="dxa"/>
+            </w:tcMar>
+            <w:vAlign w:val="center"/>
+          </w:tcPr>
+          <w:p>
+            <w:pPr>
+              <w:spacing w:after="0" w:line="259" w:lineRule="auto"/>
+            </w:pPr>
+            <w:r>
+              <w:rPr>
+                <w:rFonts w:ascii="Hiragino Sans" w:hAnsi="Hiragino Sans" w:eastAsia="Hiragino Sans"/>
+                <w:sz w:val="18"/>
+              </w:rPr>
+              <w:t>VIN</w:t>
+            </w:r>
+          </w:p>
+        </w:tc>
+        <w:tc>
+          <w:tcPr>
+            <w:tcW w:type="dxa" w:w="2500"/>
+            <w:tcMar>
+              <w:top w:w="80" w:type="dxa"/>
+              <w:start w:w="120" w:type="dxa"/>
+              <w:bottom w:w="80" w:type="dxa"/>
+              <w:end w:w="120" w:type="dxa"/>
+            </w:tcMar>
+            <w:vAlign w:val="center"/>
+          </w:tcPr>
+          <w:p>
+            <w:pPr>
+              <w:spacing w:after="0" w:line="259" w:lineRule="auto"/>
+            </w:pPr>
+            <w:r>
+              <w:rPr>
+                <w:rFonts w:ascii="Hiragino Sans" w:hAnsi="Hiragino Sans" w:eastAsia="Hiragino Sans"/>
+                <w:sz w:val="18"/>
+              </w:rPr>
+              <w:t>signal source/pad</w:t>
+            </w:r>
+          </w:p>
+        </w:tc>
+        <w:tc>
+          <w:tcPr>
+            <w:tcW w:type="dxa" w:w="2500"/>
+            <w:tcMar>
+              <w:top w:w="80" w:type="dxa"/>
+              <w:start w:w="120" w:type="dxa"/>
+              <w:bottom w:w="80" w:type="dxa"/>
+              <w:end w:w="120" w:type="dxa"/>
+            </w:tcMar>
+            <w:vAlign w:val="center"/>
+          </w:tcPr>
+          <w:p>
+            <w:pPr>
+              <w:spacing w:after="0" w:line="259" w:lineRule="auto"/>
+            </w:pPr>
+            <w:r>
+              <w:rPr>
+                <w:rFonts w:ascii="Hiragino Sans" w:hAnsi="Hiragino Sans" w:eastAsia="Hiragino Sans"/>
+                <w:sz w:val="18"/>
+              </w:rPr>
+              <w:t>sampling transmission gate</w:t>
+            </w:r>
+          </w:p>
+        </w:tc>
+        <w:tc>
+          <w:tcPr>
+            <w:tcW w:type="dxa" w:w="2860"/>
+            <w:tcMar>
+              <w:top w:w="80" w:type="dxa"/>
+              <w:start w:w="120" w:type="dxa"/>
+              <w:bottom w:w="80" w:type="dxa"/>
+              <w:end w:w="120" w:type="dxa"/>
+            </w:tcMar>
+            <w:vAlign w:val="center"/>
+          </w:tcPr>
+          <w:p>
+            <w:pPr>
+              <w:spacing w:after="0" w:line="259" w:lineRule="auto"/>
+            </w:pPr>
+            <w:r>
+              <w:rPr>
+                <w:rFonts w:ascii="Hiragino Sans" w:hAnsi="Hiragino Sans" w:eastAsia="Hiragino Sans"/>
+                <w:sz w:val="18"/>
+              </w:rPr>
+              <w:t>analog voltage</w:t>
+            </w:r>
+          </w:p>
+        </w:tc>
+      </w:tr>
+      <w:tr>
+        <w:tc>
+          <w:tcPr>
+            <w:tcW w:type="dxa" w:w="1500"/>
+            <w:tcMar>
+              <w:top w:w="80" w:type="dxa"/>
+              <w:start w:w="120" w:type="dxa"/>
+              <w:bottom w:w="80" w:type="dxa"/>
+              <w:end w:w="120" w:type="dxa"/>
+            </w:tcMar>
+            <w:vAlign w:val="center"/>
+          </w:tcPr>
+          <w:p>
+            <w:pPr>
+              <w:spacing w:after="0" w:line="259" w:lineRule="auto"/>
+            </w:pPr>
+            <w:r>
+              <w:rPr>
+                <w:rFonts w:ascii="Hiragino Sans" w:hAnsi="Hiragino Sans" w:eastAsia="Hiragino Sans"/>
+                <w:sz w:val="18"/>
+              </w:rPr>
+              <w:t>SAMPLE[3:0]</w:t>
+            </w:r>
+          </w:p>
+        </w:tc>
+        <w:tc>
+          <w:tcPr>
+            <w:tcW w:type="dxa" w:w="2500"/>
+            <w:tcMar>
+              <w:top w:w="80" w:type="dxa"/>
+              <w:start w:w="120" w:type="dxa"/>
+              <w:bottom w:w="80" w:type="dxa"/>
+              <w:end w:w="120" w:type="dxa"/>
+            </w:tcMar>
+            <w:vAlign w:val="center"/>
+          </w:tcPr>
+          <w:p>
+            <w:pPr>
+              <w:spacing w:after="0" w:line="259" w:lineRule="auto"/>
+            </w:pPr>
+            <w:r>
+              <w:rPr>
+                <w:rFonts w:ascii="Hiragino Sans" w:hAnsi="Hiragino Sans" w:eastAsia="Hiragino Sans"/>
+                <w:sz w:val="18"/>
+              </w:rPr>
+              <w:t>controller/clock generation</w:t>
+            </w:r>
+          </w:p>
+        </w:tc>
+        <w:tc>
+          <w:tcPr>
+            <w:tcW w:type="dxa" w:w="2500"/>
+            <w:tcMar>
+              <w:top w:w="80" w:type="dxa"/>
+              <w:start w:w="120" w:type="dxa"/>
+              <w:bottom w:w="80" w:type="dxa"/>
+              <w:end w:w="120" w:type="dxa"/>
+            </w:tcMar>
+            <w:vAlign w:val="center"/>
+          </w:tcPr>
+          <w:p>
+            <w:pPr>
+              <w:spacing w:after="0" w:line="259" w:lineRule="auto"/>
+            </w:pPr>
+            <w:r>
+              <w:rPr>
+                <w:rFonts w:ascii="Hiragino Sans" w:hAnsi="Hiragino Sans" w:eastAsia="Hiragino Sans"/>
+                <w:sz w:val="18"/>
+              </w:rPr>
+              <w:t>sampling cells</w:t>
+            </w:r>
+          </w:p>
+        </w:tc>
+        <w:tc>
+          <w:tcPr>
+            <w:tcW w:type="dxa" w:w="2860"/>
+            <w:tcMar>
+              <w:top w:w="80" w:type="dxa"/>
+              <w:start w:w="120" w:type="dxa"/>
+              <w:bottom w:w="80" w:type="dxa"/>
+              <w:end w:w="120" w:type="dxa"/>
+            </w:tcMar>
+            <w:vAlign w:val="center"/>
+          </w:tcPr>
+          <w:p>
+            <w:pPr>
+              <w:spacing w:after="0" w:line="259" w:lineRule="auto"/>
+            </w:pPr>
+            <w:r>
+              <w:rPr>
+                <w:rFonts w:ascii="Hiragino Sans" w:hAnsi="Hiragino Sans" w:eastAsia="Hiragino Sans"/>
+                <w:sz w:val="18"/>
+              </w:rPr>
+              <w:t>digital control</w:t>
+            </w:r>
+          </w:p>
+        </w:tc>
+      </w:tr>
+      <w:tr>
+        <w:tc>
+          <w:tcPr>
+            <w:tcW w:type="dxa" w:w="1500"/>
+            <w:tcMar>
+              <w:top w:w="80" w:type="dxa"/>
+              <w:start w:w="120" w:type="dxa"/>
+              <w:bottom w:w="80" w:type="dxa"/>
+              <w:end w:w="120" w:type="dxa"/>
+            </w:tcMar>
+            <w:vAlign w:val="center"/>
+          </w:tcPr>
+          <w:p>
+            <w:pPr>
+              <w:spacing w:after="0" w:line="259" w:lineRule="auto"/>
+            </w:pPr>
+            <w:r>
+              <w:rPr>
+                <w:rFonts w:ascii="Hiragino Sans" w:hAnsi="Hiragino Sans" w:eastAsia="Hiragino Sans"/>
+                <w:sz w:val="18"/>
+              </w:rPr>
+              <w:t>VHOLD[3:0]</w:t>
+            </w:r>
+          </w:p>
+        </w:tc>
+        <w:tc>
+          <w:tcPr>
+            <w:tcW w:type="dxa" w:w="2500"/>
+            <w:tcMar>
+              <w:top w:w="80" w:type="dxa"/>
+              <w:start w:w="120" w:type="dxa"/>
+              <w:bottom w:w="80" w:type="dxa"/>
+              <w:end w:w="120" w:type="dxa"/>
+            </w:tcMar>
+            <w:vAlign w:val="center"/>
+          </w:tcPr>
+          <w:p>
+            <w:pPr>
+              <w:spacing w:after="0" w:line="259" w:lineRule="auto"/>
+            </w:pPr>
+            <w:r>
+              <w:rPr>
+                <w:rFonts w:ascii="Hiragino Sans" w:hAnsi="Hiragino Sans" w:eastAsia="Hiragino Sans"/>
+                <w:sz w:val="18"/>
+              </w:rPr>
+              <w:t>hold capacitors</w:t>
+            </w:r>
+          </w:p>
+        </w:tc>
+        <w:tc>
+          <w:tcPr>
+            <w:tcW w:type="dxa" w:w="2500"/>
+            <w:tcMar>
+              <w:top w:w="80" w:type="dxa"/>
+              <w:start w:w="120" w:type="dxa"/>
+              <w:bottom w:w="80" w:type="dxa"/>
+              <w:end w:w="120" w:type="dxa"/>
+            </w:tcMar>
+            <w:vAlign w:val="center"/>
+          </w:tcPr>
+          <w:p>
+            <w:pPr>
+              <w:spacing w:after="0" w:line="259" w:lineRule="auto"/>
+            </w:pPr>
+            <w:r>
+              <w:rPr>
+                <w:rFonts w:ascii="Hiragino Sans" w:hAnsi="Hiragino Sans" w:eastAsia="Hiragino Sans"/>
+                <w:sz w:val="18"/>
+              </w:rPr>
+              <w:t>analog MUX</w:t>
+            </w:r>
+          </w:p>
+        </w:tc>
+        <w:tc>
+          <w:tcPr>
+            <w:tcW w:type="dxa" w:w="2860"/>
+            <w:tcMar>
+              <w:top w:w="80" w:type="dxa"/>
+              <w:start w:w="120" w:type="dxa"/>
+              <w:bottom w:w="80" w:type="dxa"/>
+              <w:end w:w="120" w:type="dxa"/>
+            </w:tcMar>
+            <w:vAlign w:val="center"/>
+          </w:tcPr>
+          <w:p>
+            <w:pPr>
+              <w:spacing w:after="0" w:line="259" w:lineRule="auto"/>
+            </w:pPr>
+            <w:r>
+              <w:rPr>
+                <w:rFonts w:ascii="Hiragino Sans" w:hAnsi="Hiragino Sans" w:eastAsia="Hiragino Sans"/>
+                <w:sz w:val="18"/>
+              </w:rPr>
+              <w:t>stored analog voltage</w:t>
+            </w:r>
+          </w:p>
+        </w:tc>
+      </w:tr>
+      <w:tr>
+        <w:tc>
+          <w:tcPr>
+            <w:tcW w:type="dxa" w:w="1500"/>
+            <w:tcMar>
+              <w:top w:w="80" w:type="dxa"/>
+              <w:start w:w="120" w:type="dxa"/>
+              <w:bottom w:w="80" w:type="dxa"/>
+              <w:end w:w="120" w:type="dxa"/>
+            </w:tcMar>
+            <w:vAlign w:val="center"/>
+          </w:tcPr>
+          <w:p>
+            <w:pPr>
+              <w:spacing w:after="0" w:line="259" w:lineRule="auto"/>
+            </w:pPr>
+            <w:r>
+              <w:rPr>
+                <w:rFonts w:ascii="Hiragino Sans" w:hAnsi="Hiragino Sans" w:eastAsia="Hiragino Sans"/>
+                <w:sz w:val="18"/>
+              </w:rPr>
+              <w:t>SEL[1:0]</w:t>
+            </w:r>
+          </w:p>
+        </w:tc>
+        <w:tc>
+          <w:tcPr>
+            <w:tcW w:type="dxa" w:w="2500"/>
+            <w:tcMar>
+              <w:top w:w="80" w:type="dxa"/>
+              <w:start w:w="120" w:type="dxa"/>
+              <w:bottom w:w="80" w:type="dxa"/>
+              <w:end w:w="120" w:type="dxa"/>
+            </w:tcMar>
+            <w:vAlign w:val="center"/>
+          </w:tcPr>
+          <w:p>
+            <w:pPr>
+              <w:spacing w:after="0" w:line="259" w:lineRule="auto"/>
+            </w:pPr>
+            <w:r>
+              <w:rPr>
+                <w:rFonts w:ascii="Hiragino Sans" w:hAnsi="Hiragino Sans" w:eastAsia="Hiragino Sans"/>
+                <w:sz w:val="18"/>
+              </w:rPr>
+              <w:t>controller</w:t>
+            </w:r>
+          </w:p>
+        </w:tc>
+        <w:tc>
+          <w:tcPr>
+            <w:tcW w:type="dxa" w:w="2500"/>
+            <w:tcMar>
+              <w:top w:w="80" w:type="dxa"/>
+              <w:start w:w="120" w:type="dxa"/>
+              <w:bottom w:w="80" w:type="dxa"/>
+              <w:end w:w="120" w:type="dxa"/>
+            </w:tcMar>
+            <w:vAlign w:val="center"/>
+          </w:tcPr>
+          <w:p>
+            <w:pPr>
+              <w:spacing w:after="0" w:line="259" w:lineRule="auto"/>
+            </w:pPr>
+            <w:r>
+              <w:rPr>
+                <w:rFonts w:ascii="Hiragino Sans" w:hAnsi="Hiragino Sans" w:eastAsia="Hiragino Sans"/>
+                <w:sz w:val="18"/>
+              </w:rPr>
+              <w:t>analog MUX</w:t>
+            </w:r>
+          </w:p>
+        </w:tc>
+        <w:tc>
+          <w:tcPr>
+            <w:tcW w:type="dxa" w:w="2860"/>
+            <w:tcMar>
+              <w:top w:w="80" w:type="dxa"/>
+              <w:start w:w="120" w:type="dxa"/>
+              <w:bottom w:w="80" w:type="dxa"/>
+              <w:end w:w="120" w:type="dxa"/>
+            </w:tcMar>
+            <w:vAlign w:val="center"/>
+          </w:tcPr>
+          <w:p>
+            <w:pPr>
+              <w:spacing w:after="0" w:line="259" w:lineRule="auto"/>
+            </w:pPr>
+            <w:r>
+              <w:rPr>
+                <w:rFonts w:ascii="Hiragino Sans" w:hAnsi="Hiragino Sans" w:eastAsia="Hiragino Sans"/>
+                <w:sz w:val="18"/>
+              </w:rPr>
+              <w:t>selected cell index</w:t>
+            </w:r>
+          </w:p>
+        </w:tc>
+      </w:tr>
+      <w:tr>
+        <w:tc>
+          <w:tcPr>
+            <w:tcW w:type="dxa" w:w="1500"/>
+            <w:tcMar>
+              <w:top w:w="80" w:type="dxa"/>
+              <w:start w:w="120" w:type="dxa"/>
+              <w:bottom w:w="80" w:type="dxa"/>
+              <w:end w:w="120" w:type="dxa"/>
+            </w:tcMar>
+            <w:vAlign w:val="center"/>
+          </w:tcPr>
+          <w:p>
+            <w:pPr>
+              <w:spacing w:after="0" w:line="259" w:lineRule="auto"/>
+            </w:pPr>
+            <w:r>
+              <w:rPr>
+                <w:rFonts w:ascii="Hiragino Sans" w:hAnsi="Hiragino Sans" w:eastAsia="Hiragino Sans"/>
+                <w:sz w:val="18"/>
+              </w:rPr>
+              <w:t>VMUX</w:t>
+            </w:r>
+          </w:p>
+        </w:tc>
+        <w:tc>
+          <w:tcPr>
+            <w:tcW w:type="dxa" w:w="2500"/>
+            <w:tcMar>
+              <w:top w:w="80" w:type="dxa"/>
+              <w:start w:w="120" w:type="dxa"/>
+              <w:bottom w:w="80" w:type="dxa"/>
+              <w:end w:w="120" w:type="dxa"/>
+            </w:tcMar>
+            <w:vAlign w:val="center"/>
+          </w:tcPr>
+          <w:p>
+            <w:pPr>
+              <w:spacing w:after="0" w:line="259" w:lineRule="auto"/>
+            </w:pPr>
+            <w:r>
+              <w:rPr>
+                <w:rFonts w:ascii="Hiragino Sans" w:hAnsi="Hiragino Sans" w:eastAsia="Hiragino Sans"/>
+                <w:sz w:val="18"/>
+              </w:rPr>
+              <w:t>analog MUX</w:t>
+            </w:r>
+          </w:p>
+        </w:tc>
+        <w:tc>
+          <w:tcPr>
+            <w:tcW w:type="dxa" w:w="2500"/>
+            <w:tcMar>
+              <w:top w:w="80" w:type="dxa"/>
+              <w:start w:w="120" w:type="dxa"/>
+              <w:bottom w:w="80" w:type="dxa"/>
+              <w:end w:w="120" w:type="dxa"/>
+            </w:tcMar>
+            <w:vAlign w:val="center"/>
+          </w:tcPr>
+          <w:p>
+            <w:pPr>
+              <w:spacing w:after="0" w:line="259" w:lineRule="auto"/>
+            </w:pPr>
+            <w:r>
+              <w:rPr>
+                <w:rFonts w:ascii="Hiragino Sans" w:hAnsi="Hiragino Sans" w:eastAsia="Hiragino Sans"/>
+                <w:sz w:val="18"/>
+              </w:rPr>
+              <w:t>comparator</w:t>
+            </w:r>
+          </w:p>
+        </w:tc>
+        <w:tc>
+          <w:tcPr>
+            <w:tcW w:type="dxa" w:w="2860"/>
+            <w:tcMar>
+              <w:top w:w="80" w:type="dxa"/>
+              <w:start w:w="120" w:type="dxa"/>
+              <w:bottom w:w="80" w:type="dxa"/>
+              <w:end w:w="120" w:type="dxa"/>
+            </w:tcMar>
+            <w:vAlign w:val="center"/>
+          </w:tcPr>
+          <w:p>
+            <w:pPr>
+              <w:spacing w:after="0" w:line="259" w:lineRule="auto"/>
+            </w:pPr>
+            <w:r>
+              <w:rPr>
+                <w:rFonts w:ascii="Hiragino Sans" w:hAnsi="Hiragino Sans" w:eastAsia="Hiragino Sans"/>
+                <w:sz w:val="18"/>
+              </w:rPr>
+              <w:t>selected held voltage</w:t>
+            </w:r>
+          </w:p>
+        </w:tc>
+      </w:tr>
+      <w:tr>
+        <w:tc>
+          <w:tcPr>
+            <w:tcW w:type="dxa" w:w="1500"/>
+            <w:tcMar>
+              <w:top w:w="80" w:type="dxa"/>
+              <w:start w:w="120" w:type="dxa"/>
+              <w:bottom w:w="80" w:type="dxa"/>
+              <w:end w:w="120" w:type="dxa"/>
+            </w:tcMar>
+            <w:vAlign w:val="center"/>
+          </w:tcPr>
+          <w:p>
+            <w:pPr>
+              <w:spacing w:after="0" w:line="259" w:lineRule="auto"/>
+            </w:pPr>
+            <w:r>
+              <w:rPr>
+                <w:rFonts w:ascii="Hiragino Sans" w:hAnsi="Hiragino Sans" w:eastAsia="Hiragino Sans"/>
+                <w:sz w:val="18"/>
+              </w:rPr>
+              <w:t>VRAMP</w:t>
+            </w:r>
+          </w:p>
+        </w:tc>
+        <w:tc>
+          <w:tcPr>
+            <w:tcW w:type="dxa" w:w="2500"/>
+            <w:tcMar>
+              <w:top w:w="80" w:type="dxa"/>
+              <w:start w:w="120" w:type="dxa"/>
+              <w:bottom w:w="80" w:type="dxa"/>
+              <w:end w:w="120" w:type="dxa"/>
+            </w:tcMar>
+            <w:vAlign w:val="center"/>
+          </w:tcPr>
+          <w:p>
+            <w:pPr>
+              <w:spacing w:after="0" w:line="259" w:lineRule="auto"/>
+            </w:pPr>
+            <w:r>
+              <w:rPr>
+                <w:rFonts w:ascii="Hiragino Sans" w:hAnsi="Hiragino Sans" w:eastAsia="Hiragino Sans"/>
+                <w:sz w:val="18"/>
+              </w:rPr>
+              <w:t>ramp generator</w:t>
+            </w:r>
+          </w:p>
+        </w:tc>
+        <w:tc>
+          <w:tcPr>
+            <w:tcW w:type="dxa" w:w="2500"/>
+            <w:tcMar>
+              <w:top w:w="80" w:type="dxa"/>
+              <w:start w:w="120" w:type="dxa"/>
+              <w:bottom w:w="80" w:type="dxa"/>
+              <w:end w:w="120" w:type="dxa"/>
+            </w:tcMar>
+            <w:vAlign w:val="center"/>
+          </w:tcPr>
+          <w:p>
+            <w:pPr>
+              <w:spacing w:after="0" w:line="259" w:lineRule="auto"/>
+            </w:pPr>
+            <w:r>
+              <w:rPr>
+                <w:rFonts w:ascii="Hiragino Sans" w:hAnsi="Hiragino Sans" w:eastAsia="Hiragino Sans"/>
+                <w:sz w:val="18"/>
+              </w:rPr>
+              <w:t>comparator</w:t>
+            </w:r>
+          </w:p>
+        </w:tc>
+        <w:tc>
+          <w:tcPr>
+            <w:tcW w:type="dxa" w:w="2860"/>
+            <w:tcMar>
+              <w:top w:w="80" w:type="dxa"/>
+              <w:start w:w="120" w:type="dxa"/>
+              <w:bottom w:w="80" w:type="dxa"/>
+              <w:end w:w="120" w:type="dxa"/>
+            </w:tcMar>
+            <w:vAlign w:val="center"/>
+          </w:tcPr>
+          <w:p>
+            <w:pPr>
+              <w:spacing w:after="0" w:line="259" w:lineRule="auto"/>
+            </w:pPr>
+            <w:r>
+              <w:rPr>
+                <w:rFonts w:ascii="Hiragino Sans" w:hAnsi="Hiragino Sans" w:eastAsia="Hiragino Sans"/>
+                <w:sz w:val="18"/>
+              </w:rPr>
+              <w:t>time reference voltage</w:t>
+            </w:r>
+          </w:p>
+        </w:tc>
+      </w:tr>
+      <w:tr>
+        <w:tc>
+          <w:tcPr>
+            <w:tcW w:type="dxa" w:w="1500"/>
+            <w:tcMar>
+              <w:top w:w="80" w:type="dxa"/>
+              <w:start w:w="120" w:type="dxa"/>
+              <w:bottom w:w="80" w:type="dxa"/>
+              <w:end w:w="120" w:type="dxa"/>
+            </w:tcMar>
+            <w:vAlign w:val="center"/>
+          </w:tcPr>
+          <w:p>
+            <w:pPr>
+              <w:spacing w:after="0" w:line="259" w:lineRule="auto"/>
+            </w:pPr>
+            <w:r>
+              <w:rPr>
+                <w:rFonts w:ascii="Hiragino Sans" w:hAnsi="Hiragino Sans" w:eastAsia="Hiragino Sans"/>
+                <w:sz w:val="18"/>
+              </w:rPr>
+              <w:t>HIT</w:t>
+            </w:r>
+          </w:p>
+        </w:tc>
+        <w:tc>
+          <w:tcPr>
+            <w:tcW w:type="dxa" w:w="2500"/>
+            <w:tcMar>
+              <w:top w:w="80" w:type="dxa"/>
+              <w:start w:w="120" w:type="dxa"/>
+              <w:bottom w:w="80" w:type="dxa"/>
+              <w:end w:w="120" w:type="dxa"/>
+            </w:tcMar>
+            <w:vAlign w:val="center"/>
+          </w:tcPr>
+          <w:p>
+            <w:pPr>
+              <w:spacing w:after="0" w:line="259" w:lineRule="auto"/>
+            </w:pPr>
+            <w:r>
+              <w:rPr>
+                <w:rFonts w:ascii="Hiragino Sans" w:hAnsi="Hiragino Sans" w:eastAsia="Hiragino Sans"/>
+                <w:sz w:val="18"/>
+              </w:rPr>
+              <w:t>comparator</w:t>
+            </w:r>
+          </w:p>
+        </w:tc>
+        <w:tc>
+          <w:tcPr>
+            <w:tcW w:type="dxa" w:w="2500"/>
+            <w:tcMar>
+              <w:top w:w="80" w:type="dxa"/>
+              <w:start w:w="120" w:type="dxa"/>
+              <w:bottom w:w="80" w:type="dxa"/>
+              <w:end w:w="120" w:type="dxa"/>
+            </w:tcMar>
+            <w:vAlign w:val="center"/>
+          </w:tcPr>
+          <w:p>
+            <w:pPr>
+              <w:spacing w:after="0" w:line="259" w:lineRule="auto"/>
+            </w:pPr>
+            <w:r>
+              <w:rPr>
+                <w:rFonts w:ascii="Hiragino Sans" w:hAnsi="Hiragino Sans" w:eastAsia="Hiragino Sans"/>
+                <w:sz w:val="18"/>
+              </w:rPr>
+              <w:t>Gray capture/controller</w:t>
+            </w:r>
+          </w:p>
+        </w:tc>
+        <w:tc>
+          <w:tcPr>
+            <w:tcW w:type="dxa" w:w="2860"/>
+            <w:tcMar>
+              <w:top w:w="80" w:type="dxa"/>
+              <w:start w:w="120" w:type="dxa"/>
+              <w:bottom w:w="80" w:type="dxa"/>
+              <w:end w:w="120" w:type="dxa"/>
+            </w:tcMar>
+            <w:vAlign w:val="center"/>
+          </w:tcPr>
+          <w:p>
+            <w:pPr>
+              <w:spacing w:after="0" w:line="259" w:lineRule="auto"/>
+            </w:pPr>
+            <w:r>
+              <w:rPr>
+                <w:rFonts w:ascii="Hiragino Sans" w:hAnsi="Hiragino Sans" w:eastAsia="Hiragino Sans"/>
+                <w:sz w:val="18"/>
+              </w:rPr>
+              <w:t>asynchronous crossing event</w:t>
+            </w:r>
+          </w:p>
+        </w:tc>
+      </w:tr>
+      <w:tr>
+        <w:tc>
+          <w:tcPr>
+            <w:tcW w:type="dxa" w:w="1500"/>
+            <w:tcMar>
+              <w:top w:w="80" w:type="dxa"/>
+              <w:start w:w="120" w:type="dxa"/>
+              <w:bottom w:w="80" w:type="dxa"/>
+              <w:end w:w="120" w:type="dxa"/>
+            </w:tcMar>
+            <w:vAlign w:val="center"/>
+          </w:tcPr>
+          <w:p>
+            <w:pPr>
+              <w:spacing w:after="0" w:line="259" w:lineRule="auto"/>
+            </w:pPr>
+            <w:r>
+              <w:rPr>
+                <w:rFonts w:ascii="Hiragino Sans" w:hAnsi="Hiragino Sans" w:eastAsia="Hiragino Sans"/>
+                <w:sz w:val="18"/>
+              </w:rPr>
+              <w:t>CODE[5:0]</w:t>
+            </w:r>
+          </w:p>
+        </w:tc>
+        <w:tc>
+          <w:tcPr>
+            <w:tcW w:type="dxa" w:w="2500"/>
+            <w:tcMar>
+              <w:top w:w="80" w:type="dxa"/>
+              <w:start w:w="120" w:type="dxa"/>
+              <w:bottom w:w="80" w:type="dxa"/>
+              <w:end w:w="120" w:type="dxa"/>
+            </w:tcMar>
+            <w:vAlign w:val="center"/>
+          </w:tcPr>
+          <w:p>
+            <w:pPr>
+              <w:spacing w:after="0" w:line="259" w:lineRule="auto"/>
+            </w:pPr>
+            <w:r>
+              <w:rPr>
+                <w:rFonts w:ascii="Hiragino Sans" w:hAnsi="Hiragino Sans" w:eastAsia="Hiragino Sans"/>
+                <w:sz w:val="18"/>
+              </w:rPr>
+              <w:t>Gray capture</w:t>
+            </w:r>
+          </w:p>
+        </w:tc>
+        <w:tc>
+          <w:tcPr>
+            <w:tcW w:type="dxa" w:w="2500"/>
+            <w:tcMar>
+              <w:top w:w="80" w:type="dxa"/>
+              <w:start w:w="120" w:type="dxa"/>
+              <w:bottom w:w="80" w:type="dxa"/>
+              <w:end w:w="120" w:type="dxa"/>
+            </w:tcMar>
+            <w:vAlign w:val="center"/>
+          </w:tcPr>
+          <w:p>
+            <w:pPr>
+              <w:spacing w:after="0" w:line="259" w:lineRule="auto"/>
+            </w:pPr>
+            <w:r>
+              <w:rPr>
+                <w:rFonts w:ascii="Hiragino Sans" w:hAnsi="Hiragino Sans" w:eastAsia="Hiragino Sans"/>
+                <w:sz w:val="18"/>
+              </w:rPr>
+              <w:t>code registers</w:t>
+            </w:r>
+          </w:p>
+        </w:tc>
+        <w:tc>
+          <w:tcPr>
+            <w:tcW w:type="dxa" w:w="2860"/>
+            <w:tcMar>
+              <w:top w:w="80" w:type="dxa"/>
+              <w:start w:w="120" w:type="dxa"/>
+              <w:bottom w:w="80" w:type="dxa"/>
+              <w:end w:w="120" w:type="dxa"/>
+            </w:tcMar>
+            <w:vAlign w:val="center"/>
+          </w:tcPr>
+          <w:p>
+            <w:pPr>
+              <w:spacing w:after="0" w:line="259" w:lineRule="auto"/>
+            </w:pPr>
+            <w:r>
+              <w:rPr>
+                <w:rFonts w:ascii="Hiragino Sans" w:hAnsi="Hiragino Sans" w:eastAsia="Hiragino Sans"/>
+                <w:sz w:val="18"/>
+              </w:rPr>
+              <w:t>one cell result</w:t>
+            </w:r>
+          </w:p>
+        </w:tc>
+      </w:tr>
+      <w:tr>
+        <w:tc>
+          <w:tcPr>
+            <w:tcW w:type="dxa" w:w="1500"/>
+            <w:tcMar>
+              <w:top w:w="80" w:type="dxa"/>
+              <w:start w:w="120" w:type="dxa"/>
+              <w:bottom w:w="80" w:type="dxa"/>
+              <w:end w:w="120" w:type="dxa"/>
+            </w:tcMar>
+            <w:vAlign w:val="center"/>
+          </w:tcPr>
+          <w:p>
+            <w:pPr>
+              <w:spacing w:after="0" w:line="259" w:lineRule="auto"/>
+            </w:pPr>
+            <w:r>
+              <w:rPr>
+                <w:rFonts w:ascii="Hiragino Sans" w:hAnsi="Hiragino Sans" w:eastAsia="Hiragino Sans"/>
+                <w:sz w:val="18"/>
+              </w:rPr>
+              <w:t>DATA</w:t>
+            </w:r>
+          </w:p>
+        </w:tc>
+        <w:tc>
+          <w:tcPr>
+            <w:tcW w:type="dxa" w:w="2500"/>
+            <w:tcMar>
+              <w:top w:w="80" w:type="dxa"/>
+              <w:start w:w="120" w:type="dxa"/>
+              <w:bottom w:w="80" w:type="dxa"/>
+              <w:end w:w="120" w:type="dxa"/>
+            </w:tcMar>
+            <w:vAlign w:val="center"/>
+          </w:tcPr>
+          <w:p>
+            <w:pPr>
+              <w:spacing w:after="0" w:line="259" w:lineRule="auto"/>
+            </w:pPr>
+            <w:r>
+              <w:rPr>
+                <w:rFonts w:ascii="Hiragino Sans" w:hAnsi="Hiragino Sans" w:eastAsia="Hiragino Sans"/>
+                <w:sz w:val="18"/>
+              </w:rPr>
+              <w:t>serializer</w:t>
+            </w:r>
+          </w:p>
+        </w:tc>
+        <w:tc>
+          <w:tcPr>
+            <w:tcW w:type="dxa" w:w="2500"/>
+            <w:tcMar>
+              <w:top w:w="80" w:type="dxa"/>
+              <w:start w:w="120" w:type="dxa"/>
+              <w:bottom w:w="80" w:type="dxa"/>
+              <w:end w:w="120" w:type="dxa"/>
+            </w:tcMar>
+            <w:vAlign w:val="center"/>
+          </w:tcPr>
+          <w:p>
+            <w:pPr>
+              <w:spacing w:after="0" w:line="259" w:lineRule="auto"/>
+            </w:pPr>
+            <w:r>
+              <w:rPr>
+                <w:rFonts w:ascii="Hiragino Sans" w:hAnsi="Hiragino Sans" w:eastAsia="Hiragino Sans"/>
+                <w:sz w:val="18"/>
+              </w:rPr>
+              <w:t>FPGA</w:t>
+            </w:r>
+          </w:p>
+        </w:tc>
+        <w:tc>
+          <w:tcPr>
+            <w:tcW w:type="dxa" w:w="2860"/>
+            <w:tcMar>
+              <w:top w:w="80" w:type="dxa"/>
+              <w:start w:w="120" w:type="dxa"/>
+              <w:bottom w:w="80" w:type="dxa"/>
+              <w:end w:w="120" w:type="dxa"/>
+            </w:tcMar>
+            <w:vAlign w:val="center"/>
+          </w:tcPr>
+          <w:p>
+            <w:pPr>
+              <w:spacing w:after="0" w:line="259" w:lineRule="auto"/>
+            </w:pPr>
+            <w:r>
+              <w:rPr>
+                <w:rFonts w:ascii="Hiragino Sans" w:hAnsi="Hiragino Sans" w:eastAsia="Hiragino Sans"/>
+                <w:sz w:val="18"/>
+              </w:rPr>
+              <w:t>24-bit payload, serial</w:t>
+            </w:r>
+          </w:p>
+        </w:tc>
+      </w:tr>
+    </w:tbl>
+    <w:p>
+      <w:pPr>
+        <w:spacing w:after="0"/>
+      </w:pPr>
+    </w:p>
+    <w:p>
+      <w:r>
+        <w:rPr>
+          <w:rFonts w:ascii="Hiragino Sans" w:hAnsi="Hiragino Sans" w:eastAsia="Hiragino Sans"/>
+        </w:rPr>
+        <w:br w:type="page"/>
+      </w:r>
+    </w:p>
+    <w:p>
+      <w:pPr>
+        <w:pStyle w:val="Heading1"/>
+      </w:pPr>
+      <w:r>
+        <w:rPr>
+          <w:rFonts w:ascii="Hiragino Sans" w:hAnsi="Hiragino Sans" w:eastAsia="Hiragino Sans"/>
+        </w:rPr>
+        <w:t>4.1 1回の変換を時系列で追う</w:t>
+      </w:r>
+    </w:p>
+    <w:p>
+      <w:pPr>
+        <w:pStyle w:val="ListNumber"/>
+      </w:pPr>
+      <w:r>
+        <w:rPr>
+          <w:rFonts w:ascii="Hiragino Sans" w:hAnsi="Hiragino Sans" w:eastAsia="Hiragino Sans"/>
+        </w:rPr>
+        <w:t>Track: SAMPLE[n]=1。switchがONになりVHOLD[n]がVINへ追従する。</w:t>
+      </w:r>
+    </w:p>
+    <w:p>
+      <w:pPr>
+        <w:pStyle w:val="ListNumber"/>
+      </w:pPr>
+      <w:r>
+        <w:rPr>
+          <w:rFonts w:ascii="Hiragino Sans" w:hAnsi="Hiragino Sans" w:eastAsia="Hiragino Sans"/>
+        </w:rPr>
+        <w:t>Hold: SAMPLE[n]=0。switchをOFFにし、capacitorへ電圧を保存する。</w:t>
+      </w:r>
+    </w:p>
+    <w:p>
+      <w:pPr>
+        <w:pStyle w:val="ListNumber"/>
+      </w:pPr>
+      <w:r>
+        <w:rPr>
+          <w:rFonts w:ascii="Hiragino Sans" w:hAnsi="Hiragino Sans" w:eastAsia="Hiragino Sans"/>
+        </w:rPr>
+        <w:t>Select: SEL=n。VHOLD[n]だけをVMUXへ接続する。</w:t>
+      </w:r>
+    </w:p>
+    <w:p>
+      <w:pPr>
+        <w:pStyle w:val="ListNumber"/>
+      </w:pPr>
+      <w:r>
+        <w:rPr>
+          <w:rFonts w:ascii="Hiragino Sans" w:hAnsi="Hiragino Sans" w:eastAsia="Hiragino Sans"/>
+        </w:rPr>
+        <w:t>Settle: MUX切替によるtransientが収まるまで待つ。</w:t>
+      </w:r>
+    </w:p>
+    <w:p>
+      <w:pPr>
+        <w:pStyle w:val="ListNumber"/>
+      </w:pPr>
+      <w:r>
+        <w:rPr>
+          <w:rFonts w:ascii="Hiragino Sans" w:hAnsi="Hiragino Sans" w:eastAsia="Hiragino Sans"/>
+        </w:rPr>
+        <w:t>Reset: VRAMPとcounterを既知値へ戻す。</w:t>
+      </w:r>
+    </w:p>
+    <w:p>
+      <w:pPr>
+        <w:pStyle w:val="ListNumber"/>
+      </w:pPr>
+      <w:r>
+        <w:rPr>
+          <w:rFonts w:ascii="Hiragino Sans" w:hAnsi="Hiragino Sans" w:eastAsia="Hiragino Sans"/>
+        </w:rPr>
+        <w:t>Convert: rampを開始し、Gray counterを進める。</w:t>
+      </w:r>
+    </w:p>
+    <w:p>
+      <w:pPr>
+        <w:pStyle w:val="ListNumber"/>
+      </w:pPr>
+      <w:r>
+        <w:rPr>
+          <w:rFonts w:ascii="Hiragino Sans" w:hAnsi="Hiragino Sans" w:eastAsia="Hiragino Sans"/>
+        </w:rPr>
+        <w:t>Compare: VRAMPがVMUXを横切るとHIT edgeが発生する。</w:t>
+      </w:r>
+    </w:p>
+    <w:p>
+      <w:pPr>
+        <w:pStyle w:val="ListNumber"/>
+      </w:pPr>
+      <w:r>
+        <w:rPr>
+          <w:rFonts w:ascii="Hiragino Sans" w:hAnsi="Hiragino Sans" w:eastAsia="Hiragino Sans"/>
+        </w:rPr>
+        <w:t>Capture: HIT近傍のGray codeを保存しbinary codeへ扱う。</w:t>
+      </w:r>
+    </w:p>
+    <w:p>
+      <w:pPr>
+        <w:pStyle w:val="ListNumber"/>
+      </w:pPr>
+      <w:r>
+        <w:rPr>
+          <w:rFonts w:ascii="Hiragino Sans" w:hAnsi="Hiragino Sans" w:eastAsia="Hiragino Sans"/>
+        </w:rPr>
+        <w:t>Repeat: n=0..3について繰り返す。</w:t>
+      </w:r>
+    </w:p>
+    <w:p>
+      <w:pPr>
+        <w:pStyle w:val="ListNumber"/>
+      </w:pPr>
+      <w:r>
+        <w:rPr>
+          <w:rFonts w:ascii="Hiragino Sans" w:hAnsi="Hiragino Sans" w:eastAsia="Hiragino Sans"/>
+        </w:rPr>
+        <w:t>Readout: 4×6 bitを24-bit wordへ連結しserial送信する。</w:t>
+      </w:r>
+    </w:p>
+    <w:p>
+      <w:pPr>
+        <w:pStyle w:val="Heading2"/>
+      </w:pPr>
+      <w:r>
+        <w:rPr>
+          <w:rFonts w:ascii="Hiragino Sans" w:hAnsi="Hiragino Sans" w:eastAsia="Hiragino Sans"/>
+        </w:rPr>
+        <w:t>analog/digital境界で決めること</w:t>
+      </w:r>
+    </w:p>
+    <w:tbl>
+      <w:tblPr>
+        <w:tblW w:type="dxa" w:w="9360"/>
+        <w:jc w:val="center"/>
+        <w:tblLayout w:type="fixed"/>
+        <w:tblLook w:firstColumn="1" w:firstRow="1" w:lastColumn="0" w:lastRow="0" w:noHBand="0" w:noVBand="1" w:val="04A0"/>
+        <w:tblInd w:w="120" w:type="dxa"/>
+      </w:tblPr>
+      <w:tblGrid>
+        <w:gridCol w:w="2400"/>
+        <w:gridCol w:w="3800"/>
+        <w:gridCol w:w="3160"/>
+      </w:tblGrid>
+      <w:tr>
+        <w:trPr>
+          <w:tblHeader w:val="true"/>
+        </w:trPr>
+        <w:tc>
+          <w:tcPr>
+            <w:tcW w:type="dxa" w:w="2400"/>
+            <w:shd w:fill="E8EEF5"/>
+            <w:tcMar>
+              <w:top w:w="80" w:type="dxa"/>
+              <w:start w:w="120" w:type="dxa"/>
+              <w:bottom w:w="80" w:type="dxa"/>
+              <w:end w:w="120" w:type="dxa"/>
+            </w:tcMar>
+            <w:vAlign w:val="center"/>
+          </w:tcPr>
+          <w:p>
+            <w:r>
+              <w:rPr>
+                <w:rFonts w:ascii="Hiragino Sans" w:hAnsi="Hiragino Sans" w:eastAsia="Hiragino Sans"/>
+                <w:b/>
+                <w:color w:val="18364A"/>
+                <w:sz w:val="18"/>
+              </w:rPr>
+              <w:t>境界</w:t>
+            </w:r>
+          </w:p>
+        </w:tc>
+        <w:tc>
+          <w:tcPr>
+            <w:tcW w:type="dxa" w:w="3800"/>
+            <w:shd w:fill="E8EEF5"/>
+            <w:tcMar>
+              <w:top w:w="80" w:type="dxa"/>
+              <w:start w:w="120" w:type="dxa"/>
+              <w:bottom w:w="80" w:type="dxa"/>
+              <w:end w:w="120" w:type="dxa"/>
+            </w:tcMar>
+            <w:vAlign w:val="center"/>
+          </w:tcPr>
+          <w:p>
+            <w:r>
+              <w:rPr>
+                <w:rFonts w:ascii="Hiragino Sans" w:hAnsi="Hiragino Sans" w:eastAsia="Hiragino Sans"/>
+                <w:b/>
+                <w:color w:val="18364A"/>
+                <w:sz w:val="18"/>
+              </w:rPr>
+              <w:t>曖昧だと起きる問題</w:t>
+            </w:r>
+          </w:p>
+        </w:tc>
+        <w:tc>
+          <w:tcPr>
+            <w:tcW w:type="dxa" w:w="3160"/>
+            <w:shd w:fill="E8EEF5"/>
+            <w:tcMar>
+              <w:top w:w="80" w:type="dxa"/>
+              <w:start w:w="120" w:type="dxa"/>
+              <w:bottom w:w="80" w:type="dxa"/>
+              <w:end w:w="120" w:type="dxa"/>
+            </w:tcMar>
+            <w:vAlign w:val="center"/>
+          </w:tcPr>
+          <w:p>
+            <w:r>
+              <w:rPr>
+                <w:rFonts w:ascii="Hiragino Sans" w:hAnsi="Hiragino Sans" w:eastAsia="Hiragino Sans"/>
+                <w:b/>
+                <w:color w:val="18364A"/>
+                <w:sz w:val="18"/>
+              </w:rPr>
+              <w:t>固定事項</w:t>
+            </w:r>
+          </w:p>
+        </w:tc>
+      </w:tr>
+      <w:tr>
+        <w:tc>
+          <w:tcPr>
+            <w:tcW w:type="dxa" w:w="2400"/>
+            <w:tcMar>
+              <w:top w:w="80" w:type="dxa"/>
+              <w:start w:w="120" w:type="dxa"/>
+              <w:bottom w:w="80" w:type="dxa"/>
+              <w:end w:w="120" w:type="dxa"/>
+            </w:tcMar>
+            <w:vAlign w:val="center"/>
+          </w:tcPr>
+          <w:p>
+            <w:pPr>
+              <w:spacing w:after="0" w:line="259" w:lineRule="auto"/>
+            </w:pPr>
+            <w:r>
+              <w:rPr>
+                <w:rFonts w:ascii="Hiragino Sans" w:hAnsi="Hiragino Sans" w:eastAsia="Hiragino Sans"/>
+                <w:sz w:val="18"/>
+              </w:rPr>
+              <w:t>Comparator → capture</w:t>
+            </w:r>
+          </w:p>
+        </w:tc>
+        <w:tc>
+          <w:tcPr>
+            <w:tcW w:type="dxa" w:w="3800"/>
+            <w:tcMar>
+              <w:top w:w="80" w:type="dxa"/>
+              <w:start w:w="120" w:type="dxa"/>
+              <w:bottom w:w="80" w:type="dxa"/>
+              <w:end w:w="120" w:type="dxa"/>
+            </w:tcMar>
+            <w:vAlign w:val="center"/>
+          </w:tcPr>
+          <w:p>
+            <w:pPr>
+              <w:spacing w:after="0" w:line="259" w:lineRule="auto"/>
+            </w:pPr>
+            <w:r>
+              <w:rPr>
+                <w:rFonts w:ascii="Hiragino Sans" w:hAnsi="Hiragino Sans" w:eastAsia="Hiragino Sans"/>
+                <w:sz w:val="18"/>
+              </w:rPr>
+              <w:t>±1以上の誤code、metastability</w:t>
+            </w:r>
+          </w:p>
+        </w:tc>
+        <w:tc>
+          <w:tcPr>
+            <w:tcW w:type="dxa" w:w="3160"/>
+            <w:tcMar>
+              <w:top w:w="80" w:type="dxa"/>
+              <w:start w:w="120" w:type="dxa"/>
+              <w:bottom w:w="80" w:type="dxa"/>
+              <w:end w:w="120" w:type="dxa"/>
+            </w:tcMar>
+            <w:vAlign w:val="center"/>
+          </w:tcPr>
+          <w:p>
+            <w:pPr>
+              <w:spacing w:after="0" w:line="259" w:lineRule="auto"/>
+            </w:pPr>
+            <w:r>
+              <w:rPr>
+                <w:rFonts w:ascii="Hiragino Sans" w:hAnsi="Hiragino Sans" w:eastAsia="Hiragino Sans"/>
+                <w:sz w:val="18"/>
+              </w:rPr>
+              <w:t>edge polarity、synchronization、capture convention</w:t>
+            </w:r>
+          </w:p>
+        </w:tc>
+      </w:tr>
+      <w:tr>
+        <w:tc>
+          <w:tcPr>
+            <w:tcW w:type="dxa" w:w="2400"/>
+            <w:tcMar>
+              <w:top w:w="80" w:type="dxa"/>
+              <w:start w:w="120" w:type="dxa"/>
+              <w:bottom w:w="80" w:type="dxa"/>
+              <w:end w:w="120" w:type="dxa"/>
+            </w:tcMar>
+            <w:vAlign w:val="center"/>
+          </w:tcPr>
+          <w:p>
+            <w:pPr>
+              <w:spacing w:after="0" w:line="259" w:lineRule="auto"/>
+            </w:pPr>
+            <w:r>
+              <w:rPr>
+                <w:rFonts w:ascii="Hiragino Sans" w:hAnsi="Hiragino Sans" w:eastAsia="Hiragino Sans"/>
+                <w:sz w:val="18"/>
+              </w:rPr>
+              <w:t>Controller → analog switch</w:t>
+            </w:r>
+          </w:p>
+        </w:tc>
+        <w:tc>
+          <w:tcPr>
+            <w:tcW w:type="dxa" w:w="3800"/>
+            <w:tcMar>
+              <w:top w:w="80" w:type="dxa"/>
+              <w:start w:w="120" w:type="dxa"/>
+              <w:bottom w:w="80" w:type="dxa"/>
+              <w:end w:w="120" w:type="dxa"/>
+            </w:tcMar>
+            <w:vAlign w:val="center"/>
+          </w:tcPr>
+          <w:p>
+            <w:pPr>
+              <w:spacing w:after="0" w:line="259" w:lineRule="auto"/>
+            </w:pPr>
+            <w:r>
+              <w:rPr>
+                <w:rFonts w:ascii="Hiragino Sans" w:hAnsi="Hiragino Sans" w:eastAsia="Hiragino Sans"/>
+                <w:sz w:val="18"/>
+              </w:rPr>
+              <w:t>short、charge sharing、settling不足</w:t>
+            </w:r>
+          </w:p>
+        </w:tc>
+        <w:tc>
+          <w:tcPr>
+            <w:tcW w:type="dxa" w:w="3160"/>
+            <w:tcMar>
+              <w:top w:w="80" w:type="dxa"/>
+              <w:start w:w="120" w:type="dxa"/>
+              <w:bottom w:w="80" w:type="dxa"/>
+              <w:end w:w="120" w:type="dxa"/>
+            </w:tcMar>
+            <w:vAlign w:val="center"/>
+          </w:tcPr>
+          <w:p>
+            <w:pPr>
+              <w:spacing w:after="0" w:line="259" w:lineRule="auto"/>
+            </w:pPr>
+            <w:r>
+              <w:rPr>
+                <w:rFonts w:ascii="Hiragino Sans" w:hAnsi="Hiragino Sans" w:eastAsia="Hiragino Sans"/>
+                <w:sz w:val="18"/>
+              </w:rPr>
+              <w:t>non-overlap、pulse width、SEL timing</w:t>
+            </w:r>
+          </w:p>
+        </w:tc>
+      </w:tr>
+      <w:tr>
+        <w:tc>
+          <w:tcPr>
+            <w:tcW w:type="dxa" w:w="2400"/>
+            <w:tcMar>
+              <w:top w:w="80" w:type="dxa"/>
+              <w:start w:w="120" w:type="dxa"/>
+              <w:bottom w:w="80" w:type="dxa"/>
+              <w:end w:w="120" w:type="dxa"/>
+            </w:tcMar>
+            <w:vAlign w:val="center"/>
+          </w:tcPr>
+          <w:p>
+            <w:pPr>
+              <w:spacing w:after="0" w:line="259" w:lineRule="auto"/>
+            </w:pPr>
+            <w:r>
+              <w:rPr>
+                <w:rFonts w:ascii="Hiragino Sans" w:hAnsi="Hiragino Sans" w:eastAsia="Hiragino Sans"/>
+                <w:sz w:val="18"/>
+              </w:rPr>
+              <w:t>Code RAM → serializer</w:t>
+            </w:r>
+          </w:p>
+        </w:tc>
+        <w:tc>
+          <w:tcPr>
+            <w:tcW w:type="dxa" w:w="3800"/>
+            <w:tcMar>
+              <w:top w:w="80" w:type="dxa"/>
+              <w:start w:w="120" w:type="dxa"/>
+              <w:bottom w:w="80" w:type="dxa"/>
+              <w:end w:w="120" w:type="dxa"/>
+            </w:tcMar>
+            <w:vAlign w:val="center"/>
+          </w:tcPr>
+          <w:p>
+            <w:pPr>
+              <w:spacing w:after="0" w:line="259" w:lineRule="auto"/>
+            </w:pPr>
+            <w:r>
+              <w:rPr>
+                <w:rFonts w:ascii="Hiragino Sans" w:hAnsi="Hiragino Sans" w:eastAsia="Hiragino Sans"/>
+                <w:sz w:val="18"/>
+              </w:rPr>
+              <w:t>cell順・bit順が逆</w:t>
+            </w:r>
+          </w:p>
+        </w:tc>
+        <w:tc>
+          <w:tcPr>
+            <w:tcW w:type="dxa" w:w="3160"/>
+            <w:tcMar>
+              <w:top w:w="80" w:type="dxa"/>
+              <w:start w:w="120" w:type="dxa"/>
+              <w:bottom w:w="80" w:type="dxa"/>
+              <w:end w:w="120" w:type="dxa"/>
+            </w:tcMar>
+            <w:vAlign w:val="center"/>
+          </w:tcPr>
+          <w:p>
+            <w:pPr>
+              <w:spacing w:after="0" w:line="259" w:lineRule="auto"/>
+            </w:pPr>
+            <w:r>
+              <w:rPr>
+                <w:rFonts w:ascii="Hiragino Sans" w:hAnsi="Hiragino Sans" w:eastAsia="Hiragino Sans"/>
+                <w:sz w:val="18"/>
+              </w:rPr>
+              <w:t>packing order、MSB/LSB first、frame valid</w:t>
+            </w:r>
+          </w:p>
+        </w:tc>
+      </w:tr>
+    </w:tbl>
+    <w:p>
+      <w:pPr>
+        <w:spacing w:after="0"/>
+      </w:pPr>
+    </w:p>
+    <w:tbl>
+      <w:tblPr>
+        <w:tblW w:type="auto" w:w="0"/>
+        <w:jc w:val="center"/>
+        <w:tblLayout w:type="fixed"/>
+        <w:tblLook w:firstColumn="1" w:firstRow="1" w:lastColumn="0" w:lastRow="0" w:noHBand="0" w:noVBand="1" w:val="04A0"/>
+      </w:tblPr>
+      <w:tblGrid>
+        <w:gridCol w:w="9360"/>
+      </w:tblGrid>
+      <w:tr>
+        <w:tc>
+          <w:tcPr>
+            <w:tcW w:type="dxa" w:w="9360"/>
+            <w:tcMar>
+              <w:top w:w="130" w:type="dxa"/>
+              <w:start w:w="180" w:type="dxa"/>
+              <w:bottom w:w="130" w:type="dxa"/>
+              <w:end w:w="180" w:type="dxa"/>
+            </w:tcMar>
+            <w:shd w:fill="E8EEF5"/>
+          </w:tcPr>
+          <w:p>
+            <w:pPr>
+              <w:spacing w:after="0"/>
+            </w:pPr>
+            <w:r>
+              <w:rPr>
+                <w:rFonts w:ascii="Hiragino Sans" w:hAnsi="Hiragino Sans" w:eastAsia="Hiragino Sans"/>
+                <w:b/>
+                <w:color w:val="2E74B5"/>
+              </w:rPr>
+              <w:t xml:space="preserve">設計レビュー  </w:t>
+            </w:r>
+            <w:r>
+              <w:rPr>
+                <w:rFonts w:ascii="Hiragino Sans" w:hAnsi="Hiragino Sans" w:eastAsia="Hiragino Sans"/>
+              </w:rPr>
+              <w:t>各arrowについてproducer、consumer、voltage domain、clock domain、active polarity、reset stateを説明できれば、接続の理解がかなり進んでいます。</w:t>
+            </w:r>
+          </w:p>
+        </w:tc>
+      </w:tr>
+    </w:tbl>
+    <w:p>
+      <w:pPr>
+        <w:spacing w:after="0"/>
+      </w:pPr>
+    </w:p>
+    <w:p>
+      <w:r>
+        <w:rPr>
+          <w:rFonts w:ascii="Hiragino Sans" w:hAnsi="Hiragino Sans" w:eastAsia="Hiragino Sans"/>
+        </w:rPr>
+        <w:br w:type="page"/>
+      </w:r>
+    </w:p>
+    <w:p>
+      <w:pPr>
+        <w:pStyle w:val="Heading1"/>
+      </w:pPr>
+      <w:r>
+        <w:rPr>
+          <w:rFonts w:ascii="Hiragino Sans" w:hAnsi="Hiragino Sans" w:eastAsia="Hiragino Sans"/>
+        </w:rPr>
         <w:t>1. 全体設計フロー</w:t>
       </w:r>
     </w:p>
@@ -776,7 +6425,7 @@
         <w:drawing>
           <wp:inline xmlns:a="http://schemas.openxmlformats.org/drawingml/2006/main" xmlns:pic="http://schemas.openxmlformats.org/drawingml/2006/picture">
             <wp:extent cx="5943600" cy="3146612"/>
-            <wp:docPr id="2" name="Picture 2"/>
+            <wp:docPr id="5" name="Picture 5"/>
             <wp:cNvGraphicFramePr>
               <a:graphicFrameLocks noChangeAspect="1"/>
             </wp:cNvGraphicFramePr>
@@ -788,7 +6437,7 @@
                     <pic:cNvPicPr/>
                   </pic:nvPicPr>
                   <pic:blipFill>
-                    <a:blip r:embed="rId12"/>
+                    <a:blip r:embed="rId15"/>
                     <a:stretch>
                       <a:fillRect/>
                     </a:stretch>
@@ -2362,6 +8011,1480 @@
       <w:pPr>
         <w:spacing w:after="0"/>
       </w:pPr>
+    </w:p>
+    <w:p>
+      <w:r>
+        <w:rPr>
+          <w:rFonts w:ascii="Hiragino Sans" w:hAnsi="Hiragino Sans" w:eastAsia="Hiragino Sans"/>
+        </w:rPr>
+        <w:br w:type="page"/>
+      </w:r>
+    </w:p>
+    <w:p>
+      <w:pPr>
+        <w:pStyle w:val="Heading1"/>
+      </w:pPr>
+      <w:r>
+        <w:rPr>
+          <w:rFonts w:ascii="Hiragino Sans" w:hAnsi="Hiragino Sans" w:eastAsia="Hiragino Sans"/>
+        </w:rPr>
+        <w:t>5. Xschemを初めて使う</w:t>
+      </w:r>
+    </w:p>
+    <w:p>
+      <w:r>
+        <w:rPr>
+          <w:rFonts w:ascii="Hiragino Sans" w:hAnsi="Hiragino Sans" w:eastAsia="Hiragino Sans"/>
+        </w:rPr>
+        <w:t>Xschemは回路図editorであり、simulation engineそのものではありません。symbolとwireからSPICE netlistを生成し、そのnetlistをngspiceへ渡します。本projectではGUI確認に加え、scriptからheadless netlistingも行うため、手動操作と自動実行の結果を比較できます。</w:t>
+      </w:r>
+    </w:p>
+    <w:p>
+      <w:pPr>
+        <w:pStyle w:val="Heading2"/>
+      </w:pPr>
+      <w:r>
+        <w:rPr>
+          <w:rFonts w:ascii="Hiragino Sans" w:hAnsi="Hiragino Sans" w:eastAsia="Hiragino Sans"/>
+        </w:rPr>
+        <w:t>回路図を開く</w:t>
+      </w:r>
+    </w:p>
+    <w:p>
+      <w:pPr>
+        <w:pStyle w:val="ListNumber"/>
+      </w:pPr>
+      <w:r>
+        <w:rPr>
+          <w:rFonts w:ascii="Hiragino Sans" w:hAnsi="Hiragino Sans" w:eastAsia="Hiragino Sans"/>
+        </w:rPr>
+        <w:t>make vncを実行し、browser desktopを開く。</w:t>
+      </w:r>
+    </w:p>
+    <w:p>
+      <w:pPr>
+        <w:pStyle w:val="ListNumber"/>
+      </w:pPr>
+      <w:r>
+        <w:rPr>
+          <w:rFonts w:ascii="Hiragino Sans" w:hAnsi="Hiragino Sans" w:eastAsia="Hiragino Sans"/>
+        </w:rPr>
+        <w:t>File Managerで /foss/designs/simulations/gf180_nmos_dc/ へ移動する。</w:t>
+      </w:r>
+    </w:p>
+    <w:p>
+      <w:pPr>
+        <w:pStyle w:val="ListNumber"/>
+      </w:pPr>
+      <w:r>
+        <w:rPr>
+          <w:rFonts w:ascii="Hiragino Sans" w:hAnsi="Hiragino Sans" w:eastAsia="Hiragino Sans"/>
+        </w:rPr>
+        <w:t>nmos_dc.schをdouble-clickする。関連付けで開かない場合はXschemを起動してFile &gt; Openを使う。</w:t>
+      </w:r>
+    </w:p>
+    <w:p>
+      <w:pPr>
+        <w:pStyle w:val="ListNumber"/>
+      </w:pPr>
+      <w:r>
+        <w:rPr>
+          <w:rFonts w:ascii="Hiragino Sans" w:hAnsi="Hiragino Sans" w:eastAsia="Hiragino Sans"/>
+        </w:rPr>
+        <w:t>画面上のNMOS symbol、voltage source、ground、simulation commandを探す。</w:t>
+      </w:r>
+    </w:p>
+    <w:p>
+      <w:pPr>
+        <w:pStyle w:val="ListNumber"/>
+      </w:pPr>
+      <w:r>
+        <w:rPr>
+          <w:rFonts w:ascii="Hiragino Sans" w:hAnsi="Hiragino Sans" w:eastAsia="Hiragino Sans"/>
+        </w:rPr>
+        <w:t>symbolを選択してpropertyを開き、model名、W、L、multiplicityを読む。</w:t>
+      </w:r>
+    </w:p>
+    <w:p>
+      <w:pPr>
+        <w:pStyle w:val="Heading2"/>
+      </w:pPr>
+      <w:r>
+        <w:rPr>
+          <w:rFonts w:ascii="Hiragino Sans" w:hAnsi="Hiragino Sans" w:eastAsia="Hiragino Sans"/>
+        </w:rPr>
+        <w:t>配線を読むときの規則</w:t>
+      </w:r>
+    </w:p>
+    <w:p>
+      <w:pPr>
+        <w:pStyle w:val="ListBullet"/>
+      </w:pPr>
+      <w:r>
+        <w:rPr>
+          <w:rFonts w:ascii="Hiragino Sans" w:hAnsi="Hiragino Sans" w:eastAsia="Hiragino Sans"/>
+        </w:rPr>
+        <w:t>線が交差してもjunction dotがなければ接続でない場合がある。</w:t>
+      </w:r>
+    </w:p>
+    <w:p>
+      <w:pPr>
+        <w:pStyle w:val="ListBullet"/>
+      </w:pPr>
+      <w:r>
+        <w:rPr>
+          <w:rFonts w:ascii="Hiragino Sans" w:hAnsi="Hiragino Sans" w:eastAsia="Hiragino Sans"/>
+        </w:rPr>
+        <w:t>node labelが同じなら離れた場所でも同一netとして接続される。</w:t>
+      </w:r>
+    </w:p>
+    <w:p>
+      <w:pPr>
+        <w:pStyle w:val="ListBullet"/>
+      </w:pPr>
+      <w:r>
+        <w:rPr>
+          <w:rFonts w:ascii="Hiragino Sans" w:hAnsi="Hiragino Sans" w:eastAsia="Hiragino Sans"/>
+        </w:rPr>
+        <w:t>ground/reference nodeがないSPICE回路は解けない。</w:t>
+      </w:r>
+    </w:p>
+    <w:p>
+      <w:pPr>
+        <w:pStyle w:val="ListBullet"/>
+      </w:pPr>
+      <w:r>
+        <w:rPr>
+          <w:rFonts w:ascii="Hiragino Sans" w:hAnsi="Hiragino Sans" w:eastAsia="Hiragino Sans"/>
+        </w:rPr>
+        <w:t>MOSのD/G/S/B端子をsymbol向きだけで判断せずproperty/netlistでも確認する。</w:t>
+      </w:r>
+    </w:p>
+    <w:p>
+      <w:pPr>
+        <w:pStyle w:val="Heading2"/>
+      </w:pPr>
+      <w:r>
+        <w:rPr>
+          <w:rFonts w:ascii="Hiragino Sans" w:hAnsi="Hiragino Sans" w:eastAsia="Hiragino Sans"/>
+        </w:rPr>
+        <w:t>変更前に守ること</w:t>
+      </w:r>
+    </w:p>
+    <w:p>
+      <w:pPr>
+        <w:pStyle w:val="ListBullet"/>
+      </w:pPr>
+      <w:r>
+        <w:rPr>
+          <w:rFonts w:ascii="Hiragino Sans" w:hAnsi="Hiragino Sans" w:eastAsia="Hiragino Sans"/>
+        </w:rPr>
+        <w:t>元のtestbenchを直接壊さず、学習用copyまたはGit branchを作る。</w:t>
+      </w:r>
+    </w:p>
+    <w:p>
+      <w:pPr>
+        <w:pStyle w:val="ListBullet"/>
+      </w:pPr>
+      <w:r>
+        <w:rPr>
+          <w:rFonts w:ascii="Hiragino Sans" w:hAnsi="Hiragino Sans" w:eastAsia="Hiragino Sans"/>
+        </w:rPr>
+        <w:t>一度にW、L、bias、stimulusを同時変更しない。</w:t>
+      </w:r>
+    </w:p>
+    <w:p>
+      <w:pPr>
+        <w:pStyle w:val="ListBullet"/>
+      </w:pPr>
+      <w:r>
+        <w:rPr>
+          <w:rFonts w:ascii="Hiragino Sans" w:hAnsi="Hiragino Sans" w:eastAsia="Hiragino Sans"/>
+        </w:rPr>
+        <w:t>変更前の予測を数値または増減方向で書く。</w:t>
+      </w:r>
+    </w:p>
+    <w:p>
+      <w:pPr>
+        <w:pStyle w:val="ListBullet"/>
+      </w:pPr>
+      <w:r>
+        <w:rPr>
+          <w:rFonts w:ascii="Hiragino Sans" w:hAnsi="Hiragino Sans" w:eastAsia="Hiragino Sans"/>
+        </w:rPr>
+        <w:t>保存後にgit diffで意図した変更だけか確認する。</w:t>
+      </w:r>
+    </w:p>
+    <w:tbl>
+      <w:tblPr>
+        <w:tblW w:type="auto" w:w="0"/>
+        <w:jc w:val="center"/>
+        <w:tblLayout w:type="fixed"/>
+        <w:tblLook w:firstColumn="1" w:firstRow="1" w:lastColumn="0" w:lastRow="0" w:noHBand="0" w:noVBand="1" w:val="04A0"/>
+      </w:tblPr>
+      <w:tblGrid>
+        <w:gridCol w:w="9360"/>
+      </w:tblGrid>
+      <w:tr>
+        <w:tc>
+          <w:tcPr>
+            <w:tcW w:type="dxa" w:w="9360"/>
+            <w:tcMar>
+              <w:top w:w="130" w:type="dxa"/>
+              <w:start w:w="180" w:type="dxa"/>
+              <w:bottom w:w="130" w:type="dxa"/>
+              <w:end w:w="180" w:type="dxa"/>
+            </w:tcMar>
+            <w:shd w:fill="E8EEF5"/>
+          </w:tcPr>
+          <w:p>
+            <w:pPr>
+              <w:spacing w:after="0"/>
+            </w:pPr>
+            <w:r>
+              <w:rPr>
+                <w:rFonts w:ascii="Hiragino Sans" w:hAnsi="Hiragino Sans" w:eastAsia="Hiragino Sans"/>
+                <w:b/>
+                <w:color w:val="2E74B5"/>
+              </w:rPr>
+              <w:t xml:space="preserve">ショートカット  </w:t>
+            </w:r>
+            <w:r>
+              <w:rPr>
+                <w:rFonts w:ascii="Hiragino Sans" w:hAnsi="Hiragino Sans" w:eastAsia="Hiragino Sans"/>
+              </w:rPr>
+              <w:t>Xschemのshortcutはversionやkeymapで差があり得ます。授業ではまずmenu名で操作を共有し、各自の画面下status/helpでshortcutを確認します。</w:t>
+            </w:r>
+          </w:p>
+        </w:tc>
+      </w:tr>
+    </w:tbl>
+    <w:p>
+      <w:pPr>
+        <w:spacing w:after="0"/>
+      </w:pPr>
+    </w:p>
+    <w:p>
+      <w:r>
+        <w:rPr>
+          <w:rFonts w:ascii="Hiragino Sans" w:hAnsi="Hiragino Sans" w:eastAsia="Hiragino Sans"/>
+        </w:rPr>
+        <w:br w:type="page"/>
+      </w:r>
+    </w:p>
+    <w:p>
+      <w:pPr>
+        <w:pStyle w:val="Heading1"/>
+      </w:pPr>
+      <w:r>
+        <w:rPr>
+          <w:rFonts w:ascii="Hiragino Sans" w:hAnsi="Hiragino Sans" w:eastAsia="Hiragino Sans"/>
+        </w:rPr>
+        <w:t>5.1 Netlistとngspiceを追跡する</w:t>
+      </w:r>
+    </w:p>
+    <w:p>
+      <w:r>
+        <w:rPr>
+          <w:rFonts w:ascii="Hiragino Sans" w:hAnsi="Hiragino Sans" w:eastAsia="Hiragino Sans"/>
+        </w:rPr>
+        <w:t>make nmos-dcを実行すると、Xschemはnmos_dc.schからwork/nmos_dc_xschem.spiceを生成します。その後ngspiceがbatch modeでnetlistを読み、raw dataとCSVを生成します。</w:t>
+      </w:r>
+    </w:p>
+    <w:p>
+      <w:pPr>
+        <w:pStyle w:val="Code"/>
+      </w:pPr>
+      <w:r>
+        <w:rPr>
+          <w:rFonts w:ascii="Hiragino Sans" w:hAnsi="Hiragino Sans" w:eastAsia="Hiragino Sans"/>
+        </w:rPr>
+        <w:t>xschem -n -q -x --rcfile &lt;gf180-xschemrc&gt; \</w:t>
+        <w:br/>
+        <w:t>+  -o work -N nmos_dc_xschem.spice nmos_dc.sch</w:t>
+        <w:br/>
+        <w:t>ngspice -b work/nmos_dc_xschem.spice</w:t>
+      </w:r>
+    </w:p>
+    <w:tbl>
+      <w:tblPr>
+        <w:tblW w:type="dxa" w:w="9360"/>
+        <w:jc w:val="center"/>
+        <w:tblLayout w:type="fixed"/>
+        <w:tblLook w:firstColumn="1" w:firstRow="1" w:lastColumn="0" w:lastRow="0" w:noHBand="0" w:noVBand="1" w:val="04A0"/>
+        <w:tblInd w:w="120" w:type="dxa"/>
+      </w:tblPr>
+      <w:tblGrid>
+        <w:gridCol w:w="2100"/>
+        <w:gridCol w:w="7260"/>
+      </w:tblGrid>
+      <w:tr>
+        <w:trPr>
+          <w:tblHeader w:val="true"/>
+        </w:trPr>
+        <w:tc>
+          <w:tcPr>
+            <w:tcW w:type="dxa" w:w="2100"/>
+            <w:shd w:fill="E8EEF5"/>
+            <w:tcMar>
+              <w:top w:w="80" w:type="dxa"/>
+              <w:start w:w="120" w:type="dxa"/>
+              <w:bottom w:w="80" w:type="dxa"/>
+              <w:end w:w="120" w:type="dxa"/>
+            </w:tcMar>
+            <w:vAlign w:val="center"/>
+          </w:tcPr>
+          <w:p>
+            <w:r>
+              <w:rPr>
+                <w:rFonts w:ascii="Hiragino Sans" w:hAnsi="Hiragino Sans" w:eastAsia="Hiragino Sans"/>
+                <w:b/>
+                <w:color w:val="18364A"/>
+                <w:sz w:val="18"/>
+              </w:rPr>
+              <w:t>Option</w:t>
+            </w:r>
+          </w:p>
+        </w:tc>
+        <w:tc>
+          <w:tcPr>
+            <w:tcW w:type="dxa" w:w="7260"/>
+            <w:shd w:fill="E8EEF5"/>
+            <w:tcMar>
+              <w:top w:w="80" w:type="dxa"/>
+              <w:start w:w="120" w:type="dxa"/>
+              <w:bottom w:w="80" w:type="dxa"/>
+              <w:end w:w="120" w:type="dxa"/>
+            </w:tcMar>
+            <w:vAlign w:val="center"/>
+          </w:tcPr>
+          <w:p>
+            <w:r>
+              <w:rPr>
+                <w:rFonts w:ascii="Hiragino Sans" w:hAnsi="Hiragino Sans" w:eastAsia="Hiragino Sans"/>
+                <w:b/>
+                <w:color w:val="18364A"/>
+                <w:sz w:val="18"/>
+              </w:rPr>
+              <w:t>意味</w:t>
+            </w:r>
+          </w:p>
+        </w:tc>
+      </w:tr>
+      <w:tr>
+        <w:tc>
+          <w:tcPr>
+            <w:tcW w:type="dxa" w:w="2100"/>
+            <w:tcMar>
+              <w:top w:w="80" w:type="dxa"/>
+              <w:start w:w="120" w:type="dxa"/>
+              <w:bottom w:w="80" w:type="dxa"/>
+              <w:end w:w="120" w:type="dxa"/>
+            </w:tcMar>
+            <w:vAlign w:val="center"/>
+          </w:tcPr>
+          <w:p>
+            <w:pPr>
+              <w:spacing w:after="0" w:line="259" w:lineRule="auto"/>
+            </w:pPr>
+            <w:r>
+              <w:rPr>
+                <w:rFonts w:ascii="Hiragino Sans" w:hAnsi="Hiragino Sans" w:eastAsia="Hiragino Sans"/>
+                <w:sz w:val="18"/>
+              </w:rPr>
+              <w:t>-n</w:t>
+            </w:r>
+          </w:p>
+        </w:tc>
+        <w:tc>
+          <w:tcPr>
+            <w:tcW w:type="dxa" w:w="7260"/>
+            <w:tcMar>
+              <w:top w:w="80" w:type="dxa"/>
+              <w:start w:w="120" w:type="dxa"/>
+              <w:bottom w:w="80" w:type="dxa"/>
+              <w:end w:w="120" w:type="dxa"/>
+            </w:tcMar>
+            <w:vAlign w:val="center"/>
+          </w:tcPr>
+          <w:p>
+            <w:pPr>
+              <w:spacing w:after="0" w:line="259" w:lineRule="auto"/>
+            </w:pPr>
+            <w:r>
+              <w:rPr>
+                <w:rFonts w:ascii="Hiragino Sans" w:hAnsi="Hiragino Sans" w:eastAsia="Hiragino Sans"/>
+                <w:sz w:val="18"/>
+              </w:rPr>
+              <w:t>user configを限定して再現性を上げる</w:t>
+            </w:r>
+          </w:p>
+        </w:tc>
+      </w:tr>
+      <w:tr>
+        <w:tc>
+          <w:tcPr>
+            <w:tcW w:type="dxa" w:w="2100"/>
+            <w:tcMar>
+              <w:top w:w="80" w:type="dxa"/>
+              <w:start w:w="120" w:type="dxa"/>
+              <w:bottom w:w="80" w:type="dxa"/>
+              <w:end w:w="120" w:type="dxa"/>
+            </w:tcMar>
+            <w:vAlign w:val="center"/>
+          </w:tcPr>
+          <w:p>
+            <w:pPr>
+              <w:spacing w:after="0" w:line="259" w:lineRule="auto"/>
+            </w:pPr>
+            <w:r>
+              <w:rPr>
+                <w:rFonts w:ascii="Hiragino Sans" w:hAnsi="Hiragino Sans" w:eastAsia="Hiragino Sans"/>
+                <w:sz w:val="18"/>
+              </w:rPr>
+              <w:t>-q</w:t>
+            </w:r>
+          </w:p>
+        </w:tc>
+        <w:tc>
+          <w:tcPr>
+            <w:tcW w:type="dxa" w:w="7260"/>
+            <w:tcMar>
+              <w:top w:w="80" w:type="dxa"/>
+              <w:start w:w="120" w:type="dxa"/>
+              <w:bottom w:w="80" w:type="dxa"/>
+              <w:end w:w="120" w:type="dxa"/>
+            </w:tcMar>
+            <w:vAlign w:val="center"/>
+          </w:tcPr>
+          <w:p>
+            <w:pPr>
+              <w:spacing w:after="0" w:line="259" w:lineRule="auto"/>
+            </w:pPr>
+            <w:r>
+              <w:rPr>
+                <w:rFonts w:ascii="Hiragino Sans" w:hAnsi="Hiragino Sans" w:eastAsia="Hiragino Sans"/>
+                <w:sz w:val="18"/>
+              </w:rPr>
+              <w:t>quiet startup</w:t>
+            </w:r>
+          </w:p>
+        </w:tc>
+      </w:tr>
+      <w:tr>
+        <w:tc>
+          <w:tcPr>
+            <w:tcW w:type="dxa" w:w="2100"/>
+            <w:tcMar>
+              <w:top w:w="80" w:type="dxa"/>
+              <w:start w:w="120" w:type="dxa"/>
+              <w:bottom w:w="80" w:type="dxa"/>
+              <w:end w:w="120" w:type="dxa"/>
+            </w:tcMar>
+            <w:vAlign w:val="center"/>
+          </w:tcPr>
+          <w:p>
+            <w:pPr>
+              <w:spacing w:after="0" w:line="259" w:lineRule="auto"/>
+            </w:pPr>
+            <w:r>
+              <w:rPr>
+                <w:rFonts w:ascii="Hiragino Sans" w:hAnsi="Hiragino Sans" w:eastAsia="Hiragino Sans"/>
+                <w:sz w:val="18"/>
+              </w:rPr>
+              <w:t>-x</w:t>
+            </w:r>
+          </w:p>
+        </w:tc>
+        <w:tc>
+          <w:tcPr>
+            <w:tcW w:type="dxa" w:w="7260"/>
+            <w:tcMar>
+              <w:top w:w="80" w:type="dxa"/>
+              <w:start w:w="120" w:type="dxa"/>
+              <w:bottom w:w="80" w:type="dxa"/>
+              <w:end w:w="120" w:type="dxa"/>
+            </w:tcMar>
+            <w:vAlign w:val="center"/>
+          </w:tcPr>
+          <w:p>
+            <w:pPr>
+              <w:spacing w:after="0" w:line="259" w:lineRule="auto"/>
+            </w:pPr>
+            <w:r>
+              <w:rPr>
+                <w:rFonts w:ascii="Hiragino Sans" w:hAnsi="Hiragino Sans" w:eastAsia="Hiragino Sans"/>
+                <w:sz w:val="18"/>
+              </w:rPr>
+              <w:t>GUIを表示しないheadless実行</w:t>
+            </w:r>
+          </w:p>
+        </w:tc>
+      </w:tr>
+      <w:tr>
+        <w:tc>
+          <w:tcPr>
+            <w:tcW w:type="dxa" w:w="2100"/>
+            <w:tcMar>
+              <w:top w:w="80" w:type="dxa"/>
+              <w:start w:w="120" w:type="dxa"/>
+              <w:bottom w:w="80" w:type="dxa"/>
+              <w:end w:w="120" w:type="dxa"/>
+            </w:tcMar>
+            <w:vAlign w:val="center"/>
+          </w:tcPr>
+          <w:p>
+            <w:pPr>
+              <w:spacing w:after="0" w:line="259" w:lineRule="auto"/>
+            </w:pPr>
+            <w:r>
+              <w:rPr>
+                <w:rFonts w:ascii="Hiragino Sans" w:hAnsi="Hiragino Sans" w:eastAsia="Hiragino Sans"/>
+                <w:sz w:val="18"/>
+              </w:rPr>
+              <w:t>--rcfile</w:t>
+            </w:r>
+          </w:p>
+        </w:tc>
+        <w:tc>
+          <w:tcPr>
+            <w:tcW w:type="dxa" w:w="7260"/>
+            <w:tcMar>
+              <w:top w:w="80" w:type="dxa"/>
+              <w:start w:w="120" w:type="dxa"/>
+              <w:bottom w:w="80" w:type="dxa"/>
+              <w:end w:w="120" w:type="dxa"/>
+            </w:tcMar>
+            <w:vAlign w:val="center"/>
+          </w:tcPr>
+          <w:p>
+            <w:pPr>
+              <w:spacing w:after="0" w:line="259" w:lineRule="auto"/>
+            </w:pPr>
+            <w:r>
+              <w:rPr>
+                <w:rFonts w:ascii="Hiragino Sans" w:hAnsi="Hiragino Sans" w:eastAsia="Hiragino Sans"/>
+                <w:sz w:val="18"/>
+              </w:rPr>
+              <w:t>GF180 symbol/model pathを設定</w:t>
+            </w:r>
+          </w:p>
+        </w:tc>
+      </w:tr>
+      <w:tr>
+        <w:tc>
+          <w:tcPr>
+            <w:tcW w:type="dxa" w:w="2100"/>
+            <w:tcMar>
+              <w:top w:w="80" w:type="dxa"/>
+              <w:start w:w="120" w:type="dxa"/>
+              <w:bottom w:w="80" w:type="dxa"/>
+              <w:end w:w="120" w:type="dxa"/>
+            </w:tcMar>
+            <w:vAlign w:val="center"/>
+          </w:tcPr>
+          <w:p>
+            <w:pPr>
+              <w:spacing w:after="0" w:line="259" w:lineRule="auto"/>
+            </w:pPr>
+            <w:r>
+              <w:rPr>
+                <w:rFonts w:ascii="Hiragino Sans" w:hAnsi="Hiragino Sans" w:eastAsia="Hiragino Sans"/>
+                <w:sz w:val="18"/>
+              </w:rPr>
+              <w:t>-o work</w:t>
+            </w:r>
+          </w:p>
+        </w:tc>
+        <w:tc>
+          <w:tcPr>
+            <w:tcW w:type="dxa" w:w="7260"/>
+            <w:tcMar>
+              <w:top w:w="80" w:type="dxa"/>
+              <w:start w:w="120" w:type="dxa"/>
+              <w:bottom w:w="80" w:type="dxa"/>
+              <w:end w:w="120" w:type="dxa"/>
+            </w:tcMar>
+            <w:vAlign w:val="center"/>
+          </w:tcPr>
+          <w:p>
+            <w:pPr>
+              <w:spacing w:after="0" w:line="259" w:lineRule="auto"/>
+            </w:pPr>
+            <w:r>
+              <w:rPr>
+                <w:rFonts w:ascii="Hiragino Sans" w:hAnsi="Hiragino Sans" w:eastAsia="Hiragino Sans"/>
+                <w:sz w:val="18"/>
+              </w:rPr>
+              <w:t>生成先directory</w:t>
+            </w:r>
+          </w:p>
+        </w:tc>
+      </w:tr>
+      <w:tr>
+        <w:tc>
+          <w:tcPr>
+            <w:tcW w:type="dxa" w:w="2100"/>
+            <w:tcMar>
+              <w:top w:w="80" w:type="dxa"/>
+              <w:start w:w="120" w:type="dxa"/>
+              <w:bottom w:w="80" w:type="dxa"/>
+              <w:end w:w="120" w:type="dxa"/>
+            </w:tcMar>
+            <w:vAlign w:val="center"/>
+          </w:tcPr>
+          <w:p>
+            <w:pPr>
+              <w:spacing w:after="0" w:line="259" w:lineRule="auto"/>
+            </w:pPr>
+            <w:r>
+              <w:rPr>
+                <w:rFonts w:ascii="Hiragino Sans" w:hAnsi="Hiragino Sans" w:eastAsia="Hiragino Sans"/>
+                <w:sz w:val="18"/>
+              </w:rPr>
+              <w:t>-N file</w:t>
+            </w:r>
+          </w:p>
+        </w:tc>
+        <w:tc>
+          <w:tcPr>
+            <w:tcW w:type="dxa" w:w="7260"/>
+            <w:tcMar>
+              <w:top w:w="80" w:type="dxa"/>
+              <w:start w:w="120" w:type="dxa"/>
+              <w:bottom w:w="80" w:type="dxa"/>
+              <w:end w:w="120" w:type="dxa"/>
+            </w:tcMar>
+            <w:vAlign w:val="center"/>
+          </w:tcPr>
+          <w:p>
+            <w:pPr>
+              <w:spacing w:after="0" w:line="259" w:lineRule="auto"/>
+            </w:pPr>
+            <w:r>
+              <w:rPr>
+                <w:rFonts w:ascii="Hiragino Sans" w:hAnsi="Hiragino Sans" w:eastAsia="Hiragino Sans"/>
+                <w:sz w:val="18"/>
+              </w:rPr>
+              <w:t>netlist file名</w:t>
+            </w:r>
+          </w:p>
+        </w:tc>
+      </w:tr>
+      <w:tr>
+        <w:tc>
+          <w:tcPr>
+            <w:tcW w:type="dxa" w:w="2100"/>
+            <w:tcMar>
+              <w:top w:w="80" w:type="dxa"/>
+              <w:start w:w="120" w:type="dxa"/>
+              <w:bottom w:w="80" w:type="dxa"/>
+              <w:end w:w="120" w:type="dxa"/>
+            </w:tcMar>
+            <w:vAlign w:val="center"/>
+          </w:tcPr>
+          <w:p>
+            <w:pPr>
+              <w:spacing w:after="0" w:line="259" w:lineRule="auto"/>
+            </w:pPr>
+            <w:r>
+              <w:rPr>
+                <w:rFonts w:ascii="Hiragino Sans" w:hAnsi="Hiragino Sans" w:eastAsia="Hiragino Sans"/>
+                <w:sz w:val="18"/>
+              </w:rPr>
+              <w:t>ngspice -b</w:t>
+            </w:r>
+          </w:p>
+        </w:tc>
+        <w:tc>
+          <w:tcPr>
+            <w:tcW w:type="dxa" w:w="7260"/>
+            <w:tcMar>
+              <w:top w:w="80" w:type="dxa"/>
+              <w:start w:w="120" w:type="dxa"/>
+              <w:bottom w:w="80" w:type="dxa"/>
+              <w:end w:w="120" w:type="dxa"/>
+            </w:tcMar>
+            <w:vAlign w:val="center"/>
+          </w:tcPr>
+          <w:p>
+            <w:pPr>
+              <w:spacing w:after="0" w:line="259" w:lineRule="auto"/>
+            </w:pPr>
+            <w:r>
+              <w:rPr>
+                <w:rFonts w:ascii="Hiragino Sans" w:hAnsi="Hiragino Sans" w:eastAsia="Hiragino Sans"/>
+                <w:sz w:val="18"/>
+              </w:rPr>
+              <w:t>対話画面なしのbatch simulation</w:t>
+            </w:r>
+          </w:p>
+        </w:tc>
+      </w:tr>
+    </w:tbl>
+    <w:p>
+      <w:pPr>
+        <w:spacing w:after="0"/>
+      </w:pPr>
+    </w:p>
+    <w:p>
+      <w:pPr>
+        <w:pStyle w:val="Heading2"/>
+      </w:pPr>
+      <w:r>
+        <w:rPr>
+          <w:rFonts w:ascii="Hiragino Sans" w:hAnsi="Hiragino Sans" w:eastAsia="Hiragino Sans"/>
+        </w:rPr>
+        <w:t>出力を確認する</w:t>
+      </w:r>
+    </w:p>
+    <w:p>
+      <w:pPr>
+        <w:pStyle w:val="ListNumber"/>
+      </w:pPr>
+      <w:r>
+        <w:rPr>
+          <w:rFonts w:ascii="Hiragino Sans" w:hAnsi="Hiragino Sans" w:eastAsia="Hiragino Sans"/>
+        </w:rPr>
+        <w:t>terminalの終了codeが0か確認する。</w:t>
+      </w:r>
+    </w:p>
+    <w:p>
+      <w:pPr>
+        <w:pStyle w:val="ListNumber"/>
+      </w:pPr>
+      <w:r>
+        <w:rPr>
+          <w:rFonts w:ascii="Hiragino Sans" w:hAnsi="Hiragino Sans" w:eastAsia="Hiragino Sans"/>
+        </w:rPr>
+        <w:t>work/nmos_dc_xschem.spiceを開き、device instanceとmodel includeを探す。</w:t>
+      </w:r>
+    </w:p>
+    <w:p>
+      <w:pPr>
+        <w:pStyle w:val="ListNumber"/>
+      </w:pPr>
+      <w:r>
+        <w:rPr>
+          <w:rFonts w:ascii="Hiragino Sans" w:hAnsi="Hiragino Sans" w:eastAsia="Hiragino Sans"/>
+        </w:rPr>
+        <w:t>work/nmos_dc.rawが空でないことを確認する。</w:t>
+      </w:r>
+    </w:p>
+    <w:p>
+      <w:pPr>
+        <w:pStyle w:val="ListNumber"/>
+      </w:pPr>
+      <w:r>
+        <w:rPr>
+          <w:rFonts w:ascii="Hiragino Sans" w:hAnsi="Hiragino Sans" w:eastAsia="Hiragino Sans"/>
+        </w:rPr>
+        <w:t>work/nmos_id_vds.csvのheader、行数、指数表記を読む。</w:t>
+      </w:r>
+    </w:p>
+    <w:p>
+      <w:pPr>
+        <w:pStyle w:val="ListNumber"/>
+      </w:pPr>
+      <w:r>
+        <w:rPr>
+          <w:rFonts w:ascii="Hiragino Sans" w:hAnsi="Hiragino Sans" w:eastAsia="Hiragino Sans"/>
+        </w:rPr>
+        <w:t>同じdirectoryのREADME.mdとRESULTS.mdがあればexpected resultと比較する。</w:t>
+      </w:r>
+    </w:p>
+    <w:tbl>
+      <w:tblPr>
+        <w:tblW w:type="auto" w:w="0"/>
+        <w:jc w:val="center"/>
+        <w:tblLayout w:type="fixed"/>
+        <w:tblLook w:firstColumn="1" w:firstRow="1" w:lastColumn="0" w:lastRow="0" w:noHBand="0" w:noVBand="1" w:val="04A0"/>
+      </w:tblPr>
+      <w:tblGrid>
+        <w:gridCol w:w="9360"/>
+      </w:tblGrid>
+      <w:tr>
+        <w:tc>
+          <w:tcPr>
+            <w:tcW w:type="dxa" w:w="9360"/>
+            <w:tcMar>
+              <w:top w:w="130" w:type="dxa"/>
+              <w:start w:w="180" w:type="dxa"/>
+              <w:bottom w:w="130" w:type="dxa"/>
+              <w:end w:w="180" w:type="dxa"/>
+            </w:tcMar>
+            <w:shd w:fill="E8EEF5"/>
+          </w:tcPr>
+          <w:p>
+            <w:pPr>
+              <w:spacing w:after="0"/>
+            </w:pPr>
+            <w:r>
+              <w:rPr>
+                <w:rFonts w:ascii="Hiragino Sans" w:hAnsi="Hiragino Sans" w:eastAsia="Hiragino Sans"/>
+                <w:b/>
+                <w:color w:val="2E74B5"/>
+              </w:rPr>
+              <w:t xml:space="preserve">重要  </w:t>
+            </w:r>
+            <w:r>
+              <w:rPr>
+                <w:rFonts w:ascii="Hiragino Sans" w:hAnsi="Hiragino Sans" w:eastAsia="Hiragino Sans"/>
+              </w:rPr>
+              <w:t>generated netlistは回路図の翻訳結果です。回路図が正しそうでもnetlistのmodel名、node順、parameterが意図と違うことがあります。最初の数回は必ず両方を見ます。</w:t>
+            </w:r>
+          </w:p>
+        </w:tc>
+      </w:tr>
+    </w:tbl>
+    <w:p>
+      <w:pPr>
+        <w:spacing w:after="0"/>
+      </w:pPr>
+    </w:p>
+    <w:p>
+      <w:r>
+        <w:rPr>
+          <w:rFonts w:ascii="Hiragino Sans" w:hAnsi="Hiragino Sans" w:eastAsia="Hiragino Sans"/>
+        </w:rPr>
+        <w:br w:type="page"/>
+      </w:r>
+    </w:p>
+    <w:p>
+      <w:pPr>
+        <w:pStyle w:val="Heading1"/>
+      </w:pPr>
+      <w:r>
+        <w:rPr>
+          <w:rFonts w:ascii="Hiragino Sans" w:hAnsi="Hiragino Sans" w:eastAsia="Hiragino Sans"/>
+        </w:rPr>
+        <w:t>5.2 Digital toolの使い分け</w:t>
+      </w:r>
+    </w:p>
+    <w:tbl>
+      <w:tblPr>
+        <w:tblW w:type="dxa" w:w="9360"/>
+        <w:jc w:val="center"/>
+        <w:tblLayout w:type="fixed"/>
+        <w:tblLook w:firstColumn="1" w:firstRow="1" w:lastColumn="0" w:lastRow="0" w:noHBand="0" w:noVBand="1" w:val="04A0"/>
+        <w:tblInd w:w="120" w:type="dxa"/>
+      </w:tblPr>
+      <w:tblGrid>
+        <w:gridCol w:w="1700"/>
+        <w:gridCol w:w="3200"/>
+        <w:gridCol w:w="4460"/>
+      </w:tblGrid>
+      <w:tr>
+        <w:trPr>
+          <w:tblHeader w:val="true"/>
+        </w:trPr>
+        <w:tc>
+          <w:tcPr>
+            <w:tcW w:type="dxa" w:w="1700"/>
+            <w:shd w:fill="E8EEF5"/>
+            <w:tcMar>
+              <w:top w:w="80" w:type="dxa"/>
+              <w:start w:w="120" w:type="dxa"/>
+              <w:bottom w:w="80" w:type="dxa"/>
+              <w:end w:w="120" w:type="dxa"/>
+            </w:tcMar>
+            <w:vAlign w:val="center"/>
+          </w:tcPr>
+          <w:p>
+            <w:r>
+              <w:rPr>
+                <w:rFonts w:ascii="Hiragino Sans" w:hAnsi="Hiragino Sans" w:eastAsia="Hiragino Sans"/>
+                <w:b/>
+                <w:color w:val="18364A"/>
+                <w:sz w:val="18"/>
+              </w:rPr>
+              <w:t>段階</w:t>
+            </w:r>
+          </w:p>
+        </w:tc>
+        <w:tc>
+          <w:tcPr>
+            <w:tcW w:type="dxa" w:w="3200"/>
+            <w:shd w:fill="E8EEF5"/>
+            <w:tcMar>
+              <w:top w:w="80" w:type="dxa"/>
+              <w:start w:w="120" w:type="dxa"/>
+              <w:bottom w:w="80" w:type="dxa"/>
+              <w:end w:w="120" w:type="dxa"/>
+            </w:tcMar>
+            <w:vAlign w:val="center"/>
+          </w:tcPr>
+          <w:p>
+            <w:r>
+              <w:rPr>
+                <w:rFonts w:ascii="Hiragino Sans" w:hAnsi="Hiragino Sans" w:eastAsia="Hiragino Sans"/>
+                <w:b/>
+                <w:color w:val="18364A"/>
+                <w:sz w:val="18"/>
+              </w:rPr>
+              <w:t>Command</w:t>
+            </w:r>
+          </w:p>
+        </w:tc>
+        <w:tc>
+          <w:tcPr>
+            <w:tcW w:type="dxa" w:w="4460"/>
+            <w:shd w:fill="E8EEF5"/>
+            <w:tcMar>
+              <w:top w:w="80" w:type="dxa"/>
+              <w:start w:w="120" w:type="dxa"/>
+              <w:bottom w:w="80" w:type="dxa"/>
+              <w:end w:w="120" w:type="dxa"/>
+            </w:tcMar>
+            <w:vAlign w:val="center"/>
+          </w:tcPr>
+          <w:p>
+            <w:r>
+              <w:rPr>
+                <w:rFonts w:ascii="Hiragino Sans" w:hAnsi="Hiragino Sans" w:eastAsia="Hiragino Sans"/>
+                <w:b/>
+                <w:color w:val="18364A"/>
+                <w:sz w:val="18"/>
+              </w:rPr>
+              <w:t>何を確認するか</w:t>
+            </w:r>
+          </w:p>
+        </w:tc>
+      </w:tr>
+      <w:tr>
+        <w:tc>
+          <w:tcPr>
+            <w:tcW w:type="dxa" w:w="1700"/>
+            <w:tcMar>
+              <w:top w:w="80" w:type="dxa"/>
+              <w:start w:w="120" w:type="dxa"/>
+              <w:bottom w:w="80" w:type="dxa"/>
+              <w:end w:w="120" w:type="dxa"/>
+            </w:tcMar>
+            <w:vAlign w:val="center"/>
+          </w:tcPr>
+          <w:p>
+            <w:pPr>
+              <w:spacing w:after="0" w:line="259" w:lineRule="auto"/>
+            </w:pPr>
+            <w:r>
+              <w:rPr>
+                <w:rFonts w:ascii="Hiragino Sans" w:hAnsi="Hiragino Sans" w:eastAsia="Hiragino Sans"/>
+                <w:sz w:val="18"/>
+              </w:rPr>
+              <w:t>Compile</w:t>
+            </w:r>
+          </w:p>
+        </w:tc>
+        <w:tc>
+          <w:tcPr>
+            <w:tcW w:type="dxa" w:w="3200"/>
+            <w:tcMar>
+              <w:top w:w="80" w:type="dxa"/>
+              <w:start w:w="120" w:type="dxa"/>
+              <w:bottom w:w="80" w:type="dxa"/>
+              <w:end w:w="120" w:type="dxa"/>
+            </w:tcMar>
+            <w:vAlign w:val="center"/>
+          </w:tcPr>
+          <w:p>
+            <w:pPr>
+              <w:spacing w:after="0" w:line="259" w:lineRule="auto"/>
+            </w:pPr>
+            <w:r>
+              <w:rPr>
+                <w:rFonts w:ascii="Hiragino Sans" w:hAnsi="Hiragino Sans" w:eastAsia="Hiragino Sans"/>
+                <w:sz w:val="18"/>
+              </w:rPr>
+              <w:t>iverilog -g2012 ...</w:t>
+            </w:r>
+          </w:p>
+        </w:tc>
+        <w:tc>
+          <w:tcPr>
+            <w:tcW w:type="dxa" w:w="4460"/>
+            <w:tcMar>
+              <w:top w:w="80" w:type="dxa"/>
+              <w:start w:w="120" w:type="dxa"/>
+              <w:bottom w:w="80" w:type="dxa"/>
+              <w:end w:w="120" w:type="dxa"/>
+            </w:tcMar>
+            <w:vAlign w:val="center"/>
+          </w:tcPr>
+          <w:p>
+            <w:pPr>
+              <w:spacing w:after="0" w:line="259" w:lineRule="auto"/>
+            </w:pPr>
+            <w:r>
+              <w:rPr>
+                <w:rFonts w:ascii="Hiragino Sans" w:hAnsi="Hiragino Sans" w:eastAsia="Hiragino Sans"/>
+                <w:sz w:val="18"/>
+              </w:rPr>
+              <w:t>syntax、module接続、unsupported construct</w:t>
+            </w:r>
+          </w:p>
+        </w:tc>
+      </w:tr>
+      <w:tr>
+        <w:tc>
+          <w:tcPr>
+            <w:tcW w:type="dxa" w:w="1700"/>
+            <w:tcMar>
+              <w:top w:w="80" w:type="dxa"/>
+              <w:start w:w="120" w:type="dxa"/>
+              <w:bottom w:w="80" w:type="dxa"/>
+              <w:end w:w="120" w:type="dxa"/>
+            </w:tcMar>
+            <w:vAlign w:val="center"/>
+          </w:tcPr>
+          <w:p>
+            <w:pPr>
+              <w:spacing w:after="0" w:line="259" w:lineRule="auto"/>
+            </w:pPr>
+            <w:r>
+              <w:rPr>
+                <w:rFonts w:ascii="Hiragino Sans" w:hAnsi="Hiragino Sans" w:eastAsia="Hiragino Sans"/>
+                <w:sz w:val="18"/>
+              </w:rPr>
+              <w:t>Run</w:t>
+            </w:r>
+          </w:p>
+        </w:tc>
+        <w:tc>
+          <w:tcPr>
+            <w:tcW w:type="dxa" w:w="3200"/>
+            <w:tcMar>
+              <w:top w:w="80" w:type="dxa"/>
+              <w:start w:w="120" w:type="dxa"/>
+              <w:bottom w:w="80" w:type="dxa"/>
+              <w:end w:w="120" w:type="dxa"/>
+            </w:tcMar>
+            <w:vAlign w:val="center"/>
+          </w:tcPr>
+          <w:p>
+            <w:pPr>
+              <w:spacing w:after="0" w:line="259" w:lineRule="auto"/>
+            </w:pPr>
+            <w:r>
+              <w:rPr>
+                <w:rFonts w:ascii="Hiragino Sans" w:hAnsi="Hiragino Sans" w:eastAsia="Hiragino Sans"/>
+                <w:sz w:val="18"/>
+              </w:rPr>
+              <w:t>vvp work/tb</w:t>
+            </w:r>
+          </w:p>
+        </w:tc>
+        <w:tc>
+          <w:tcPr>
+            <w:tcW w:type="dxa" w:w="4460"/>
+            <w:tcMar>
+              <w:top w:w="80" w:type="dxa"/>
+              <w:start w:w="120" w:type="dxa"/>
+              <w:bottom w:w="80" w:type="dxa"/>
+              <w:end w:w="120" w:type="dxa"/>
+            </w:tcMar>
+            <w:vAlign w:val="center"/>
+          </w:tcPr>
+          <w:p>
+            <w:pPr>
+              <w:spacing w:after="0" w:line="259" w:lineRule="auto"/>
+            </w:pPr>
+            <w:r>
+              <w:rPr>
+                <w:rFonts w:ascii="Hiragino Sans" w:hAnsi="Hiragino Sans" w:eastAsia="Hiragino Sans"/>
+                <w:sz w:val="18"/>
+              </w:rPr>
+              <w:t>assertion/PASS、event順序</w:t>
+            </w:r>
+          </w:p>
+        </w:tc>
+      </w:tr>
+      <w:tr>
+        <w:tc>
+          <w:tcPr>
+            <w:tcW w:type="dxa" w:w="1700"/>
+            <w:tcMar>
+              <w:top w:w="80" w:type="dxa"/>
+              <w:start w:w="120" w:type="dxa"/>
+              <w:bottom w:w="80" w:type="dxa"/>
+              <w:end w:w="120" w:type="dxa"/>
+            </w:tcMar>
+            <w:vAlign w:val="center"/>
+          </w:tcPr>
+          <w:p>
+            <w:pPr>
+              <w:spacing w:after="0" w:line="259" w:lineRule="auto"/>
+            </w:pPr>
+            <w:r>
+              <w:rPr>
+                <w:rFonts w:ascii="Hiragino Sans" w:hAnsi="Hiragino Sans" w:eastAsia="Hiragino Sans"/>
+                <w:sz w:val="18"/>
+              </w:rPr>
+              <w:t>Waveform</w:t>
+            </w:r>
+          </w:p>
+        </w:tc>
+        <w:tc>
+          <w:tcPr>
+            <w:tcW w:type="dxa" w:w="3200"/>
+            <w:tcMar>
+              <w:top w:w="80" w:type="dxa"/>
+              <w:start w:w="120" w:type="dxa"/>
+              <w:bottom w:w="80" w:type="dxa"/>
+              <w:end w:w="120" w:type="dxa"/>
+            </w:tcMar>
+            <w:vAlign w:val="center"/>
+          </w:tcPr>
+          <w:p>
+            <w:pPr>
+              <w:spacing w:after="0" w:line="259" w:lineRule="auto"/>
+            </w:pPr>
+            <w:r>
+              <w:rPr>
+                <w:rFonts w:ascii="Hiragino Sans" w:hAnsi="Hiragino Sans" w:eastAsia="Hiragino Sans"/>
+                <w:sz w:val="18"/>
+              </w:rPr>
+              <w:t>VCDをGTKWave等で開く</w:t>
+            </w:r>
+          </w:p>
+        </w:tc>
+        <w:tc>
+          <w:tcPr>
+            <w:tcW w:type="dxa" w:w="4460"/>
+            <w:tcMar>
+              <w:top w:w="80" w:type="dxa"/>
+              <w:start w:w="120" w:type="dxa"/>
+              <w:bottom w:w="80" w:type="dxa"/>
+              <w:end w:w="120" w:type="dxa"/>
+            </w:tcMar>
+            <w:vAlign w:val="center"/>
+          </w:tcPr>
+          <w:p>
+            <w:pPr>
+              <w:spacing w:after="0" w:line="259" w:lineRule="auto"/>
+            </w:pPr>
+            <w:r>
+              <w:rPr>
+                <w:rFonts w:ascii="Hiragino Sans" w:hAnsi="Hiragino Sans" w:eastAsia="Hiragino Sans"/>
+                <w:sz w:val="18"/>
+              </w:rPr>
+              <w:t>clock、reset、state、capture、serial data</w:t>
+            </w:r>
+          </w:p>
+        </w:tc>
+      </w:tr>
+      <w:tr>
+        <w:tc>
+          <w:tcPr>
+            <w:tcW w:type="dxa" w:w="1700"/>
+            <w:tcMar>
+              <w:top w:w="80" w:type="dxa"/>
+              <w:start w:w="120" w:type="dxa"/>
+              <w:bottom w:w="80" w:type="dxa"/>
+              <w:end w:w="120" w:type="dxa"/>
+            </w:tcMar>
+            <w:vAlign w:val="center"/>
+          </w:tcPr>
+          <w:p>
+            <w:pPr>
+              <w:spacing w:after="0" w:line="259" w:lineRule="auto"/>
+            </w:pPr>
+            <w:r>
+              <w:rPr>
+                <w:rFonts w:ascii="Hiragino Sans" w:hAnsi="Hiragino Sans" w:eastAsia="Hiragino Sans"/>
+                <w:sz w:val="18"/>
+              </w:rPr>
+              <w:t>Synthesis</w:t>
+            </w:r>
+          </w:p>
+        </w:tc>
+        <w:tc>
+          <w:tcPr>
+            <w:tcW w:type="dxa" w:w="3200"/>
+            <w:tcMar>
+              <w:top w:w="80" w:type="dxa"/>
+              <w:start w:w="120" w:type="dxa"/>
+              <w:bottom w:w="80" w:type="dxa"/>
+              <w:end w:w="120" w:type="dxa"/>
+            </w:tcMar>
+            <w:vAlign w:val="center"/>
+          </w:tcPr>
+          <w:p>
+            <w:pPr>
+              <w:spacing w:after="0" w:line="259" w:lineRule="auto"/>
+            </w:pPr>
+            <w:r>
+              <w:rPr>
+                <w:rFonts w:ascii="Hiragino Sans" w:hAnsi="Hiragino Sans" w:eastAsia="Hiragino Sans"/>
+                <w:sz w:val="18"/>
+              </w:rPr>
+              <w:t>yosys ... synth/abc</w:t>
+            </w:r>
+          </w:p>
+        </w:tc>
+        <w:tc>
+          <w:tcPr>
+            <w:tcW w:type="dxa" w:w="4460"/>
+            <w:tcMar>
+              <w:top w:w="80" w:type="dxa"/>
+              <w:start w:w="120" w:type="dxa"/>
+              <w:bottom w:w="80" w:type="dxa"/>
+              <w:end w:w="120" w:type="dxa"/>
+            </w:tcMar>
+            <w:vAlign w:val="center"/>
+          </w:tcPr>
+          <w:p>
+            <w:pPr>
+              <w:spacing w:after="0" w:line="259" w:lineRule="auto"/>
+            </w:pPr>
+            <w:r>
+              <w:rPr>
+                <w:rFonts w:ascii="Hiragino Sans" w:hAnsi="Hiragino Sans" w:eastAsia="Hiragino Sans"/>
+                <w:sz w:val="18"/>
+              </w:rPr>
+              <w:t>logicがstandard cellへ写るか、cell数</w:t>
+            </w:r>
+          </w:p>
+        </w:tc>
+      </w:tr>
+      <w:tr>
+        <w:tc>
+          <w:tcPr>
+            <w:tcW w:type="dxa" w:w="1700"/>
+            <w:tcMar>
+              <w:top w:w="80" w:type="dxa"/>
+              <w:start w:w="120" w:type="dxa"/>
+              <w:bottom w:w="80" w:type="dxa"/>
+              <w:end w:w="120" w:type="dxa"/>
+            </w:tcMar>
+            <w:vAlign w:val="center"/>
+          </w:tcPr>
+          <w:p>
+            <w:pPr>
+              <w:spacing w:after="0" w:line="259" w:lineRule="auto"/>
+            </w:pPr>
+            <w:r>
+              <w:rPr>
+                <w:rFonts w:ascii="Hiragino Sans" w:hAnsi="Hiragino Sans" w:eastAsia="Hiragino Sans"/>
+                <w:sz w:val="18"/>
+              </w:rPr>
+              <w:t>Timing</w:t>
+            </w:r>
+          </w:p>
+        </w:tc>
+        <w:tc>
+          <w:tcPr>
+            <w:tcW w:type="dxa" w:w="3200"/>
+            <w:tcMar>
+              <w:top w:w="80" w:type="dxa"/>
+              <w:start w:w="120" w:type="dxa"/>
+              <w:bottom w:w="80" w:type="dxa"/>
+              <w:end w:w="120" w:type="dxa"/>
+            </w:tcMar>
+            <w:vAlign w:val="center"/>
+          </w:tcPr>
+          <w:p>
+            <w:pPr>
+              <w:spacing w:after="0" w:line="259" w:lineRule="auto"/>
+            </w:pPr>
+            <w:r>
+              <w:rPr>
+                <w:rFonts w:ascii="Hiragino Sans" w:hAnsi="Hiragino Sans" w:eastAsia="Hiragino Sans"/>
+                <w:sz w:val="18"/>
+              </w:rPr>
+              <w:t>sta -exit sta.tcl</w:t>
+            </w:r>
+          </w:p>
+        </w:tc>
+        <w:tc>
+          <w:tcPr>
+            <w:tcW w:type="dxa" w:w="4460"/>
+            <w:tcMar>
+              <w:top w:w="80" w:type="dxa"/>
+              <w:start w:w="120" w:type="dxa"/>
+              <w:bottom w:w="80" w:type="dxa"/>
+              <w:end w:w="120" w:type="dxa"/>
+            </w:tcMar>
+            <w:vAlign w:val="center"/>
+          </w:tcPr>
+          <w:p>
+            <w:pPr>
+              <w:spacing w:after="0" w:line="259" w:lineRule="auto"/>
+            </w:pPr>
+            <w:r>
+              <w:rPr>
+                <w:rFonts w:ascii="Hiragino Sans" w:hAnsi="Hiragino Sans" w:eastAsia="Hiragino Sans"/>
+                <w:sz w:val="18"/>
+              </w:rPr>
+              <w:t>clock constraint、setup/hold slack</w:t>
+            </w:r>
+          </w:p>
+        </w:tc>
+      </w:tr>
+      <w:tr>
+        <w:tc>
+          <w:tcPr>
+            <w:tcW w:type="dxa" w:w="1700"/>
+            <w:tcMar>
+              <w:top w:w="80" w:type="dxa"/>
+              <w:start w:w="120" w:type="dxa"/>
+              <w:bottom w:w="80" w:type="dxa"/>
+              <w:end w:w="120" w:type="dxa"/>
+            </w:tcMar>
+            <w:vAlign w:val="center"/>
+          </w:tcPr>
+          <w:p>
+            <w:pPr>
+              <w:spacing w:after="0" w:line="259" w:lineRule="auto"/>
+            </w:pPr>
+            <w:r>
+              <w:rPr>
+                <w:rFonts w:ascii="Hiragino Sans" w:hAnsi="Hiragino Sans" w:eastAsia="Hiragino Sans"/>
+                <w:sz w:val="18"/>
+              </w:rPr>
+              <w:t>Physical</w:t>
+            </w:r>
+          </w:p>
+        </w:tc>
+        <w:tc>
+          <w:tcPr>
+            <w:tcW w:type="dxa" w:w="3200"/>
+            <w:tcMar>
+              <w:top w:w="80" w:type="dxa"/>
+              <w:start w:w="120" w:type="dxa"/>
+              <w:bottom w:w="80" w:type="dxa"/>
+              <w:end w:w="120" w:type="dxa"/>
+            </w:tcMar>
+            <w:vAlign w:val="center"/>
+          </w:tcPr>
+          <w:p>
+            <w:pPr>
+              <w:spacing w:after="0" w:line="259" w:lineRule="auto"/>
+            </w:pPr>
+            <w:r>
+              <w:rPr>
+                <w:rFonts w:ascii="Hiragino Sans" w:hAnsi="Hiragino Sans" w:eastAsia="Hiragino Sans"/>
+                <w:sz w:val="18"/>
+              </w:rPr>
+              <w:t>librelane ... config.yaml</w:t>
+            </w:r>
+          </w:p>
+        </w:tc>
+        <w:tc>
+          <w:tcPr>
+            <w:tcW w:type="dxa" w:w="4460"/>
+            <w:tcMar>
+              <w:top w:w="80" w:type="dxa"/>
+              <w:start w:w="120" w:type="dxa"/>
+              <w:bottom w:w="80" w:type="dxa"/>
+              <w:end w:w="120" w:type="dxa"/>
+            </w:tcMar>
+            <w:vAlign w:val="center"/>
+          </w:tcPr>
+          <w:p>
+            <w:pPr>
+              <w:spacing w:after="0" w:line="259" w:lineRule="auto"/>
+            </w:pPr>
+            <w:r>
+              <w:rPr>
+                <w:rFonts w:ascii="Hiragino Sans" w:hAnsi="Hiragino Sans" w:eastAsia="Hiragino Sans"/>
+                <w:sz w:val="18"/>
+              </w:rPr>
+              <w:t>floorplan、routing、DRC/LVS、GDS</w:t>
+            </w:r>
+          </w:p>
+        </w:tc>
+      </w:tr>
+    </w:tbl>
+    <w:p>
+      <w:pPr>
+        <w:spacing w:after="0"/>
+      </w:pPr>
+    </w:p>
+    <w:p>
+      <w:pPr>
+        <w:pStyle w:val="Heading2"/>
+      </w:pPr>
+      <w:r>
+        <w:rPr>
+          <w:rFonts w:ascii="Hiragino Sans" w:hAnsi="Hiragino Sans" w:eastAsia="Hiragino Sans"/>
+        </w:rPr>
+        <w:t>VCD波形の基本</w:t>
+      </w:r>
+    </w:p>
+    <w:p>
+      <w:pPr>
+        <w:pStyle w:val="ListNumber"/>
+      </w:pPr>
+      <w:r>
+        <w:rPr>
+          <w:rFonts w:ascii="Hiragino Sans" w:hAnsi="Hiragino Sans" w:eastAsia="Hiragino Sans"/>
+        </w:rPr>
+        <w:t>最初にclockとresetを表示する。</w:t>
+      </w:r>
+    </w:p>
+    <w:p>
+      <w:pPr>
+        <w:pStyle w:val="ListNumber"/>
+      </w:pPr>
+      <w:r>
+        <w:rPr>
+          <w:rFonts w:ascii="Hiragino Sans" w:hAnsi="Hiragino Sans" w:eastAsia="Hiragino Sans"/>
+        </w:rPr>
+        <w:t>controller state、cell select、hit、captured codeを追加する。</w:t>
+      </w:r>
+    </w:p>
+    <w:p>
+      <w:pPr>
+        <w:pStyle w:val="ListNumber"/>
+      </w:pPr>
+      <w:r>
+        <w:rPr>
+          <w:rFonts w:ascii="Hiragino Sans" w:hAnsi="Hiragino Sans" w:eastAsia="Hiragino Sans"/>
+        </w:rPr>
+        <w:t>cursorをcapture edgeへ置き、edge直前と直後の値を読む。</w:t>
+      </w:r>
+    </w:p>
+    <w:p>
+      <w:pPr>
+        <w:pStyle w:val="ListNumber"/>
+      </w:pPr>
+      <w:r>
+        <w:rPr>
+          <w:rFonts w:ascii="Hiragino Sans" w:hAnsi="Hiragino Sans" w:eastAsia="Hiragino Sans"/>
+        </w:rPr>
+        <w:t>unknown X、高impedance Z、意図しないglitchを探す。</w:t>
+      </w:r>
+    </w:p>
+    <w:p>
+      <w:pPr>
+        <w:pStyle w:val="ListNumber"/>
+      </w:pPr>
+      <w:r>
+        <w:rPr>
+          <w:rFonts w:ascii="Hiragino Sans" w:hAnsi="Hiragino Sans" w:eastAsia="Hiragino Sans"/>
+        </w:rPr>
+        <w:t>最後にserializer clock/data/validを同じtimebaseで確認する。</w:t>
+      </w:r>
+    </w:p>
+    <w:p>
+      <w:pPr>
+        <w:pStyle w:val="Heading2"/>
+      </w:pPr>
+      <w:r>
+        <w:rPr>
+          <w:rFonts w:ascii="Hiragino Sans" w:hAnsi="Hiragino Sans" w:eastAsia="Hiragino Sans"/>
+        </w:rPr>
+        <w:t>Synthesis後に失われるもの</w:t>
+      </w:r>
+    </w:p>
+    <w:p>
+      <w:r>
+        <w:rPr>
+          <w:rFonts w:ascii="Hiragino Sans" w:hAnsi="Hiragino Sans" w:eastAsia="Hiragino Sans"/>
+        </w:rPr>
+        <w:t>testbench、#delay、display、simulation専用real modelはsiliconになりません。Yosysへ渡すsource listに何が含まれるかをrun-digital-top.shで確認し、mapped netlistにGF180 standard-cell instanceが現れることを確認します。</w:t>
+      </w:r>
     </w:p>
     <w:p>
       <w:r>
@@ -4228,7 +11351,7 @@
         <w:drawing>
           <wp:inline xmlns:a="http://schemas.openxmlformats.org/drawingml/2006/main" xmlns:pic="http://schemas.openxmlformats.org/drawingml/2006/picture">
             <wp:extent cx="5897880" cy="3191794"/>
-            <wp:docPr id="3" name="Picture 3"/>
+            <wp:docPr id="6" name="Picture 6"/>
             <wp:cNvGraphicFramePr>
               <a:graphicFrameLocks noChangeAspect="1"/>
             </wp:cNvGraphicFramePr>
@@ -4240,7 +11363,7 @@
                     <pic:cNvPicPr/>
                   </pic:nvPicPr>
                   <pic:blipFill>
-                    <a:blip r:embed="rId13"/>
+                    <a:blip r:embed="rId16"/>
                     <a:stretch>
                       <a:fillRect/>
                     </a:stretch>
@@ -5698,7 +12821,7 @@
         <w:drawing>
           <wp:inline xmlns:a="http://schemas.openxmlformats.org/drawingml/2006/main" xmlns:pic="http://schemas.openxmlformats.org/drawingml/2006/picture">
             <wp:extent cx="5669280" cy="2456688"/>
-            <wp:docPr id="4" name="Picture 4"/>
+            <wp:docPr id="7" name="Picture 7"/>
             <wp:cNvGraphicFramePr>
               <a:graphicFrameLocks noChangeAspect="1"/>
             </wp:cNvGraphicFramePr>
@@ -5710,7 +12833,7 @@
                     <pic:cNvPicPr/>
                   </pic:nvPicPr>
                   <pic:blipFill>
-                    <a:blip r:embed="rId14"/>
+                    <a:blip r:embed="rId17"/>
                     <a:stretch>
                       <a:fillRect/>
                     </a:stretch>
@@ -6400,7 +13523,7 @@
         <w:drawing>
           <wp:inline xmlns:a="http://schemas.openxmlformats.org/drawingml/2006/main" xmlns:pic="http://schemas.openxmlformats.org/drawingml/2006/picture">
             <wp:extent cx="4846320" cy="5248565"/>
-            <wp:docPr id="5" name="Picture 5"/>
+            <wp:docPr id="8" name="Picture 8"/>
             <wp:cNvGraphicFramePr>
               <a:graphicFrameLocks noChangeAspect="1"/>
             </wp:cNvGraphicFramePr>
@@ -6412,7 +13535,7 @@
                     <pic:cNvPicPr/>
                   </pic:nvPicPr>
                   <pic:blipFill>
-                    <a:blip r:embed="rId15"/>
+                    <a:blip r:embed="rId18"/>
                     <a:stretch>
                       <a:fillRect/>
                     </a:stretch>

--- a/docs/lecture/IRSX_ASIC_Student_Lab_Handbook_JP.docx
+++ b/docs/lecture/IRSX_ASIC_Student_Lab_Handbook_JP.docx
@@ -8028,6 +8028,508 @@
         <w:rPr>
           <w:rFonts w:ascii="Hiragino Sans" w:hAnsi="Hiragino Sans" w:eastAsia="Hiragino Sans"/>
         </w:rPr>
+        <w:t>2.1 Docker・VNC・/fossの関係</w:t>
+      </w:r>
+    </w:p>
+    <w:p>
+      <w:r>
+        <w:rPr>
+          <w:rFonts w:ascii="Hiragino Sans" w:hAnsi="Hiragino Sans" w:eastAsia="Hiragino Sans"/>
+        </w:rPr>
+        <w:t>VNCで接続している先はDocker Desktopの管理画面ではなく、Docker Desktop上で動くIIC-OSIC-TOOLS Linux containerの仮想desktopです。Browserはlocalhost:8080へ接続し、container内のweb/VNC serverがLinux desktop画面を転送します。</w:t>
+      </w:r>
+    </w:p>
+    <w:p>
+      <w:pPr>
+        <w:pStyle w:val="Code"/>
+      </w:pPr>
+      <w:r>
+        <w:rPr>
+          <w:rFonts w:ascii="Hiragino Sans" w:hAnsi="Hiragino Sans" w:eastAsia="Hiragino Sans"/>
+        </w:rPr>
+        <w:t>Mac</w:t>
+        <w:br/>
+        <w:t xml:space="preserve">  -&gt; Docker Desktop</w:t>
+        <w:br/>
+        <w:t xml:space="preserve">      -&gt; container: asic-rd-gf180-vnc</w:t>
+        <w:br/>
+        <w:t xml:space="preserve">          -&gt; Linux desktop + EDA tools + PDK</w:t>
+        <w:br/>
+        <w:t xml:space="preserve">          -&gt; web/VNC server : port 80</w:t>
+        <w:br/>
+        <w:t xml:space="preserve">  -&gt; Browser localhost:8080</w:t>
+      </w:r>
+    </w:p>
+    <w:tbl>
+      <w:tblPr>
+        <w:tblW w:type="dxa" w:w="9360"/>
+        <w:jc w:val="center"/>
+        <w:tblLayout w:type="fixed"/>
+        <w:tblLook w:firstColumn="1" w:firstRow="1" w:lastColumn="0" w:lastRow="0" w:noHBand="0" w:noVBand="1" w:val="04A0"/>
+        <w:tblInd w:w="120" w:type="dxa"/>
+      </w:tblPr>
+      <w:tblGrid>
+        <w:gridCol w:w="2500"/>
+        <w:gridCol w:w="6860"/>
+      </w:tblGrid>
+      <w:tr>
+        <w:trPr>
+          <w:tblHeader w:val="true"/>
+        </w:trPr>
+        <w:tc>
+          <w:tcPr>
+            <w:tcW w:type="dxa" w:w="2500"/>
+            <w:shd w:fill="E8EEF5"/>
+            <w:tcMar>
+              <w:top w:w="80" w:type="dxa"/>
+              <w:start w:w="120" w:type="dxa"/>
+              <w:bottom w:w="80" w:type="dxa"/>
+              <w:end w:w="120" w:type="dxa"/>
+            </w:tcMar>
+            <w:vAlign w:val="center"/>
+          </w:tcPr>
+          <w:p>
+            <w:r>
+              <w:rPr>
+                <w:rFonts w:ascii="Hiragino Sans" w:hAnsi="Hiragino Sans" w:eastAsia="Hiragino Sans"/>
+                <w:b/>
+                <w:color w:val="18364A"/>
+                <w:sz w:val="18"/>
+              </w:rPr>
+              <w:t>質問</w:t>
+            </w:r>
+          </w:p>
+        </w:tc>
+        <w:tc>
+          <w:tcPr>
+            <w:tcW w:type="dxa" w:w="6860"/>
+            <w:shd w:fill="E8EEF5"/>
+            <w:tcMar>
+              <w:top w:w="80" w:type="dxa"/>
+              <w:start w:w="120" w:type="dxa"/>
+              <w:bottom w:w="80" w:type="dxa"/>
+              <w:end w:w="120" w:type="dxa"/>
+            </w:tcMar>
+            <w:vAlign w:val="center"/>
+          </w:tcPr>
+          <w:p>
+            <w:r>
+              <w:rPr>
+                <w:rFonts w:ascii="Hiragino Sans" w:hAnsi="Hiragino Sans" w:eastAsia="Hiragino Sans"/>
+                <w:b/>
+                <w:color w:val="18364A"/>
+                <w:sz w:val="18"/>
+              </w:rPr>
+              <w:t>答え</w:t>
+            </w:r>
+          </w:p>
+        </w:tc>
+      </w:tr>
+      <w:tr>
+        <w:tc>
+          <w:tcPr>
+            <w:tcW w:type="dxa" w:w="2500"/>
+            <w:tcMar>
+              <w:top w:w="80" w:type="dxa"/>
+              <w:start w:w="120" w:type="dxa"/>
+              <w:bottom w:w="80" w:type="dxa"/>
+              <w:end w:w="120" w:type="dxa"/>
+            </w:tcMar>
+            <w:vAlign w:val="center"/>
+          </w:tcPr>
+          <w:p>
+            <w:pPr>
+              <w:spacing w:after="0" w:line="259" w:lineRule="auto"/>
+            </w:pPr>
+            <w:r>
+              <w:rPr>
+                <w:rFonts w:ascii="Hiragino Sans" w:hAnsi="Hiragino Sans" w:eastAsia="Hiragino Sans"/>
+                <w:sz w:val="18"/>
+              </w:rPr>
+              <w:t>IIC-OSIC-TOOLSには何が入る？</w:t>
+            </w:r>
+          </w:p>
+        </w:tc>
+        <w:tc>
+          <w:tcPr>
+            <w:tcW w:type="dxa" w:w="6860"/>
+            <w:tcMar>
+              <w:top w:w="80" w:type="dxa"/>
+              <w:start w:w="120" w:type="dxa"/>
+              <w:bottom w:w="80" w:type="dxa"/>
+              <w:end w:w="120" w:type="dxa"/>
+            </w:tcMar>
+            <w:vAlign w:val="center"/>
+          </w:tcPr>
+          <w:p>
+            <w:pPr>
+              <w:spacing w:after="0" w:line="259" w:lineRule="auto"/>
+            </w:pPr>
+            <w:r>
+              <w:rPr>
+                <w:rFonts w:ascii="Hiragino Sans" w:hAnsi="Hiragino Sans" w:eastAsia="Hiragino Sans"/>
+                <w:sz w:val="18"/>
+              </w:rPr>
+              <w:t>Linux user environment、Xschem、ngspice、KLayout、Magic、Netgen、Icarus Verilog、Yosys、OpenSTA、LibreLane/OpenROAD系、PDK、VNC/web server等。</w:t>
+            </w:r>
+          </w:p>
+        </w:tc>
+      </w:tr>
+      <w:tr>
+        <w:tc>
+          <w:tcPr>
+            <w:tcW w:type="dxa" w:w="2500"/>
+            <w:tcMar>
+              <w:top w:w="80" w:type="dxa"/>
+              <w:start w:w="120" w:type="dxa"/>
+              <w:bottom w:w="80" w:type="dxa"/>
+              <w:end w:w="120" w:type="dxa"/>
+            </w:tcMar>
+            <w:vAlign w:val="center"/>
+          </w:tcPr>
+          <w:p>
+            <w:pPr>
+              <w:spacing w:after="0" w:line="259" w:lineRule="auto"/>
+            </w:pPr>
+            <w:r>
+              <w:rPr>
+                <w:rFonts w:ascii="Hiragino Sans" w:hAnsi="Hiragino Sans" w:eastAsia="Hiragino Sans"/>
+                <w:sz w:val="18"/>
+              </w:rPr>
+              <w:t>一つの巨大application？</w:t>
+            </w:r>
+          </w:p>
+        </w:tc>
+        <w:tc>
+          <w:tcPr>
+            <w:tcW w:type="dxa" w:w="6860"/>
+            <w:tcMar>
+              <w:top w:w="80" w:type="dxa"/>
+              <w:start w:w="120" w:type="dxa"/>
+              <w:bottom w:w="80" w:type="dxa"/>
+              <w:end w:w="120" w:type="dxa"/>
+            </w:tcMar>
+            <w:vAlign w:val="center"/>
+          </w:tcPr>
+          <w:p>
+            <w:pPr>
+              <w:spacing w:after="0" w:line="259" w:lineRule="auto"/>
+            </w:pPr>
+            <w:r>
+              <w:rPr>
+                <w:rFonts w:ascii="Hiragino Sans" w:hAnsi="Hiragino Sans" w:eastAsia="Hiragino Sans"/>
+                <w:sz w:val="18"/>
+              </w:rPr>
+              <w:t>いいえ。独立toolとPDKをversion固定したLinux image。scriptやLibreLaneが必要なtoolを順番に呼ぶ。</w:t>
+            </w:r>
+          </w:p>
+        </w:tc>
+      </w:tr>
+      <w:tr>
+        <w:tc>
+          <w:tcPr>
+            <w:tcW w:type="dxa" w:w="2500"/>
+            <w:tcMar>
+              <w:top w:w="80" w:type="dxa"/>
+              <w:start w:w="120" w:type="dxa"/>
+              <w:bottom w:w="80" w:type="dxa"/>
+              <w:end w:w="120" w:type="dxa"/>
+            </w:tcMar>
+            <w:vAlign w:val="center"/>
+          </w:tcPr>
+          <w:p>
+            <w:pPr>
+              <w:spacing w:after="0" w:line="259" w:lineRule="auto"/>
+            </w:pPr>
+            <w:r>
+              <w:rPr>
+                <w:rFonts w:ascii="Hiragino Sans" w:hAnsi="Hiragino Sans" w:eastAsia="Hiragino Sans"/>
+                <w:sz w:val="18"/>
+              </w:rPr>
+              <w:t>学生の/fossは空？</w:t>
+            </w:r>
+          </w:p>
+        </w:tc>
+        <w:tc>
+          <w:tcPr>
+            <w:tcW w:type="dxa" w:w="6860"/>
+            <w:tcMar>
+              <w:top w:w="80" w:type="dxa"/>
+              <w:start w:w="120" w:type="dxa"/>
+              <w:bottom w:w="80" w:type="dxa"/>
+              <w:end w:w="120" w:type="dxa"/>
+            </w:tcMar>
+            <w:vAlign w:val="center"/>
+          </w:tcPr>
+          <w:p>
+            <w:pPr>
+              <w:spacing w:after="0" w:line="259" w:lineRule="auto"/>
+            </w:pPr>
+            <w:r>
+              <w:rPr>
+                <w:rFonts w:ascii="Hiragino Sans" w:hAnsi="Hiragino Sans" w:eastAsia="Hiragino Sans"/>
+                <w:sz w:val="18"/>
+              </w:rPr>
+              <w:t>/foss/pdks等はimageが提供。/foss/designsは学生がcloneしたrepositoryをMacからmountする。</w:t>
+            </w:r>
+          </w:p>
+        </w:tc>
+      </w:tr>
+      <w:tr>
+        <w:tc>
+          <w:tcPr>
+            <w:tcW w:type="dxa" w:w="2500"/>
+            <w:tcMar>
+              <w:top w:w="80" w:type="dxa"/>
+              <w:start w:w="120" w:type="dxa"/>
+              <w:bottom w:w="80" w:type="dxa"/>
+              <w:end w:w="120" w:type="dxa"/>
+            </w:tcMar>
+            <w:vAlign w:val="center"/>
+          </w:tcPr>
+          <w:p>
+            <w:pPr>
+              <w:spacing w:after="0" w:line="259" w:lineRule="auto"/>
+            </w:pPr>
+            <w:r>
+              <w:rPr>
+                <w:rFonts w:ascii="Hiragino Sans" w:hAnsi="Hiragino Sans" w:eastAsia="Hiragino Sans"/>
+                <w:sz w:val="18"/>
+              </w:rPr>
+              <w:t>編集結果は消える？</w:t>
+            </w:r>
+          </w:p>
+        </w:tc>
+        <w:tc>
+          <w:tcPr>
+            <w:tcW w:type="dxa" w:w="6860"/>
+            <w:tcMar>
+              <w:top w:w="80" w:type="dxa"/>
+              <w:start w:w="120" w:type="dxa"/>
+              <w:bottom w:w="80" w:type="dxa"/>
+              <w:end w:w="120" w:type="dxa"/>
+            </w:tcMar>
+            <w:vAlign w:val="center"/>
+          </w:tcPr>
+          <w:p>
+            <w:pPr>
+              <w:spacing w:after="0" w:line="259" w:lineRule="auto"/>
+            </w:pPr>
+            <w:r>
+              <w:rPr>
+                <w:rFonts w:ascii="Hiragino Sans" w:hAnsi="Hiragino Sans" w:eastAsia="Hiragino Sans"/>
+                <w:sz w:val="18"/>
+              </w:rPr>
+              <w:t>/foss/designs内はMac側repositoryへ直接書かれるので残る。container内部だけのfileはcontainer削除で失う可能性がある。</w:t>
+            </w:r>
+          </w:p>
+        </w:tc>
+      </w:tr>
+      <w:tr>
+        <w:tc>
+          <w:tcPr>
+            <w:tcW w:type="dxa" w:w="2500"/>
+            <w:tcMar>
+              <w:top w:w="80" w:type="dxa"/>
+              <w:start w:w="120" w:type="dxa"/>
+              <w:bottom w:w="80" w:type="dxa"/>
+              <w:end w:w="120" w:type="dxa"/>
+            </w:tcMar>
+            <w:vAlign w:val="center"/>
+          </w:tcPr>
+          <w:p>
+            <w:pPr>
+              <w:spacing w:after="0" w:line="259" w:lineRule="auto"/>
+            </w:pPr>
+            <w:r>
+              <w:rPr>
+                <w:rFonts w:ascii="Hiragino Sans" w:hAnsi="Hiragino Sans" w:eastAsia="Hiragino Sans"/>
+                <w:sz w:val="18"/>
+              </w:rPr>
+              <w:t>Connected to &lt;id&gt;とは？</w:t>
+            </w:r>
+          </w:p>
+        </w:tc>
+        <w:tc>
+          <w:tcPr>
+            <w:tcW w:type="dxa" w:w="6860"/>
+            <w:tcMar>
+              <w:top w:w="80" w:type="dxa"/>
+              <w:start w:w="120" w:type="dxa"/>
+              <w:bottom w:w="80" w:type="dxa"/>
+              <w:end w:w="120" w:type="dxa"/>
+            </w:tcMar>
+            <w:vAlign w:val="center"/>
+          </w:tcPr>
+          <w:p>
+            <w:pPr>
+              <w:spacing w:after="0" w:line="259" w:lineRule="auto"/>
+            </w:pPr>
+            <w:r>
+              <w:rPr>
+                <w:rFonts w:ascii="Hiragino Sans" w:hAnsi="Hiragino Sans" w:eastAsia="Hiragino Sans"/>
+                <w:sz w:val="18"/>
+              </w:rPr>
+              <w:t>起動中containerのdesktop sessionへbrowser VNCが接続済みという意味。</w:t>
+            </w:r>
+          </w:p>
+        </w:tc>
+      </w:tr>
+      <w:tr>
+        <w:tc>
+          <w:tcPr>
+            <w:tcW w:type="dxa" w:w="2500"/>
+            <w:tcMar>
+              <w:top w:w="80" w:type="dxa"/>
+              <w:start w:w="120" w:type="dxa"/>
+              <w:bottom w:w="80" w:type="dxa"/>
+              <w:end w:w="120" w:type="dxa"/>
+            </w:tcMar>
+            <w:vAlign w:val="center"/>
+          </w:tcPr>
+          <w:p>
+            <w:pPr>
+              <w:spacing w:after="0" w:line="259" w:lineRule="auto"/>
+            </w:pPr>
+            <w:r>
+              <w:rPr>
+                <w:rFonts w:ascii="Hiragino Sans" w:hAnsi="Hiragino Sans" w:eastAsia="Hiragino Sans"/>
+                <w:sz w:val="18"/>
+              </w:rPr>
+              <w:t>同じ環境を再現するには？</w:t>
+            </w:r>
+          </w:p>
+        </w:tc>
+        <w:tc>
+          <w:tcPr>
+            <w:tcW w:type="dxa" w:w="6860"/>
+            <w:tcMar>
+              <w:top w:w="80" w:type="dxa"/>
+              <w:start w:w="120" w:type="dxa"/>
+              <w:bottom w:w="80" w:type="dxa"/>
+              <w:end w:w="120" w:type="dxa"/>
+            </w:tcMar>
+            <w:vAlign w:val="center"/>
+          </w:tcPr>
+          <w:p>
+            <w:pPr>
+              <w:spacing w:after="0" w:line="259" w:lineRule="auto"/>
+            </w:pPr>
+            <w:r>
+              <w:rPr>
+                <w:rFonts w:ascii="Hiragino Sans" w:hAnsi="Hiragino Sans" w:eastAsia="Hiragino Sans"/>
+                <w:sz w:val="18"/>
+              </w:rPr>
+              <w:t>同じGit commit、同じimage tag/digest、同じMake targetを使う。</w:t>
+            </w:r>
+          </w:p>
+        </w:tc>
+      </w:tr>
+    </w:tbl>
+    <w:p>
+      <w:pPr>
+        <w:spacing w:after="0"/>
+      </w:pPr>
+    </w:p>
+    <w:p>
+      <w:pPr>
+        <w:pStyle w:val="Heading2"/>
+      </w:pPr>
+      <w:r>
+        <w:rPr>
+          <w:rFonts w:ascii="Hiragino Sans" w:hAnsi="Hiragino Sans" w:eastAsia="Hiragino Sans"/>
+        </w:rPr>
+        <w:t>volume mount</w:t>
+      </w:r>
+    </w:p>
+    <w:p>
+      <w:r>
+        <w:rPr>
+          <w:rFonts w:ascii="Hiragino Sans" w:hAnsi="Hiragino Sans" w:eastAsia="Hiragino Sans"/>
+        </w:rPr>
+        <w:t>eda-vnc.shの -v "$PROJECT_ROOT:/foss/designs:rw" が対応を作ります。PROJECT_ROOTはmake vncを実行したasic_rd repositoryです。</w:t>
+      </w:r>
+    </w:p>
+    <w:p>
+      <w:pPr>
+        <w:pStyle w:val="Code"/>
+      </w:pPr>
+      <w:r>
+        <w:rPr>
+          <w:rFonts w:ascii="Hiragino Sans" w:hAnsi="Hiragino Sans" w:eastAsia="Hiragino Sans"/>
+        </w:rPr>
+        <w:t>Student Mac: /Users/.../asic_rd</w:t>
+        <w:br/>
+        <w:t xml:space="preserve">                    | Docker bind mount</w:t>
+        <w:br/>
+        <w:t>Container:   /foss/designs</w:t>
+      </w:r>
+    </w:p>
+    <w:tbl>
+      <w:tblPr>
+        <w:tblW w:type="auto" w:w="0"/>
+        <w:jc w:val="center"/>
+        <w:tblLayout w:type="fixed"/>
+        <w:tblLook w:firstColumn="1" w:firstRow="1" w:lastColumn="0" w:lastRow="0" w:noHBand="0" w:noVBand="1" w:val="04A0"/>
+      </w:tblPr>
+      <w:tblGrid>
+        <w:gridCol w:w="9360"/>
+      </w:tblGrid>
+      <w:tr>
+        <w:tc>
+          <w:tcPr>
+            <w:tcW w:type="dxa" w:w="9360"/>
+            <w:tcMar>
+              <w:top w:w="130" w:type="dxa"/>
+              <w:start w:w="180" w:type="dxa"/>
+              <w:bottom w:w="130" w:type="dxa"/>
+              <w:end w:w="180" w:type="dxa"/>
+            </w:tcMar>
+            <w:shd w:fill="E8EEF5"/>
+          </w:tcPr>
+          <w:p>
+            <w:pPr>
+              <w:spacing w:after="0"/>
+            </w:pPr>
+            <w:r>
+              <w:rPr>
+                <w:rFonts w:ascii="Hiragino Sans" w:hAnsi="Hiragino Sans" w:eastAsia="Hiragino Sans"/>
+                <w:b/>
+                <w:color w:val="2E74B5"/>
+              </w:rPr>
+              <w:t xml:space="preserve">学生の開始手順  </w:t>
+            </w:r>
+            <w:r>
+              <w:rPr>
+                <w:rFonts w:ascii="Hiragino Sans" w:hAnsi="Hiragino Sans" w:eastAsia="Hiragino Sans"/>
+              </w:rPr>
+              <w:t>git clone後、必ずasic_rd directoryへcdしてmake vncを実行します。/foss/designsが空なら、cloneではなくmountと起動containerを確認します。</w:t>
+            </w:r>
+          </w:p>
+        </w:tc>
+      </w:tr>
+    </w:tbl>
+    <w:p>
+      <w:pPr>
+        <w:spacing w:after="0"/>
+      </w:pPr>
+    </w:p>
+    <w:p>
+      <w:r>
+        <w:rPr>
+          <w:rFonts w:ascii="Hiragino Sans" w:hAnsi="Hiragino Sans" w:eastAsia="Hiragino Sans"/>
+        </w:rPr>
+        <w:br w:type="page"/>
+      </w:r>
+    </w:p>
+    <w:p>
+      <w:pPr>
+        <w:pStyle w:val="Heading1"/>
+      </w:pPr>
+      <w:r>
+        <w:rPr>
+          <w:rFonts w:ascii="Hiragino Sans" w:hAnsi="Hiragino Sans" w:eastAsia="Hiragino Sans"/>
+        </w:rPr>
         <w:t>5. Xschemを初めて使う</w:t>
       </w:r>
     </w:p>
@@ -8280,7 +8782,639 @@
         <w:rPr>
           <w:rFonts w:ascii="Hiragino Sans" w:hAnsi="Hiragino Sans" w:eastAsia="Hiragino Sans"/>
         </w:rPr>
-        <w:t>5.1 Netlistとngspiceを追跡する</w:t>
+        <w:t>5.1 nmos_dc.schを開いた後</w:t>
+      </w:r>
+    </w:p>
+    <w:p>
+      <w:pPr>
+        <w:keepNext/>
+        <w:spacing w:after="60"/>
+        <w:jc w:val="center"/>
+      </w:pPr>
+      <w:r>
+        <w:rPr>
+          <w:rFonts w:ascii="Hiragino Sans" w:hAnsi="Hiragino Sans" w:eastAsia="Hiragino Sans"/>
+        </w:rPr>
+        <w:drawing>
+          <wp:inline xmlns:a="http://schemas.openxmlformats.org/drawingml/2006/main" xmlns:pic="http://schemas.openxmlformats.org/drawingml/2006/picture">
+            <wp:extent cx="5943600" cy="4202657"/>
+            <wp:docPr id="6" name="Picture 6"/>
+            <wp:cNvGraphicFramePr>
+              <a:graphicFrameLocks noChangeAspect="1"/>
+            </wp:cNvGraphicFramePr>
+            <a:graphic>
+              <a:graphicData uri="http://schemas.openxmlformats.org/drawingml/2006/picture">
+                <pic:pic>
+                  <pic:nvPicPr>
+                    <pic:cNvPr id="0" name="xschem_nmos_dc_open.png"/>
+                    <pic:cNvPicPr/>
+                  </pic:nvPicPr>
+                  <pic:blipFill>
+                    <a:blip r:embed="rId16"/>
+                    <a:stretch>
+                      <a:fillRect/>
+                    </a:stretch>
+                  </pic:blipFill>
+                  <pic:spPr>
+                    <a:xfrm>
+                      <a:off x="0" y="0"/>
+                      <a:ext cx="5943600" cy="4202657"/>
+                    </a:xfrm>
+                    <a:prstGeom prst="rect"/>
+                  </pic:spPr>
+                </pic:pic>
+              </a:graphicData>
+            </a:graphic>
+          </wp:inline>
+        </w:drawing>
+      </w:r>
+    </w:p>
+    <w:p>
+      <w:pPr>
+        <w:spacing w:after="160"/>
+        <w:jc w:val="center"/>
+      </w:pPr>
+      <w:r>
+        <w:rPr>
+          <w:rFonts w:ascii="Hiragino Sans" w:hAnsi="Hiragino Sans" w:eastAsia="Hiragino Sans"/>
+          <w:i/>
+          <w:color w:val="687680"/>
+          <w:sz w:val="17"/>
+        </w:rPr>
+        <w:t>図6　nmos_dc.schを開いた直後。右のgraphが空なのはRAW結果をまだ読み込んでいないため。</w:t>
+      </w:r>
+    </w:p>
+    <w:p>
+      <w:pPr>
+        <w:pStyle w:val="Heading2"/>
+      </w:pPr>
+      <w:r>
+        <w:rPr>
+          <w:rFonts w:ascii="Hiragino Sans" w:hAnsi="Hiragino Sans" w:eastAsia="Hiragino Sans"/>
+        </w:rPr>
+        <w:t>画面のどこを見るか</w:t>
+      </w:r>
+    </w:p>
+    <w:tbl>
+      <w:tblPr>
+        <w:tblW w:type="dxa" w:w="9360"/>
+        <w:jc w:val="center"/>
+        <w:tblLayout w:type="fixed"/>
+        <w:tblLook w:firstColumn="1" w:firstRow="1" w:lastColumn="0" w:lastRow="0" w:noHBand="0" w:noVBand="1" w:val="04A0"/>
+        <w:tblInd w:w="120" w:type="dxa"/>
+      </w:tblPr>
+      <w:tblGrid>
+        <w:gridCol w:w="2500"/>
+        <w:gridCol w:w="6860"/>
+      </w:tblGrid>
+      <w:tr>
+        <w:trPr>
+          <w:tblHeader w:val="true"/>
+        </w:trPr>
+        <w:tc>
+          <w:tcPr>
+            <w:tcW w:type="dxa" w:w="2500"/>
+            <w:shd w:fill="E8EEF5"/>
+            <w:tcMar>
+              <w:top w:w="80" w:type="dxa"/>
+              <w:start w:w="120" w:type="dxa"/>
+              <w:bottom w:w="80" w:type="dxa"/>
+              <w:end w:w="120" w:type="dxa"/>
+            </w:tcMar>
+            <w:vAlign w:val="center"/>
+          </w:tcPr>
+          <w:p>
+            <w:r>
+              <w:rPr>
+                <w:rFonts w:ascii="Hiragino Sans" w:hAnsi="Hiragino Sans" w:eastAsia="Hiragino Sans"/>
+                <w:b/>
+                <w:color w:val="18364A"/>
+                <w:sz w:val="18"/>
+              </w:rPr>
+              <w:t>場所</w:t>
+            </w:r>
+          </w:p>
+        </w:tc>
+        <w:tc>
+          <w:tcPr>
+            <w:tcW w:type="dxa" w:w="6860"/>
+            <w:shd w:fill="E8EEF5"/>
+            <w:tcMar>
+              <w:top w:w="80" w:type="dxa"/>
+              <w:start w:w="120" w:type="dxa"/>
+              <w:bottom w:w="80" w:type="dxa"/>
+              <w:end w:w="120" w:type="dxa"/>
+            </w:tcMar>
+            <w:vAlign w:val="center"/>
+          </w:tcPr>
+          <w:p>
+            <w:r>
+              <w:rPr>
+                <w:rFonts w:ascii="Hiragino Sans" w:hAnsi="Hiragino Sans" w:eastAsia="Hiragino Sans"/>
+                <w:b/>
+                <w:color w:val="18364A"/>
+                <w:sz w:val="18"/>
+              </w:rPr>
+              <w:t>内容</w:t>
+            </w:r>
+          </w:p>
+        </w:tc>
+      </w:tr>
+      <w:tr>
+        <w:tc>
+          <w:tcPr>
+            <w:tcW w:type="dxa" w:w="2500"/>
+            <w:tcMar>
+              <w:top w:w="80" w:type="dxa"/>
+              <w:start w:w="120" w:type="dxa"/>
+              <w:bottom w:w="80" w:type="dxa"/>
+              <w:end w:w="120" w:type="dxa"/>
+            </w:tcMar>
+            <w:vAlign w:val="center"/>
+          </w:tcPr>
+          <w:p>
+            <w:pPr>
+              <w:spacing w:after="0" w:line="259" w:lineRule="auto"/>
+            </w:pPr>
+            <w:r>
+              <w:rPr>
+                <w:rFonts w:ascii="Hiragino Sans" w:hAnsi="Hiragino Sans" w:eastAsia="Hiragino Sans"/>
+                <w:sz w:val="18"/>
+              </w:rPr>
+              <w:t>左中央</w:t>
+            </w:r>
+          </w:p>
+        </w:tc>
+        <w:tc>
+          <w:tcPr>
+            <w:tcW w:type="dxa" w:w="6860"/>
+            <w:tcMar>
+              <w:top w:w="80" w:type="dxa"/>
+              <w:start w:w="120" w:type="dxa"/>
+              <w:bottom w:w="80" w:type="dxa"/>
+              <w:end w:w="120" w:type="dxa"/>
+            </w:tcMar>
+            <w:vAlign w:val="center"/>
+          </w:tcPr>
+          <w:p>
+            <w:pPr>
+              <w:spacing w:after="0" w:line="259" w:lineRule="auto"/>
+            </w:pPr>
+            <w:r>
+              <w:rPr>
+                <w:rFonts w:ascii="Hiragino Sans" w:hAnsi="Hiragino Sans" w:eastAsia="Hiragino Sans"/>
+                <w:sz w:val="18"/>
+              </w:rPr>
+              <w:t>GF180 3.3 V NMOS。G/D/S/Bの4端子、W=1 µm、L=0.28 µm</w:t>
+            </w:r>
+          </w:p>
+        </w:tc>
+      </w:tr>
+      <w:tr>
+        <w:tc>
+          <w:tcPr>
+            <w:tcW w:type="dxa" w:w="2500"/>
+            <w:tcMar>
+              <w:top w:w="80" w:type="dxa"/>
+              <w:start w:w="120" w:type="dxa"/>
+              <w:bottom w:w="80" w:type="dxa"/>
+              <w:end w:w="120" w:type="dxa"/>
+            </w:tcMar>
+            <w:vAlign w:val="center"/>
+          </w:tcPr>
+          <w:p>
+            <w:pPr>
+              <w:spacing w:after="0" w:line="259" w:lineRule="auto"/>
+            </w:pPr>
+            <w:r>
+              <w:rPr>
+                <w:rFonts w:ascii="Hiragino Sans" w:hAnsi="Hiragino Sans" w:eastAsia="Hiragino Sans"/>
+                <w:sz w:val="18"/>
+              </w:rPr>
+              <w:t>中央</w:t>
+            </w:r>
+          </w:p>
+        </w:tc>
+        <w:tc>
+          <w:tcPr>
+            <w:tcW w:type="dxa" w:w="6860"/>
+            <w:tcMar>
+              <w:top w:w="80" w:type="dxa"/>
+              <w:start w:w="120" w:type="dxa"/>
+              <w:bottom w:w="80" w:type="dxa"/>
+              <w:end w:w="120" w:type="dxa"/>
+            </w:tcMar>
+            <w:vAlign w:val="center"/>
+          </w:tcPr>
+          <w:p>
+            <w:pPr>
+              <w:spacing w:after="0" w:line="259" w:lineRule="auto"/>
+            </w:pPr>
+            <w:r>
+              <w:rPr>
+                <w:rFonts w:ascii="Hiragino Sans" w:hAnsi="Hiragino Sans" w:eastAsia="Hiragino Sans"/>
+                <w:sz w:val="18"/>
+              </w:rPr>
+              <w:t>ngspice command。VDSを0–3.3 V、VGSを0–3.3 Vでsweep</w:t>
+            </w:r>
+          </w:p>
+        </w:tc>
+      </w:tr>
+      <w:tr>
+        <w:tc>
+          <w:tcPr>
+            <w:tcW w:type="dxa" w:w="2500"/>
+            <w:tcMar>
+              <w:top w:w="80" w:type="dxa"/>
+              <w:start w:w="120" w:type="dxa"/>
+              <w:bottom w:w="80" w:type="dxa"/>
+              <w:end w:w="120" w:type="dxa"/>
+            </w:tcMar>
+            <w:vAlign w:val="center"/>
+          </w:tcPr>
+          <w:p>
+            <w:pPr>
+              <w:spacing w:after="0" w:line="259" w:lineRule="auto"/>
+            </w:pPr>
+            <w:r>
+              <w:rPr>
+                <w:rFonts w:ascii="Hiragino Sans" w:hAnsi="Hiragino Sans" w:eastAsia="Hiragino Sans"/>
+                <w:sz w:val="18"/>
+              </w:rPr>
+              <w:t>左下</w:t>
+            </w:r>
+          </w:p>
+        </w:tc>
+        <w:tc>
+          <w:tcPr>
+            <w:tcW w:type="dxa" w:w="6860"/>
+            <w:tcMar>
+              <w:top w:w="80" w:type="dxa"/>
+              <w:start w:w="120" w:type="dxa"/>
+              <w:bottom w:w="80" w:type="dxa"/>
+              <w:end w:w="120" w:type="dxa"/>
+            </w:tcMar>
+            <w:vAlign w:val="center"/>
+          </w:tcPr>
+          <w:p>
+            <w:pPr>
+              <w:spacing w:after="0" w:line="259" w:lineRule="auto"/>
+            </w:pPr>
+            <w:r>
+              <w:rPr>
+                <w:rFonts w:ascii="Hiragino Sans" w:hAnsi="Hiragino Sans" w:eastAsia="Hiragino Sans"/>
+                <w:sz w:val="18"/>
+              </w:rPr>
+              <w:t>GF180 model includeとtypical library選択</w:t>
+            </w:r>
+          </w:p>
+        </w:tc>
+      </w:tr>
+      <w:tr>
+        <w:tc>
+          <w:tcPr>
+            <w:tcW w:type="dxa" w:w="2500"/>
+            <w:tcMar>
+              <w:top w:w="80" w:type="dxa"/>
+              <w:start w:w="120" w:type="dxa"/>
+              <w:bottom w:w="80" w:type="dxa"/>
+              <w:end w:w="120" w:type="dxa"/>
+            </w:tcMar>
+            <w:vAlign w:val="center"/>
+          </w:tcPr>
+          <w:p>
+            <w:pPr>
+              <w:spacing w:after="0" w:line="259" w:lineRule="auto"/>
+            </w:pPr>
+            <w:r>
+              <w:rPr>
+                <w:rFonts w:ascii="Hiragino Sans" w:hAnsi="Hiragino Sans" w:eastAsia="Hiragino Sans"/>
+                <w:sz w:val="18"/>
+              </w:rPr>
+              <w:t>右</w:t>
+            </w:r>
+          </w:p>
+        </w:tc>
+        <w:tc>
+          <w:tcPr>
+            <w:tcW w:type="dxa" w:w="6860"/>
+            <w:tcMar>
+              <w:top w:w="80" w:type="dxa"/>
+              <w:start w:w="120" w:type="dxa"/>
+              <w:bottom w:w="80" w:type="dxa"/>
+              <w:end w:w="120" w:type="dxa"/>
+            </w:tcMar>
+            <w:vAlign w:val="center"/>
+          </w:tcPr>
+          <w:p>
+            <w:pPr>
+              <w:spacing w:after="0" w:line="259" w:lineRule="auto"/>
+            </w:pPr>
+            <w:r>
+              <w:rPr>
+                <w:rFonts w:ascii="Hiragino Sans" w:hAnsi="Hiragino Sans" w:eastAsia="Hiragino Sans"/>
+                <w:sz w:val="18"/>
+              </w:rPr>
+              <w:t>i(vd)を表示するgraph。縦軸はdrain current、横軸はVDS</w:t>
+            </w:r>
+          </w:p>
+        </w:tc>
+      </w:tr>
+      <w:tr>
+        <w:tc>
+          <w:tcPr>
+            <w:tcW w:type="dxa" w:w="2500"/>
+            <w:tcMar>
+              <w:top w:w="80" w:type="dxa"/>
+              <w:start w:w="120" w:type="dxa"/>
+              <w:bottom w:w="80" w:type="dxa"/>
+              <w:end w:w="120" w:type="dxa"/>
+            </w:tcMar>
+            <w:vAlign w:val="center"/>
+          </w:tcPr>
+          <w:p>
+            <w:pPr>
+              <w:spacing w:after="0" w:line="259" w:lineRule="auto"/>
+            </w:pPr>
+            <w:r>
+              <w:rPr>
+                <w:rFonts w:ascii="Hiragino Sans" w:hAnsi="Hiragino Sans" w:eastAsia="Hiragino Sans"/>
+                <w:sz w:val="18"/>
+              </w:rPr>
+              <w:t>左上の緑矢印</w:t>
+            </w:r>
+          </w:p>
+        </w:tc>
+        <w:tc>
+          <w:tcPr>
+            <w:tcW w:type="dxa" w:w="6860"/>
+            <w:tcMar>
+              <w:top w:w="80" w:type="dxa"/>
+              <w:start w:w="120" w:type="dxa"/>
+              <w:bottom w:w="80" w:type="dxa"/>
+              <w:end w:w="120" w:type="dxa"/>
+            </w:tcMar>
+            <w:vAlign w:val="center"/>
+          </w:tcPr>
+          <w:p>
+            <w:pPr>
+              <w:spacing w:after="0" w:line="259" w:lineRule="auto"/>
+            </w:pPr>
+            <w:r>
+              <w:rPr>
+                <w:rFonts w:ascii="Hiragino Sans" w:hAnsi="Hiragino Sans" w:eastAsia="Hiragino Sans"/>
+                <w:sz w:val="18"/>
+              </w:rPr>
+              <w:t>work/nmos_dc.rawをXschemへ読み込むlauncher</w:t>
+            </w:r>
+          </w:p>
+        </w:tc>
+      </w:tr>
+    </w:tbl>
+    <w:p>
+      <w:pPr>
+        <w:spacing w:after="0"/>
+      </w:pPr>
+    </w:p>
+    <w:p>
+      <w:r>
+        <w:rPr>
+          <w:rFonts w:ascii="Hiragino Sans" w:hAnsi="Hiragino Sans" w:eastAsia="Hiragino Sans"/>
+        </w:rPr>
+        <w:br w:type="page"/>
+      </w:r>
+    </w:p>
+    <w:p>
+      <w:pPr>
+        <w:pStyle w:val="Heading1"/>
+      </w:pPr>
+      <w:r>
+        <w:rPr>
+          <w:rFonts w:ascii="Hiragino Sans" w:hAnsi="Hiragino Sans" w:eastAsia="Hiragino Sans"/>
+        </w:rPr>
+        <w:t>5.2 最初の波形を表示する</w:t>
+      </w:r>
+    </w:p>
+    <w:p>
+      <w:pPr>
+        <w:pStyle w:val="ListNumber"/>
+      </w:pPr>
+      <w:r>
+        <w:rPr>
+          <w:rFonts w:ascii="Hiragino Sans" w:hAnsi="Hiragino Sans" w:eastAsia="Hiragino Sans"/>
+        </w:rPr>
+        <w:t>Mac terminalでrepository直下から make nmos-dc を実行する。すでに実行済みならwork/nmos_dc.rawが存在する。</w:t>
+      </w:r>
+    </w:p>
+    <w:p>
+      <w:pPr>
+        <w:pStyle w:val="ListNumber"/>
+      </w:pPr>
+      <w:r>
+        <w:rPr>
+          <w:rFonts w:ascii="Hiragino Sans" w:hAnsi="Hiragino Sans" w:eastAsia="Hiragino Sans"/>
+        </w:rPr>
+        <w:t>Xschem画面左上の緑矢印『Load simulation results』を一度クリックする。</w:t>
+      </w:r>
+    </w:p>
+    <w:p>
+      <w:pPr>
+        <w:pStyle w:val="ListNumber"/>
+      </w:pPr>
+      <w:r>
+        <w:rPr>
+          <w:rFonts w:ascii="Hiragino Sans" w:hAnsi="Hiragino Sans" w:eastAsia="Hiragino Sans"/>
+        </w:rPr>
+        <w:t>右側graphに複数のId-Vds curveが現れることを確認する。</w:t>
+      </w:r>
+    </w:p>
+    <w:p>
+      <w:pPr>
+        <w:pStyle w:val="ListNumber"/>
+      </w:pPr>
+      <w:r>
+        <w:rPr>
+          <w:rFonts w:ascii="Hiragino Sans" w:hAnsi="Hiragino Sans" w:eastAsia="Hiragino Sans"/>
+        </w:rPr>
+        <w:t>curveが見えなければXschemを開いたdirectoryが /foss/designs/simulations/gf180_nmos_dc か確認する。</w:t>
+      </w:r>
+    </w:p>
+    <w:p>
+      <w:pPr>
+        <w:pStyle w:val="ListNumber"/>
+      </w:pPr>
+      <w:r>
+        <w:rPr>
+          <w:rFonts w:ascii="Hiragino Sans" w:hAnsi="Hiragino Sans" w:eastAsia="Hiragino Sans"/>
+        </w:rPr>
+        <w:t>Terminalで ls -lh work/nmos_dc.raw を実行し、fileが0 byteでないか確認する。</w:t>
+      </w:r>
+    </w:p>
+    <w:p>
+      <w:pPr>
+        <w:pStyle w:val="ListNumber"/>
+      </w:pPr>
+      <w:r>
+        <w:rPr>
+          <w:rFonts w:ascii="Hiragino Sans" w:hAnsi="Hiragino Sans" w:eastAsia="Hiragino Sans"/>
+        </w:rPr>
+        <w:t>必要なら make nmos-dc を再実行し、Xschemで再度Load simulation resultsを押す。</w:t>
+      </w:r>
+    </w:p>
+    <w:p>
+      <w:pPr>
+        <w:pStyle w:val="Code"/>
+      </w:pPr>
+      <w:r>
+        <w:rPr>
+          <w:rFonts w:ascii="Hiragino Sans" w:hAnsi="Hiragino Sans" w:eastAsia="Hiragino Sans"/>
+        </w:rPr>
+        <w:t># Mac terminal</w:t>
+        <w:br/>
+        <w:t>cd /Users/ykeisuke/Desktop/mywork/asic_rd</w:t>
+        <w:br/>
+        <w:t>make nmos-dc</w:t>
+        <w:br/>
+        <w:br/>
+        <w:t># Container terminalで確認する場合</w:t>
+        <w:br/>
+        <w:t>cd /foss/designs/simulations/gf180_nmos_dc</w:t>
+        <w:br/>
+        <w:t>ls -lh work/nmos_dc.raw</w:t>
+      </w:r>
+    </w:p>
+    <w:p>
+      <w:pPr>
+        <w:pStyle w:val="Heading2"/>
+      </w:pPr>
+      <w:r>
+        <w:rPr>
+          <w:rFonts w:ascii="Hiragino Sans" w:hAnsi="Hiragino Sans" w:eastAsia="Hiragino Sans"/>
+        </w:rPr>
+        <w:t>表示後に読み取ること</w:t>
+      </w:r>
+    </w:p>
+    <w:p>
+      <w:pPr>
+        <w:pStyle w:val="ListBullet"/>
+      </w:pPr>
+      <w:r>
+        <w:rPr>
+          <w:rFonts w:ascii="Hiragino Sans" w:hAnsi="Hiragino Sans" w:eastAsia="Hiragino Sans"/>
+        </w:rPr>
+        <w:t>VGSが高いcurveほどdrain currentが大きい。</w:t>
+      </w:r>
+    </w:p>
+    <w:p>
+      <w:pPr>
+        <w:pStyle w:val="ListBullet"/>
+      </w:pPr>
+      <w:r>
+        <w:rPr>
+          <w:rFonts w:ascii="Hiragino Sans" w:hAnsi="Hiragino Sans" w:eastAsia="Hiragino Sans"/>
+        </w:rPr>
+        <w:t>低VDSでは電流がVDSに強く依存し、VDS増加後は傾きが小さくなる。</w:t>
+      </w:r>
+    </w:p>
+    <w:p>
+      <w:pPr>
+        <w:pStyle w:val="ListBullet"/>
+      </w:pPr>
+      <w:r>
+        <w:rPr>
+          <w:rFonts w:ascii="Hiragino Sans" w:hAnsi="Hiragino Sans" w:eastAsia="Hiragino Sans"/>
+        </w:rPr>
+        <w:t>縦軸のuはµA。800uは800 µA。</w:t>
+      </w:r>
+    </w:p>
+    <w:p>
+      <w:pPr>
+        <w:pStyle w:val="ListBullet"/>
+      </w:pPr>
+      <w:r>
+        <w:rPr>
+          <w:rFonts w:ascii="Hiragino Sans" w:hAnsi="Hiragino Sans" w:eastAsia="Hiragino Sans"/>
+        </w:rPr>
+        <w:t>graphのcurve数はVGS sweep点に対応する。</w:t>
+      </w:r>
+    </w:p>
+    <w:p>
+      <w:pPr>
+        <w:pStyle w:val="ListBullet"/>
+      </w:pPr>
+      <w:r>
+        <w:rPr>
+          <w:rFonts w:ascii="Hiragino Sans" w:hAnsi="Hiragino Sans" w:eastAsia="Hiragino Sans"/>
+        </w:rPr>
+        <w:t>この結果はtypical modelのnominal DC sweepであり、PVT保証ではない。</w:t>
+      </w:r>
+    </w:p>
+    <w:tbl>
+      <w:tblPr>
+        <w:tblW w:type="auto" w:w="0"/>
+        <w:jc w:val="center"/>
+        <w:tblLayout w:type="fixed"/>
+        <w:tblLook w:firstColumn="1" w:firstRow="1" w:lastColumn="0" w:lastRow="0" w:noHBand="0" w:noVBand="1" w:val="04A0"/>
+      </w:tblPr>
+      <w:tblGrid>
+        <w:gridCol w:w="9360"/>
+      </w:tblGrid>
+      <w:tr>
+        <w:tc>
+          <w:tcPr>
+            <w:tcW w:type="dxa" w:w="9360"/>
+            <w:tcMar>
+              <w:top w:w="130" w:type="dxa"/>
+              <w:start w:w="180" w:type="dxa"/>
+              <w:bottom w:w="130" w:type="dxa"/>
+              <w:end w:w="180" w:type="dxa"/>
+            </w:tcMar>
+            <w:shd w:fill="E8EEF5"/>
+          </w:tcPr>
+          <w:p>
+            <w:pPr>
+              <w:spacing w:after="0"/>
+            </w:pPr>
+            <w:r>
+              <w:rPr>
+                <w:rFonts w:ascii="Hiragino Sans" w:hAnsi="Hiragino Sans" w:eastAsia="Hiragino Sans"/>
+                <w:b/>
+                <w:color w:val="2E74B5"/>
+              </w:rPr>
+              <w:t xml:space="preserve">ここでの到達点  </w:t>
+            </w:r>
+            <w:r>
+              <w:rPr>
+                <w:rFonts w:ascii="Hiragino Sans" w:hAnsi="Hiragino Sans" w:eastAsia="Hiragino Sans"/>
+              </w:rPr>
+              <w:t>自分でRAWを読み込み、curveを表示し、VGS/VDS/ID/W/L/model cornerを説明できればLab 1へ進めます。</w:t>
+            </w:r>
+          </w:p>
+        </w:tc>
+      </w:tr>
+    </w:tbl>
+    <w:p>
+      <w:pPr>
+        <w:spacing w:after="0"/>
+      </w:pPr>
+    </w:p>
+    <w:p>
+      <w:r>
+        <w:rPr>
+          <w:rFonts w:ascii="Hiragino Sans" w:hAnsi="Hiragino Sans" w:eastAsia="Hiragino Sans"/>
+        </w:rPr>
+        <w:br w:type="page"/>
+      </w:r>
+    </w:p>
+    <w:p>
+      <w:pPr>
+        <w:pStyle w:val="Heading1"/>
+      </w:pPr>
+      <w:r>
+        <w:rPr>
+          <w:rFonts w:ascii="Hiragino Sans" w:hAnsi="Hiragino Sans" w:eastAsia="Hiragino Sans"/>
+        </w:rPr>
+        <w:t>5.3 Netlistとngspiceを追跡する</w:t>
       </w:r>
     </w:p>
     <w:p>
@@ -8858,7 +9992,7 @@
         <w:rPr>
           <w:rFonts w:ascii="Hiragino Sans" w:hAnsi="Hiragino Sans" w:eastAsia="Hiragino Sans"/>
         </w:rPr>
-        <w:t>5.2 Digital toolの使い分け</w:t>
+        <w:t>5.4 Digital toolの使い分け</w:t>
       </w:r>
     </w:p>
     <w:tbl>
@@ -11351,7 +12485,7 @@
         <w:drawing>
           <wp:inline xmlns:a="http://schemas.openxmlformats.org/drawingml/2006/main" xmlns:pic="http://schemas.openxmlformats.org/drawingml/2006/picture">
             <wp:extent cx="5897880" cy="3191794"/>
-            <wp:docPr id="6" name="Picture 6"/>
+            <wp:docPr id="7" name="Picture 7"/>
             <wp:cNvGraphicFramePr>
               <a:graphicFrameLocks noChangeAspect="1"/>
             </wp:cNvGraphicFramePr>
@@ -11363,7 +12497,7 @@
                     <pic:cNvPicPr/>
                   </pic:nvPicPr>
                   <pic:blipFill>
-                    <a:blip r:embed="rId16"/>
+                    <a:blip r:embed="rId17"/>
                     <a:stretch>
                       <a:fillRect/>
                     </a:stretch>
@@ -12821,7 +13955,7 @@
         <w:drawing>
           <wp:inline xmlns:a="http://schemas.openxmlformats.org/drawingml/2006/main" xmlns:pic="http://schemas.openxmlformats.org/drawingml/2006/picture">
             <wp:extent cx="5669280" cy="2456688"/>
-            <wp:docPr id="7" name="Picture 7"/>
+            <wp:docPr id="8" name="Picture 8"/>
             <wp:cNvGraphicFramePr>
               <a:graphicFrameLocks noChangeAspect="1"/>
             </wp:cNvGraphicFramePr>
@@ -12833,7 +13967,7 @@
                     <pic:cNvPicPr/>
                   </pic:nvPicPr>
                   <pic:blipFill>
-                    <a:blip r:embed="rId17"/>
+                    <a:blip r:embed="rId18"/>
                     <a:stretch>
                       <a:fillRect/>
                     </a:stretch>
@@ -13523,7 +14657,7 @@
         <w:drawing>
           <wp:inline xmlns:a="http://schemas.openxmlformats.org/drawingml/2006/main" xmlns:pic="http://schemas.openxmlformats.org/drawingml/2006/picture">
             <wp:extent cx="4846320" cy="5248565"/>
-            <wp:docPr id="8" name="Picture 8"/>
+            <wp:docPr id="9" name="Picture 9"/>
             <wp:cNvGraphicFramePr>
               <a:graphicFrameLocks noChangeAspect="1"/>
             </wp:cNvGraphicFramePr>
@@ -13535,7 +14669,7 @@
                     <pic:cNvPicPr/>
                   </pic:nvPicPr>
                   <pic:blipFill>
-                    <a:blip r:embed="rId18"/>
+                    <a:blip r:embed="rId19"/>
                     <a:stretch>
                       <a:fillRect/>
                     </a:stretch>

--- a/docs/lecture/IRSX_ASIC_Student_Lab_Handbook_JP.docx
+++ b/docs/lecture/IRSX_ASIC_Student_Lab_Handbook_JP.docx
@@ -3906,7 +3906,7 @@
     </w:p>
     <w:p>
       <w:pPr>
-        <w:pStyle w:val="Heading1"/>
+        <w:pStyle w:val="Heading2"/>
       </w:pPr>
       <w:r>
         <w:rPr>
@@ -4196,7 +4196,7 @@
     </w:p>
     <w:p>
       <w:pPr>
-        <w:pStyle w:val="Heading1"/>
+        <w:pStyle w:val="Heading2"/>
       </w:pPr>
       <w:r>
         <w:rPr>
@@ -5896,7 +5896,7 @@
     </w:p>
     <w:p>
       <w:pPr>
-        <w:pStyle w:val="Heading1"/>
+        <w:pStyle w:val="Heading2"/>
       </w:pPr>
       <w:r>
         <w:rPr>
@@ -6409,7 +6409,7 @@
         <w:rPr>
           <w:rFonts w:ascii="Hiragino Sans" w:hAnsi="Hiragino Sans" w:eastAsia="Hiragino Sans"/>
         </w:rPr>
-        <w:t>1. 全体設計フロー</w:t>
+        <w:t>5. 全体設計フロー</w:t>
       </w:r>
     </w:p>
     <w:p>
@@ -7592,7 +7592,7 @@
         <w:rPr>
           <w:rFonts w:ascii="Hiragino Sans" w:hAnsi="Hiragino Sans" w:eastAsia="Hiragino Sans"/>
         </w:rPr>
-        <w:t>2. Mac + Docker開発環境</w:t>
+        <w:t>6. Mac + Docker開発環境</w:t>
       </w:r>
     </w:p>
     <w:p>
@@ -8022,13 +8022,13 @@
     </w:p>
     <w:p>
       <w:pPr>
-        <w:pStyle w:val="Heading1"/>
+        <w:pStyle w:val="Heading2"/>
       </w:pPr>
       <w:r>
         <w:rPr>
           <w:rFonts w:ascii="Hiragino Sans" w:hAnsi="Hiragino Sans" w:eastAsia="Hiragino Sans"/>
         </w:rPr>
-        <w:t>2.1 Docker・VNC・/fossの関係</w:t>
+        <w:t>6.1 Docker・VNC・/fossの関係</w:t>
       </w:r>
     </w:p>
     <w:p>
@@ -8530,7 +8530,7 @@
         <w:rPr>
           <w:rFonts w:ascii="Hiragino Sans" w:hAnsi="Hiragino Sans" w:eastAsia="Hiragino Sans"/>
         </w:rPr>
-        <w:t>5. Xschemを初めて使う</w:t>
+        <w:t>7. Xschemを初めて使う</w:t>
       </w:r>
     </w:p>
     <w:p>
@@ -8776,13 +8776,13 @@
     </w:p>
     <w:p>
       <w:pPr>
-        <w:pStyle w:val="Heading1"/>
+        <w:pStyle w:val="Heading2"/>
       </w:pPr>
       <w:r>
         <w:rPr>
           <w:rFonts w:ascii="Hiragino Sans" w:hAnsi="Hiragino Sans" w:eastAsia="Hiragino Sans"/>
         </w:rPr>
-        <w:t>5.1 nmos_dc.schを開いた後</w:t>
+        <w:t>7.1 nmos_dc.schを開いた後</w:t>
       </w:r>
     </w:p>
     <w:p>
@@ -9115,7 +9115,7 @@
                 <w:rFonts w:ascii="Hiragino Sans" w:hAnsi="Hiragino Sans" w:eastAsia="Hiragino Sans"/>
                 <w:sz w:val="18"/>
               </w:rPr>
-              <w:t>i(vd)を表示するgraph。縦軸はdrain current、横軸はVDS</w:t>
+              <w:t>i(vd) -1 *を表示するgraph。縦軸はdrain current、横軸はVDS</w:t>
             </w:r>
           </w:p>
         </w:tc>
@@ -9186,13 +9186,13 @@
     </w:p>
     <w:p>
       <w:pPr>
-        <w:pStyle w:val="Heading1"/>
+        <w:pStyle w:val="Heading2"/>
       </w:pPr>
       <w:r>
         <w:rPr>
           <w:rFonts w:ascii="Hiragino Sans" w:hAnsi="Hiragino Sans" w:eastAsia="Hiragino Sans"/>
         </w:rPr>
-        <w:t>5.2 最初の波形を表示する</w:t>
+        <w:t>7.2 最初の波形を表示する</w:t>
       </w:r>
     </w:p>
     <w:p>
@@ -9214,7 +9214,7 @@
         <w:rPr>
           <w:rFonts w:ascii="Hiragino Sans" w:hAnsi="Hiragino Sans" w:eastAsia="Hiragino Sans"/>
         </w:rPr>
-        <w:t>Xschem画面左上の緑矢印『Load simulation results』を一度クリックする。</w:t>
+        <w:t>Xschem画面左上の緑矢印『Load simulation results』をCtrl + 左クリックする。通常のクリックやダブルクリックはlauncherの選択またはproperty編集になる。</w:t>
       </w:r>
     </w:p>
     <w:p>
@@ -9258,7 +9258,7 @@
         <w:rPr>
           <w:rFonts w:ascii="Hiragino Sans" w:hAnsi="Hiragino Sans" w:eastAsia="Hiragino Sans"/>
         </w:rPr>
-        <w:t>必要なら make nmos-dc を再実行し、Xschemで再度Load simulation resultsを押す。</w:t>
+        <w:t>必要なら make nmos-dc を再実行し、Xschemを閉じて開き直してから、再度Ctrl + 左クリックする。</w:t>
       </w:r>
     </w:p>
     <w:p>
@@ -9283,6 +9283,114 @@
         <w:t>ls -lh work/nmos_dc.raw</w:t>
       </w:r>
     </w:p>
+    <w:tbl>
+      <w:tblPr>
+        <w:tblW w:type="auto" w:w="0"/>
+        <w:jc w:val="center"/>
+        <w:tblLayout w:type="fixed"/>
+        <w:tblLook w:firstColumn="1" w:firstRow="1" w:lastColumn="0" w:lastRow="0" w:noHBand="0" w:noVBand="1" w:val="04A0"/>
+      </w:tblPr>
+      <w:tblGrid>
+        <w:gridCol w:w="9360"/>
+      </w:tblGrid>
+      <w:tr>
+        <w:tc>
+          <w:tcPr>
+            <w:tcW w:type="dxa" w:w="9360"/>
+            <w:tcMar>
+              <w:top w:w="130" w:type="dxa"/>
+              <w:start w:w="180" w:type="dxa"/>
+              <w:bottom w:w="130" w:type="dxa"/>
+              <w:end w:w="180" w:type="dxa"/>
+            </w:tcMar>
+            <w:shd w:fill="FFF1D8"/>
+          </w:tcPr>
+          <w:p>
+            <w:pPr>
+              <w:spacing w:after="0"/>
+            </w:pPr>
+            <w:r>
+              <w:rPr>
+                <w:rFonts w:ascii="Hiragino Sans" w:hAnsi="Hiragino Sans" w:eastAsia="Hiragino Sans"/>
+                <w:b/>
+                <w:color w:val="2E74B5"/>
+              </w:rPr>
+              <w:t xml:space="preserve">RAWを開けない場合  </w:t>
+            </w:r>
+            <w:r>
+              <w:rPr>
+                <w:rFonts w:ascii="Hiragino Sans" w:hAnsi="Hiragino Sans" w:eastAsia="Hiragino Sans"/>
+              </w:rPr>
+              <w:t>raw_read(): failed to open ... と表示されたら、Xschemを /foss/designs/simulations/gf180_nmos_dc から起動しているか確認します。古い回路図を開いたままprojectを更新した場合は、一度閉じて開き直します。</w:t>
+            </w:r>
+          </w:p>
+        </w:tc>
+      </w:tr>
+    </w:tbl>
+    <w:p>
+      <w:pPr>
+        <w:spacing w:after="0"/>
+      </w:pPr>
+    </w:p>
+    <w:p>
+      <w:pPr>
+        <w:keepNext/>
+        <w:spacing w:after="60"/>
+        <w:jc w:val="center"/>
+      </w:pPr>
+      <w:r>
+        <w:rPr>
+          <w:rFonts w:ascii="Hiragino Sans" w:hAnsi="Hiragino Sans" w:eastAsia="Hiragino Sans"/>
+        </w:rPr>
+        <w:drawing>
+          <wp:inline xmlns:a="http://schemas.openxmlformats.org/drawingml/2006/main" xmlns:pic="http://schemas.openxmlformats.org/drawingml/2006/picture">
+            <wp:extent cx="5943600" cy="4677208"/>
+            <wp:docPr id="7" name="Picture 7"/>
+            <wp:cNvGraphicFramePr>
+              <a:graphicFrameLocks noChangeAspect="1"/>
+            </wp:cNvGraphicFramePr>
+            <a:graphic>
+              <a:graphicData uri="http://schemas.openxmlformats.org/drawingml/2006/picture">
+                <pic:pic>
+                  <pic:nvPicPr>
+                    <pic:cNvPr id="0" name="xschem_nmos_dc_result.png"/>
+                    <pic:cNvPicPr/>
+                  </pic:nvPicPr>
+                  <pic:blipFill>
+                    <a:blip r:embed="rId17"/>
+                    <a:stretch>
+                      <a:fillRect/>
+                    </a:stretch>
+                  </pic:blipFill>
+                  <pic:spPr>
+                    <a:xfrm>
+                      <a:off x="0" y="0"/>
+                      <a:ext cx="5943600" cy="4677208"/>
+                    </a:xfrm>
+                    <a:prstGeom prst="rect"/>
+                  </pic:spPr>
+                </pic:pic>
+              </a:graphicData>
+            </a:graphic>
+          </wp:inline>
+        </w:drawing>
+      </w:r>
+    </w:p>
+    <w:p>
+      <w:pPr>
+        <w:spacing w:after="160"/>
+        <w:jc w:val="center"/>
+      </w:pPr>
+      <w:r>
+        <w:rPr>
+          <w:rFonts w:ascii="Hiragino Sans" w:hAnsi="Hiragino Sans" w:eastAsia="Hiragino Sans"/>
+          <w:i/>
+          <w:color w:val="687680"/>
+          <w:sz w:val="17"/>
+        </w:rPr>
+        <w:t>図7　期待するId–Vds表示。VGSごとに複数のcurveが現れ、最大電流は約520 µA。</w:t>
+      </w:r>
+    </w:p>
     <w:p>
       <w:pPr>
         <w:pStyle w:val="Heading2"/>
@@ -9325,6 +9433,17 @@
           <w:rFonts w:ascii="Hiragino Sans" w:hAnsi="Hiragino Sans" w:eastAsia="Hiragino Sans"/>
         </w:rPr>
         <w:t>縦軸のuはµA。800uは800 µA。</w:t>
+      </w:r>
+    </w:p>
+    <w:p>
+      <w:pPr>
+        <w:pStyle w:val="ListBullet"/>
+      </w:pPr>
+      <w:r>
+        <w:rPr>
+          <w:rFonts w:ascii="Hiragino Sans" w:hAnsi="Hiragino Sans" w:eastAsia="Hiragino Sans"/>
+        </w:rPr>
+        <w:t>SPICEの電圧源電流はsourceへ流れ込む向きが正なので、NMOS drain currentを上向きに表示するには i(vd) -1 * とする。Xschemのgraph演算は後置記法（RPN）。</w:t>
       </w:r>
     </w:p>
     <w:p>
@@ -9408,13 +9527,13 @@
     </w:p>
     <w:p>
       <w:pPr>
-        <w:pStyle w:val="Heading1"/>
+        <w:pStyle w:val="Heading2"/>
       </w:pPr>
       <w:r>
         <w:rPr>
           <w:rFonts w:ascii="Hiragino Sans" w:hAnsi="Hiragino Sans" w:eastAsia="Hiragino Sans"/>
         </w:rPr>
-        <w:t>5.3 Netlistとngspiceを追跡する</w:t>
+        <w:t>7.3 Netlistとngspiceを追跡する</w:t>
       </w:r>
     </w:p>
     <w:p>
@@ -9992,7 +10111,7 @@
         <w:rPr>
           <w:rFonts w:ascii="Hiragino Sans" w:hAnsi="Hiragino Sans" w:eastAsia="Hiragino Sans"/>
         </w:rPr>
-        <w:t>5.4 Digital toolの使い分け</w:t>
+        <w:t>8. Digital toolの使い分け</w:t>
       </w:r>
     </w:p>
     <w:tbl>
@@ -12485,7 +12604,7 @@
         <w:drawing>
           <wp:inline xmlns:a="http://schemas.openxmlformats.org/drawingml/2006/main" xmlns:pic="http://schemas.openxmlformats.org/drawingml/2006/picture">
             <wp:extent cx="5897880" cy="3191794"/>
-            <wp:docPr id="7" name="Picture 7"/>
+            <wp:docPr id="8" name="Picture 8"/>
             <wp:cNvGraphicFramePr>
               <a:graphicFrameLocks noChangeAspect="1"/>
             </wp:cNvGraphicFramePr>
@@ -12497,7 +12616,7 @@
                     <pic:cNvPicPr/>
                   </pic:nvPicPr>
                   <pic:blipFill>
-                    <a:blip r:embed="rId17"/>
+                    <a:blip r:embed="rId18"/>
                     <a:stretch>
                       <a:fillRect/>
                     </a:stretch>
@@ -13955,7 +14074,7 @@
         <w:drawing>
           <wp:inline xmlns:a="http://schemas.openxmlformats.org/drawingml/2006/main" xmlns:pic="http://schemas.openxmlformats.org/drawingml/2006/picture">
             <wp:extent cx="5669280" cy="2456688"/>
-            <wp:docPr id="8" name="Picture 8"/>
+            <wp:docPr id="9" name="Picture 9"/>
             <wp:cNvGraphicFramePr>
               <a:graphicFrameLocks noChangeAspect="1"/>
             </wp:cNvGraphicFramePr>
@@ -13967,7 +14086,7 @@
                     <pic:cNvPicPr/>
                   </pic:nvPicPr>
                   <pic:blipFill>
-                    <a:blip r:embed="rId18"/>
+                    <a:blip r:embed="rId19"/>
                     <a:stretch>
                       <a:fillRect/>
                     </a:stretch>
@@ -14118,7 +14237,7 @@
         <w:rPr>
           <w:rFonts w:ascii="Hiragino Sans" w:hAnsi="Hiragino Sans" w:eastAsia="Hiragino Sans"/>
         </w:rPr>
-        <w:t>3. 24-bit serial readout</w:t>
+        <w:t>9. 24-bit serial readout</w:t>
       </w:r>
     </w:p>
     <w:p>
@@ -14657,7 +14776,7 @@
         <w:drawing>
           <wp:inline xmlns:a="http://schemas.openxmlformats.org/drawingml/2006/main" xmlns:pic="http://schemas.openxmlformats.org/drawingml/2006/picture">
             <wp:extent cx="4846320" cy="5248565"/>
-            <wp:docPr id="9" name="Picture 9"/>
+            <wp:docPr id="10" name="Picture 10"/>
             <wp:cNvGraphicFramePr>
               <a:graphicFrameLocks noChangeAspect="1"/>
             </wp:cNvGraphicFramePr>
@@ -14669,7 +14788,7 @@
                     <pic:cNvPicPr/>
                   </pic:nvPicPr>
                   <pic:blipFill>
-                    <a:blip r:embed="rId19"/>
+                    <a:blip r:embed="rId20"/>
                     <a:stretch>
                       <a:fillRect/>
                     </a:stretch>
@@ -15098,7 +15217,7 @@
         <w:rPr>
           <w:rFonts w:ascii="Hiragino Sans" w:hAnsi="Hiragino Sans" w:eastAsia="Hiragino Sans"/>
         </w:rPr>
-        <w:t>4. Signoff結果の読み方</w:t>
+        <w:t>10. Signoff結果の読み方</w:t>
       </w:r>
     </w:p>
     <w:tbl>
@@ -15879,7 +15998,7 @@
         <w:rPr>
           <w:rFonts w:ascii="Hiragino Sans" w:hAnsi="Hiragino Sans" w:eastAsia="Hiragino Sans"/>
         </w:rPr>
-        <w:t>5. 再現可能なデバッグ</w:t>
+        <w:t>11. 再現可能なデバッグ</w:t>
       </w:r>
     </w:p>
     <w:p>
@@ -16365,7 +16484,7 @@
         <w:rPr>
           <w:rFonts w:ascii="Hiragino Sans" w:hAnsi="Hiragino Sans" w:eastAsia="Hiragino Sans"/>
         </w:rPr>
-        <w:t>6. 学生演習</w:t>
+        <w:t>12. 学生演習</w:t>
       </w:r>
     </w:p>
     <w:p>
@@ -16609,7 +16728,7 @@
         <w:rPr>
           <w:rFonts w:ascii="Hiragino Sans" w:hAnsi="Hiragino Sans" w:eastAsia="Hiragino Sans"/>
         </w:rPr>
-        <w:t>7. Prototypeからtape-outへ</w:t>
+        <w:t>13. Prototypeからtape-outへ</w:t>
       </w:r>
     </w:p>
     <w:p>
@@ -17157,7 +17276,7 @@
         <w:rPr>
           <w:rFonts w:ascii="Hiragino Sans" w:hAnsi="Hiragino Sans" w:eastAsia="Hiragino Sans"/>
         </w:rPr>
-        <w:t>8. Specification snapshot</w:t>
+        <w:t>14. Specification snapshot</w:t>
       </w:r>
     </w:p>
     <w:tbl>
@@ -18229,7 +18348,7 @@
         <w:rPr>
           <w:rFonts w:ascii="Hiragino Sans" w:hAnsi="Hiragino Sans" w:eastAsia="Hiragino Sans"/>
         </w:rPr>
-        <w:t>9. Command quick reference</w:t>
+        <w:t>15. Command quick reference</w:t>
       </w:r>
     </w:p>
     <w:tbl>
@@ -19269,7 +19388,7 @@
         <w:rPr>
           <w:rFonts w:ascii="Hiragino Sans" w:hAnsi="Hiragino Sans" w:eastAsia="Hiragino Sans"/>
         </w:rPr>
-        <w:t>10. Final review sheet</w:t>
+        <w:t>16. Final review sheet</w:t>
       </w:r>
     </w:p>
     <w:p>

--- a/docs/lecture/IRSX_ASIC_Student_Lab_Handbook_JP.docx
+++ b/docs/lecture/IRSX_ASIC_Student_Lab_Handbook_JP.docx
@@ -2695,6 +2695,10 @@
     <w:p>
       <w:pPr>
         <w:pStyle w:val="ListNumber"/>
+        <w:numPr>
+          <w:ilvl w:val="0"/>
+          <w:numId w:val="10"/>
+        </w:numPr>
       </w:pPr>
       <w:r>
         <w:rPr>
@@ -2706,6 +2710,10 @@
     <w:p>
       <w:pPr>
         <w:pStyle w:val="ListNumber"/>
+        <w:numPr>
+          <w:ilvl w:val="0"/>
+          <w:numId w:val="10"/>
+        </w:numPr>
       </w:pPr>
       <w:r>
         <w:rPr>
@@ -2717,6 +2725,10 @@
     <w:p>
       <w:pPr>
         <w:pStyle w:val="ListNumber"/>
+        <w:numPr>
+          <w:ilvl w:val="0"/>
+          <w:numId w:val="10"/>
+        </w:numPr>
       </w:pPr>
       <w:r>
         <w:rPr>
@@ -2728,6 +2740,10 @@
     <w:p>
       <w:pPr>
         <w:pStyle w:val="ListNumber"/>
+        <w:numPr>
+          <w:ilvl w:val="0"/>
+          <w:numId w:val="10"/>
+        </w:numPr>
       </w:pPr>
       <w:r>
         <w:rPr>
@@ -2739,6 +2755,10 @@
     <w:p>
       <w:pPr>
         <w:pStyle w:val="ListNumber"/>
+        <w:numPr>
+          <w:ilvl w:val="0"/>
+          <w:numId w:val="10"/>
+        </w:numPr>
       </w:pPr>
       <w:r>
         <w:rPr>
@@ -2750,6 +2770,10 @@
     <w:p>
       <w:pPr>
         <w:pStyle w:val="ListNumber"/>
+        <w:numPr>
+          <w:ilvl w:val="0"/>
+          <w:numId w:val="10"/>
+        </w:numPr>
       </w:pPr>
       <w:r>
         <w:rPr>
@@ -4693,6 +4717,10 @@
     <w:p>
       <w:pPr>
         <w:pStyle w:val="ListNumber"/>
+        <w:numPr>
+          <w:ilvl w:val="0"/>
+          <w:numId w:val="11"/>
+        </w:numPr>
       </w:pPr>
       <w:r>
         <w:rPr>
@@ -4704,6 +4732,10 @@
     <w:p>
       <w:pPr>
         <w:pStyle w:val="ListNumber"/>
+        <w:numPr>
+          <w:ilvl w:val="0"/>
+          <w:numId w:val="11"/>
+        </w:numPr>
       </w:pPr>
       <w:r>
         <w:rPr>
@@ -4715,6 +4747,10 @@
     <w:p>
       <w:pPr>
         <w:pStyle w:val="ListNumber"/>
+        <w:numPr>
+          <w:ilvl w:val="0"/>
+          <w:numId w:val="11"/>
+        </w:numPr>
       </w:pPr>
       <w:r>
         <w:rPr>
@@ -4726,6 +4762,10 @@
     <w:p>
       <w:pPr>
         <w:pStyle w:val="ListNumber"/>
+        <w:numPr>
+          <w:ilvl w:val="0"/>
+          <w:numId w:val="11"/>
+        </w:numPr>
       </w:pPr>
       <w:r>
         <w:rPr>
@@ -4737,6 +4777,10 @@
     <w:p>
       <w:pPr>
         <w:pStyle w:val="ListNumber"/>
+        <w:numPr>
+          <w:ilvl w:val="0"/>
+          <w:numId w:val="11"/>
+        </w:numPr>
       </w:pPr>
       <w:r>
         <w:rPr>
@@ -4748,6 +4792,10 @@
     <w:p>
       <w:pPr>
         <w:pStyle w:val="ListNumber"/>
+        <w:numPr>
+          <w:ilvl w:val="0"/>
+          <w:numId w:val="11"/>
+        </w:numPr>
       </w:pPr>
       <w:r>
         <w:rPr>
@@ -5908,6 +5956,10 @@
     <w:p>
       <w:pPr>
         <w:pStyle w:val="ListNumber"/>
+        <w:numPr>
+          <w:ilvl w:val="0"/>
+          <w:numId w:val="12"/>
+        </w:numPr>
       </w:pPr>
       <w:r>
         <w:rPr>
@@ -5919,6 +5971,10 @@
     <w:p>
       <w:pPr>
         <w:pStyle w:val="ListNumber"/>
+        <w:numPr>
+          <w:ilvl w:val="0"/>
+          <w:numId w:val="12"/>
+        </w:numPr>
       </w:pPr>
       <w:r>
         <w:rPr>
@@ -5930,6 +5986,10 @@
     <w:p>
       <w:pPr>
         <w:pStyle w:val="ListNumber"/>
+        <w:numPr>
+          <w:ilvl w:val="0"/>
+          <w:numId w:val="12"/>
+        </w:numPr>
       </w:pPr>
       <w:r>
         <w:rPr>
@@ -5941,6 +6001,10 @@
     <w:p>
       <w:pPr>
         <w:pStyle w:val="ListNumber"/>
+        <w:numPr>
+          <w:ilvl w:val="0"/>
+          <w:numId w:val="12"/>
+        </w:numPr>
       </w:pPr>
       <w:r>
         <w:rPr>
@@ -5952,6 +6016,10 @@
     <w:p>
       <w:pPr>
         <w:pStyle w:val="ListNumber"/>
+        <w:numPr>
+          <w:ilvl w:val="0"/>
+          <w:numId w:val="12"/>
+        </w:numPr>
       </w:pPr>
       <w:r>
         <w:rPr>
@@ -5963,6 +6031,10 @@
     <w:p>
       <w:pPr>
         <w:pStyle w:val="ListNumber"/>
+        <w:numPr>
+          <w:ilvl w:val="0"/>
+          <w:numId w:val="12"/>
+        </w:numPr>
       </w:pPr>
       <w:r>
         <w:rPr>
@@ -5974,6 +6046,10 @@
     <w:p>
       <w:pPr>
         <w:pStyle w:val="ListNumber"/>
+        <w:numPr>
+          <w:ilvl w:val="0"/>
+          <w:numId w:val="12"/>
+        </w:numPr>
       </w:pPr>
       <w:r>
         <w:rPr>
@@ -5985,6 +6061,10 @@
     <w:p>
       <w:pPr>
         <w:pStyle w:val="ListNumber"/>
+        <w:numPr>
+          <w:ilvl w:val="0"/>
+          <w:numId w:val="12"/>
+        </w:numPr>
       </w:pPr>
       <w:r>
         <w:rPr>
@@ -5996,6 +6076,10 @@
     <w:p>
       <w:pPr>
         <w:pStyle w:val="ListNumber"/>
+        <w:numPr>
+          <w:ilvl w:val="0"/>
+          <w:numId w:val="12"/>
+        </w:numPr>
       </w:pPr>
       <w:r>
         <w:rPr>
@@ -6007,6 +6091,10 @@
     <w:p>
       <w:pPr>
         <w:pStyle w:val="ListNumber"/>
+        <w:numPr>
+          <w:ilvl w:val="0"/>
+          <w:numId w:val="12"/>
+        </w:numPr>
       </w:pPr>
       <w:r>
         <w:rPr>
@@ -7606,6 +7694,10 @@
     <w:p>
       <w:pPr>
         <w:pStyle w:val="ListNumber"/>
+        <w:numPr>
+          <w:ilvl w:val="0"/>
+          <w:numId w:val="13"/>
+        </w:numPr>
       </w:pPr>
       <w:r>
         <w:rPr>
@@ -7617,6 +7709,10 @@
     <w:p>
       <w:pPr>
         <w:pStyle w:val="ListNumber"/>
+        <w:numPr>
+          <w:ilvl w:val="0"/>
+          <w:numId w:val="13"/>
+        </w:numPr>
       </w:pPr>
       <w:r>
         <w:rPr>
@@ -7628,6 +7724,10 @@
     <w:p>
       <w:pPr>
         <w:pStyle w:val="ListNumber"/>
+        <w:numPr>
+          <w:ilvl w:val="0"/>
+          <w:numId w:val="13"/>
+        </w:numPr>
       </w:pPr>
       <w:r>
         <w:rPr>
@@ -7639,6 +7739,10 @@
     <w:p>
       <w:pPr>
         <w:pStyle w:val="ListNumber"/>
+        <w:numPr>
+          <w:ilvl w:val="0"/>
+          <w:numId w:val="13"/>
+        </w:numPr>
       </w:pPr>
       <w:r>
         <w:rPr>
@@ -8555,6 +8659,10 @@
     <w:p>
       <w:pPr>
         <w:pStyle w:val="ListNumber"/>
+        <w:numPr>
+          <w:ilvl w:val="0"/>
+          <w:numId w:val="14"/>
+        </w:numPr>
       </w:pPr>
       <w:r>
         <w:rPr>
@@ -8566,6 +8674,10 @@
     <w:p>
       <w:pPr>
         <w:pStyle w:val="ListNumber"/>
+        <w:numPr>
+          <w:ilvl w:val="0"/>
+          <w:numId w:val="14"/>
+        </w:numPr>
       </w:pPr>
       <w:r>
         <w:rPr>
@@ -8577,6 +8689,10 @@
     <w:p>
       <w:pPr>
         <w:pStyle w:val="ListNumber"/>
+        <w:numPr>
+          <w:ilvl w:val="0"/>
+          <w:numId w:val="14"/>
+        </w:numPr>
       </w:pPr>
       <w:r>
         <w:rPr>
@@ -8588,6 +8704,10 @@
     <w:p>
       <w:pPr>
         <w:pStyle w:val="ListNumber"/>
+        <w:numPr>
+          <w:ilvl w:val="0"/>
+          <w:numId w:val="14"/>
+        </w:numPr>
       </w:pPr>
       <w:r>
         <w:rPr>
@@ -8599,6 +8719,10 @@
     <w:p>
       <w:pPr>
         <w:pStyle w:val="ListNumber"/>
+        <w:numPr>
+          <w:ilvl w:val="0"/>
+          <w:numId w:val="14"/>
+        </w:numPr>
       </w:pPr>
       <w:r>
         <w:rPr>
@@ -9198,6 +9322,10 @@
     <w:p>
       <w:pPr>
         <w:pStyle w:val="ListNumber"/>
+        <w:numPr>
+          <w:ilvl w:val="0"/>
+          <w:numId w:val="15"/>
+        </w:numPr>
       </w:pPr>
       <w:r>
         <w:rPr>
@@ -9209,6 +9337,10 @@
     <w:p>
       <w:pPr>
         <w:pStyle w:val="ListNumber"/>
+        <w:numPr>
+          <w:ilvl w:val="0"/>
+          <w:numId w:val="15"/>
+        </w:numPr>
       </w:pPr>
       <w:r>
         <w:rPr>
@@ -9220,6 +9352,10 @@
     <w:p>
       <w:pPr>
         <w:pStyle w:val="ListNumber"/>
+        <w:numPr>
+          <w:ilvl w:val="0"/>
+          <w:numId w:val="15"/>
+        </w:numPr>
       </w:pPr>
       <w:r>
         <w:rPr>
@@ -9231,6 +9367,10 @@
     <w:p>
       <w:pPr>
         <w:pStyle w:val="ListNumber"/>
+        <w:numPr>
+          <w:ilvl w:val="0"/>
+          <w:numId w:val="15"/>
+        </w:numPr>
       </w:pPr>
       <w:r>
         <w:rPr>
@@ -9242,6 +9382,10 @@
     <w:p>
       <w:pPr>
         <w:pStyle w:val="ListNumber"/>
+        <w:numPr>
+          <w:ilvl w:val="0"/>
+          <w:numId w:val="15"/>
+        </w:numPr>
       </w:pPr>
       <w:r>
         <w:rPr>
@@ -9253,6 +9397,10 @@
     <w:p>
       <w:pPr>
         <w:pStyle w:val="ListNumber"/>
+        <w:numPr>
+          <w:ilvl w:val="0"/>
+          <w:numId w:val="15"/>
+        </w:numPr>
       </w:pPr>
       <w:r>
         <w:rPr>
@@ -9994,6 +10142,10 @@
     <w:p>
       <w:pPr>
         <w:pStyle w:val="ListNumber"/>
+        <w:numPr>
+          <w:ilvl w:val="0"/>
+          <w:numId w:val="16"/>
+        </w:numPr>
       </w:pPr>
       <w:r>
         <w:rPr>
@@ -10005,6 +10157,10 @@
     <w:p>
       <w:pPr>
         <w:pStyle w:val="ListNumber"/>
+        <w:numPr>
+          <w:ilvl w:val="0"/>
+          <w:numId w:val="16"/>
+        </w:numPr>
       </w:pPr>
       <w:r>
         <w:rPr>
@@ -10016,6 +10172,10 @@
     <w:p>
       <w:pPr>
         <w:pStyle w:val="ListNumber"/>
+        <w:numPr>
+          <w:ilvl w:val="0"/>
+          <w:numId w:val="16"/>
+        </w:numPr>
       </w:pPr>
       <w:r>
         <w:rPr>
@@ -10027,6 +10187,10 @@
     <w:p>
       <w:pPr>
         <w:pStyle w:val="ListNumber"/>
+        <w:numPr>
+          <w:ilvl w:val="0"/>
+          <w:numId w:val="16"/>
+        </w:numPr>
       </w:pPr>
       <w:r>
         <w:rPr>
@@ -10038,6 +10202,10 @@
     <w:p>
       <w:pPr>
         <w:pStyle w:val="ListNumber"/>
+        <w:numPr>
+          <w:ilvl w:val="0"/>
+          <w:numId w:val="16"/>
+        </w:numPr>
       </w:pPr>
       <w:r>
         <w:rPr>
@@ -10668,6 +10836,10 @@
     <w:p>
       <w:pPr>
         <w:pStyle w:val="ListNumber"/>
+        <w:numPr>
+          <w:ilvl w:val="0"/>
+          <w:numId w:val="17"/>
+        </w:numPr>
       </w:pPr>
       <w:r>
         <w:rPr>
@@ -10679,6 +10851,10 @@
     <w:p>
       <w:pPr>
         <w:pStyle w:val="ListNumber"/>
+        <w:numPr>
+          <w:ilvl w:val="0"/>
+          <w:numId w:val="17"/>
+        </w:numPr>
       </w:pPr>
       <w:r>
         <w:rPr>
@@ -10690,6 +10866,10 @@
     <w:p>
       <w:pPr>
         <w:pStyle w:val="ListNumber"/>
+        <w:numPr>
+          <w:ilvl w:val="0"/>
+          <w:numId w:val="17"/>
+        </w:numPr>
       </w:pPr>
       <w:r>
         <w:rPr>
@@ -10701,6 +10881,10 @@
     <w:p>
       <w:pPr>
         <w:pStyle w:val="ListNumber"/>
+        <w:numPr>
+          <w:ilvl w:val="0"/>
+          <w:numId w:val="17"/>
+        </w:numPr>
       </w:pPr>
       <w:r>
         <w:rPr>
@@ -10712,6 +10896,10 @@
     <w:p>
       <w:pPr>
         <w:pStyle w:val="ListNumber"/>
+        <w:numPr>
+          <w:ilvl w:val="0"/>
+          <w:numId w:val="17"/>
+        </w:numPr>
       </w:pPr>
       <w:r>
         <w:rPr>
@@ -10821,6 +11009,10 @@
     <w:p>
       <w:pPr>
         <w:pStyle w:val="ListNumber"/>
+        <w:numPr>
+          <w:ilvl w:val="0"/>
+          <w:numId w:val="18"/>
+        </w:numPr>
       </w:pPr>
       <w:r>
         <w:rPr>
@@ -10832,6 +11024,10 @@
     <w:p>
       <w:pPr>
         <w:pStyle w:val="ListNumber"/>
+        <w:numPr>
+          <w:ilvl w:val="0"/>
+          <w:numId w:val="18"/>
+        </w:numPr>
       </w:pPr>
       <w:r>
         <w:rPr>
@@ -10843,6 +11039,10 @@
     <w:p>
       <w:pPr>
         <w:pStyle w:val="ListNumber"/>
+        <w:numPr>
+          <w:ilvl w:val="0"/>
+          <w:numId w:val="18"/>
+        </w:numPr>
       </w:pPr>
       <w:r>
         <w:rPr>
@@ -10854,6 +11054,10 @@
     <w:p>
       <w:pPr>
         <w:pStyle w:val="ListNumber"/>
+        <w:numPr>
+          <w:ilvl w:val="0"/>
+          <w:numId w:val="18"/>
+        </w:numPr>
       </w:pPr>
       <w:r>
         <w:rPr>
@@ -11062,6 +11266,10 @@
     <w:p>
       <w:pPr>
         <w:pStyle w:val="ListNumber"/>
+        <w:numPr>
+          <w:ilvl w:val="0"/>
+          <w:numId w:val="19"/>
+        </w:numPr>
       </w:pPr>
       <w:r>
         <w:rPr>
@@ -11073,6 +11281,10 @@
     <w:p>
       <w:pPr>
         <w:pStyle w:val="ListNumber"/>
+        <w:numPr>
+          <w:ilvl w:val="0"/>
+          <w:numId w:val="19"/>
+        </w:numPr>
       </w:pPr>
       <w:r>
         <w:rPr>
@@ -11084,6 +11296,10 @@
     <w:p>
       <w:pPr>
         <w:pStyle w:val="ListNumber"/>
+        <w:numPr>
+          <w:ilvl w:val="0"/>
+          <w:numId w:val="19"/>
+        </w:numPr>
       </w:pPr>
       <w:r>
         <w:rPr>
@@ -11095,6 +11311,10 @@
     <w:p>
       <w:pPr>
         <w:pStyle w:val="ListNumber"/>
+        <w:numPr>
+          <w:ilvl w:val="0"/>
+          <w:numId w:val="19"/>
+        </w:numPr>
       </w:pPr>
       <w:r>
         <w:rPr>
@@ -11106,6 +11326,10 @@
     <w:p>
       <w:pPr>
         <w:pStyle w:val="ListNumber"/>
+        <w:numPr>
+          <w:ilvl w:val="0"/>
+          <w:numId w:val="19"/>
+        </w:numPr>
       </w:pPr>
       <w:r>
         <w:rPr>
@@ -12368,6 +12592,10 @@
     <w:p>
       <w:pPr>
         <w:pStyle w:val="ListNumber"/>
+        <w:numPr>
+          <w:ilvl w:val="0"/>
+          <w:numId w:val="20"/>
+        </w:numPr>
       </w:pPr>
       <w:r>
         <w:rPr>
@@ -12379,6 +12607,10 @@
     <w:p>
       <w:pPr>
         <w:pStyle w:val="ListNumber"/>
+        <w:numPr>
+          <w:ilvl w:val="0"/>
+          <w:numId w:val="20"/>
+        </w:numPr>
       </w:pPr>
       <w:r>
         <w:rPr>
@@ -12390,6 +12622,10 @@
     <w:p>
       <w:pPr>
         <w:pStyle w:val="ListNumber"/>
+        <w:numPr>
+          <w:ilvl w:val="0"/>
+          <w:numId w:val="20"/>
+        </w:numPr>
       </w:pPr>
       <w:r>
         <w:rPr>
@@ -12401,6 +12637,10 @@
     <w:p>
       <w:pPr>
         <w:pStyle w:val="ListNumber"/>
+        <w:numPr>
+          <w:ilvl w:val="0"/>
+          <w:numId w:val="20"/>
+        </w:numPr>
       </w:pPr>
       <w:r>
         <w:rPr>
@@ -12412,6 +12652,10 @@
     <w:p>
       <w:pPr>
         <w:pStyle w:val="ListNumber"/>
+        <w:numPr>
+          <w:ilvl w:val="0"/>
+          <w:numId w:val="20"/>
+        </w:numPr>
       </w:pPr>
       <w:r>
         <w:rPr>
@@ -13319,6 +13563,10 @@
     <w:p>
       <w:pPr>
         <w:pStyle w:val="ListNumber"/>
+        <w:numPr>
+          <w:ilvl w:val="0"/>
+          <w:numId w:val="21"/>
+        </w:numPr>
       </w:pPr>
       <w:r>
         <w:rPr>
@@ -13330,6 +13578,10 @@
     <w:p>
       <w:pPr>
         <w:pStyle w:val="ListNumber"/>
+        <w:numPr>
+          <w:ilvl w:val="0"/>
+          <w:numId w:val="21"/>
+        </w:numPr>
       </w:pPr>
       <w:r>
         <w:rPr>
@@ -13341,6 +13593,10 @@
     <w:p>
       <w:pPr>
         <w:pStyle w:val="ListNumber"/>
+        <w:numPr>
+          <w:ilvl w:val="0"/>
+          <w:numId w:val="21"/>
+        </w:numPr>
       </w:pPr>
       <w:r>
         <w:rPr>
@@ -13352,6 +13608,10 @@
     <w:p>
       <w:pPr>
         <w:pStyle w:val="ListNumber"/>
+        <w:numPr>
+          <w:ilvl w:val="0"/>
+          <w:numId w:val="21"/>
+        </w:numPr>
       </w:pPr>
       <w:r>
         <w:rPr>
@@ -13363,6 +13623,10 @@
     <w:p>
       <w:pPr>
         <w:pStyle w:val="ListNumber"/>
+        <w:numPr>
+          <w:ilvl w:val="0"/>
+          <w:numId w:val="21"/>
+        </w:numPr>
       </w:pPr>
       <w:r>
         <w:rPr>
@@ -13374,6 +13638,10 @@
     <w:p>
       <w:pPr>
         <w:pStyle w:val="ListNumber"/>
+        <w:numPr>
+          <w:ilvl w:val="0"/>
+          <w:numId w:val="21"/>
+        </w:numPr>
       </w:pPr>
       <w:r>
         <w:rPr>
@@ -13930,6 +14198,10 @@
     <w:p>
       <w:pPr>
         <w:pStyle w:val="ListNumber"/>
+        <w:numPr>
+          <w:ilvl w:val="0"/>
+          <w:numId w:val="22"/>
+        </w:numPr>
       </w:pPr>
       <w:r>
         <w:rPr>
@@ -13941,6 +14213,10 @@
     <w:p>
       <w:pPr>
         <w:pStyle w:val="ListNumber"/>
+        <w:numPr>
+          <w:ilvl w:val="0"/>
+          <w:numId w:val="22"/>
+        </w:numPr>
       </w:pPr>
       <w:r>
         <w:rPr>
@@ -13952,6 +14228,10 @@
     <w:p>
       <w:pPr>
         <w:pStyle w:val="ListNumber"/>
+        <w:numPr>
+          <w:ilvl w:val="0"/>
+          <w:numId w:val="22"/>
+        </w:numPr>
       </w:pPr>
       <w:r>
         <w:rPr>
@@ -13963,6 +14243,10 @@
     <w:p>
       <w:pPr>
         <w:pStyle w:val="ListNumber"/>
+        <w:numPr>
+          <w:ilvl w:val="0"/>
+          <w:numId w:val="22"/>
+        </w:numPr>
       </w:pPr>
       <w:r>
         <w:rPr>
@@ -13974,6 +14258,10 @@
     <w:p>
       <w:pPr>
         <w:pStyle w:val="ListNumber"/>
+        <w:numPr>
+          <w:ilvl w:val="0"/>
+          <w:numId w:val="22"/>
+        </w:numPr>
       </w:pPr>
       <w:r>
         <w:rPr>
@@ -14594,6 +14882,10 @@
     <w:p>
       <w:pPr>
         <w:pStyle w:val="ListNumber"/>
+        <w:numPr>
+          <w:ilvl w:val="0"/>
+          <w:numId w:val="23"/>
+        </w:numPr>
       </w:pPr>
       <w:r>
         <w:rPr>
@@ -14605,6 +14897,10 @@
     <w:p>
       <w:pPr>
         <w:pStyle w:val="ListNumber"/>
+        <w:numPr>
+          <w:ilvl w:val="0"/>
+          <w:numId w:val="23"/>
+        </w:numPr>
       </w:pPr>
       <w:r>
         <w:rPr>
@@ -14616,6 +14912,10 @@
     <w:p>
       <w:pPr>
         <w:pStyle w:val="ListNumber"/>
+        <w:numPr>
+          <w:ilvl w:val="0"/>
+          <w:numId w:val="23"/>
+        </w:numPr>
       </w:pPr>
       <w:r>
         <w:rPr>
@@ -14627,6 +14927,10 @@
     <w:p>
       <w:pPr>
         <w:pStyle w:val="ListNumber"/>
+        <w:numPr>
+          <w:ilvl w:val="0"/>
+          <w:numId w:val="23"/>
+        </w:numPr>
       </w:pPr>
       <w:r>
         <w:rPr>
@@ -16023,6 +16327,10 @@
     <w:p>
       <w:pPr>
         <w:pStyle w:val="ListNumber"/>
+        <w:numPr>
+          <w:ilvl w:val="0"/>
+          <w:numId w:val="24"/>
+        </w:numPr>
       </w:pPr>
       <w:r>
         <w:rPr>
@@ -16034,6 +16342,10 @@
     <w:p>
       <w:pPr>
         <w:pStyle w:val="ListNumber"/>
+        <w:numPr>
+          <w:ilvl w:val="0"/>
+          <w:numId w:val="24"/>
+        </w:numPr>
       </w:pPr>
       <w:r>
         <w:rPr>
@@ -16045,6 +16357,10 @@
     <w:p>
       <w:pPr>
         <w:pStyle w:val="ListNumber"/>
+        <w:numPr>
+          <w:ilvl w:val="0"/>
+          <w:numId w:val="24"/>
+        </w:numPr>
       </w:pPr>
       <w:r>
         <w:rPr>
@@ -16056,6 +16372,10 @@
     <w:p>
       <w:pPr>
         <w:pStyle w:val="ListNumber"/>
+        <w:numPr>
+          <w:ilvl w:val="0"/>
+          <w:numId w:val="24"/>
+        </w:numPr>
       </w:pPr>
       <w:r>
         <w:rPr>
@@ -16067,6 +16387,10 @@
     <w:p>
       <w:pPr>
         <w:pStyle w:val="ListNumber"/>
+        <w:numPr>
+          <w:ilvl w:val="0"/>
+          <w:numId w:val="24"/>
+        </w:numPr>
       </w:pPr>
       <w:r>
         <w:rPr>
@@ -16078,6 +16402,10 @@
     <w:p>
       <w:pPr>
         <w:pStyle w:val="ListNumber"/>
+        <w:numPr>
+          <w:ilvl w:val="0"/>
+          <w:numId w:val="24"/>
+        </w:numPr>
       </w:pPr>
       <w:r>
         <w:rPr>
@@ -16089,6 +16417,10 @@
     <w:p>
       <w:pPr>
         <w:pStyle w:val="ListNumber"/>
+        <w:numPr>
+          <w:ilvl w:val="0"/>
+          <w:numId w:val="24"/>
+        </w:numPr>
       </w:pPr>
       <w:r>
         <w:rPr>
@@ -19833,6 +20165,96 @@
   </w:num>
   <w:num w:numId="9">
     <w:abstractNumId w:val="0"/>
+  </w:num>
+  <w:num w:numId="10">
+    <w:abstractNumId w:val="7"/>
+    <w:lvlOverride w:ilvl="0">
+      <w:startOverride w:val="1"/>
+    </w:lvlOverride>
+  </w:num>
+  <w:num w:numId="11">
+    <w:abstractNumId w:val="7"/>
+    <w:lvlOverride w:ilvl="0">
+      <w:startOverride w:val="1"/>
+    </w:lvlOverride>
+  </w:num>
+  <w:num w:numId="12">
+    <w:abstractNumId w:val="7"/>
+    <w:lvlOverride w:ilvl="0">
+      <w:startOverride w:val="1"/>
+    </w:lvlOverride>
+  </w:num>
+  <w:num w:numId="13">
+    <w:abstractNumId w:val="7"/>
+    <w:lvlOverride w:ilvl="0">
+      <w:startOverride w:val="1"/>
+    </w:lvlOverride>
+  </w:num>
+  <w:num w:numId="14">
+    <w:abstractNumId w:val="7"/>
+    <w:lvlOverride w:ilvl="0">
+      <w:startOverride w:val="1"/>
+    </w:lvlOverride>
+  </w:num>
+  <w:num w:numId="15">
+    <w:abstractNumId w:val="7"/>
+    <w:lvlOverride w:ilvl="0">
+      <w:startOverride w:val="1"/>
+    </w:lvlOverride>
+  </w:num>
+  <w:num w:numId="16">
+    <w:abstractNumId w:val="7"/>
+    <w:lvlOverride w:ilvl="0">
+      <w:startOverride w:val="1"/>
+    </w:lvlOverride>
+  </w:num>
+  <w:num w:numId="17">
+    <w:abstractNumId w:val="7"/>
+    <w:lvlOverride w:ilvl="0">
+      <w:startOverride w:val="1"/>
+    </w:lvlOverride>
+  </w:num>
+  <w:num w:numId="18">
+    <w:abstractNumId w:val="7"/>
+    <w:lvlOverride w:ilvl="0">
+      <w:startOverride w:val="1"/>
+    </w:lvlOverride>
+  </w:num>
+  <w:num w:numId="19">
+    <w:abstractNumId w:val="7"/>
+    <w:lvlOverride w:ilvl="0">
+      <w:startOverride w:val="1"/>
+    </w:lvlOverride>
+  </w:num>
+  <w:num w:numId="20">
+    <w:abstractNumId w:val="7"/>
+    <w:lvlOverride w:ilvl="0">
+      <w:startOverride w:val="1"/>
+    </w:lvlOverride>
+  </w:num>
+  <w:num w:numId="21">
+    <w:abstractNumId w:val="7"/>
+    <w:lvlOverride w:ilvl="0">
+      <w:startOverride w:val="1"/>
+    </w:lvlOverride>
+  </w:num>
+  <w:num w:numId="22">
+    <w:abstractNumId w:val="7"/>
+    <w:lvlOverride w:ilvl="0">
+      <w:startOverride w:val="1"/>
+    </w:lvlOverride>
+  </w:num>
+  <w:num w:numId="23">
+    <w:abstractNumId w:val="7"/>
+    <w:lvlOverride w:ilvl="0">
+      <w:startOverride w:val="1"/>
+    </w:lvlOverride>
+  </w:num>
+  <w:num w:numId="24">
+    <w:abstractNumId w:val="7"/>
+    <w:lvlOverride w:ilvl="0">
+      <w:startOverride w:val="1"/>
+    </w:lvlOverride>
   </w:num>
 </w:numbering>
 </file>

--- a/docs/lecture/IRSX_ASIC_Student_Lab_Handbook_JP.docx
+++ b/docs/lecture/IRSX_ASIC_Student_Lab_Handbook_JP.docx
@@ -93,12 +93,6 @@
         <w:jc w:val="center"/>
       </w:pPr>
       <w:r>
-        <w:rPr>
-          <w:rFonts w:ascii="Hiragino Sans" w:hAnsi="Hiragino Sans" w:eastAsia="Hiragino Sans"/>
-          <w:i/>
-          <w:color w:val="687680"/>
-          <w:sz w:val="17"/>
-        </w:rPr>
         <w:t>図1　本プロトタイプの信号経路。青はアナログ、緑はデジタル領域。</w:t>
       </w:r>
     </w:p>
@@ -1739,13 +1733,7 @@
         <w:jc w:val="center"/>
       </w:pPr>
       <w:r>
-        <w:rPr>
-          <w:rFonts w:ascii="Hiragino Sans" w:hAnsi="Hiragino Sans" w:eastAsia="Hiragino Sans"/>
-          <w:i/>
-          <w:color w:val="687680"/>
-          <w:sz w:val="17"/>
-        </w:rPr>
-        <w:t>図3　各toolの入力と出力。Makefileはこの連鎖を短いcommandで実行する。</w:t>
+        <w:t>図2　各toolの入力と出力。Makefileはこの連鎖を短いcommandで実行する。</w:t>
       </w:r>
     </w:p>
     <w:tbl>
@@ -3303,13 +3291,7 @@
         <w:jc w:val="center"/>
       </w:pPr>
       <w:r>
-        <w:rPr>
-          <w:rFonts w:ascii="Hiragino Sans" w:hAnsi="Hiragino Sans" w:eastAsia="Hiragino Sans"/>
-          <w:i/>
-          <w:color w:val="687680"/>
-          <w:sz w:val="17"/>
-        </w:rPr>
-        <w:t>図4　deviceのbiasからsampling誤差までを一つの因果関係として考える。</w:t>
+        <w:t>図3　deviceのbiasからsampling誤差までを一つの因果関係として考える。</w:t>
       </w:r>
     </w:p>
     <w:p>
@@ -4922,13 +4904,7 @@
         <w:jc w:val="center"/>
       </w:pPr>
       <w:r>
-        <w:rPr>
-          <w:rFonts w:ascii="Hiragino Sans" w:hAnsi="Hiragino Sans" w:eastAsia="Hiragino Sans"/>
-          <w:i/>
-          <w:color w:val="687680"/>
-          <w:sz w:val="17"/>
-        </w:rPr>
-        <w:t>図5　信号名付きmodule接続。controllerが時間順序を作り、analog crossingをGray captureがcodeへ変える。</w:t>
+        <w:t>図4　信号名付きmodule接続。controllerが時間順序を作り、analog crossingをGray captureがcodeへ変える。</w:t>
       </w:r>
     </w:p>
     <w:tbl>
@@ -6550,13 +6526,7 @@
         <w:jc w:val="center"/>
       </w:pPr>
       <w:r>
-        <w:rPr>
-          <w:rFonts w:ascii="Hiragino Sans" w:hAnsi="Hiragino Sans" w:eastAsia="Hiragino Sans"/>
-          <w:i/>
-          <w:color w:val="687680"/>
-          <w:sz w:val="17"/>
-        </w:rPr>
-        <w:t>図2　仕様からGDSIIまで。各矢印が検証可能であることがcomplete flowの条件。</w:t>
+        <w:t>図5　仕様からGDSIIまで。各矢印が検証可能であることがcomplete flowの条件。</w:t>
       </w:r>
     </w:p>
     <w:p>
@@ -8959,12 +8929,6 @@
         <w:jc w:val="center"/>
       </w:pPr>
       <w:r>
-        <w:rPr>
-          <w:rFonts w:ascii="Hiragino Sans" w:hAnsi="Hiragino Sans" w:eastAsia="Hiragino Sans"/>
-          <w:i/>
-          <w:color w:val="687680"/>
-          <w:sz w:val="17"/>
-        </w:rPr>
         <w:t>図6　nmos_dc.schを開いた直後。右のgraphが空なのはRAW結果をまだ読み込んでいないため。</w:t>
       </w:r>
     </w:p>
@@ -9530,12 +9494,6 @@
         <w:jc w:val="center"/>
       </w:pPr>
       <w:r>
-        <w:rPr>
-          <w:rFonts w:ascii="Hiragino Sans" w:hAnsi="Hiragino Sans" w:eastAsia="Hiragino Sans"/>
-          <w:i/>
-          <w:color w:val="687680"/>
-          <w:sz w:val="17"/>
-        </w:rPr>
         <w:t>図7　期待するId–Vds表示。VGSごとに複数のcurveが現れ、最大電流は約520 µA。</w:t>
       </w:r>
     </w:p>
@@ -12885,13 +12843,7 @@
         <w:jc w:val="center"/>
       </w:pPr>
       <w:r>
-        <w:rPr>
-          <w:rFonts w:ascii="Hiragino Sans" w:hAnsi="Hiragino Sans" w:eastAsia="Hiragino Sans"/>
-          <w:i/>
-          <w:color w:val="687680"/>
-          <w:sz w:val="17"/>
-        </w:rPr>
-        <w:t>図3　4-cell shared Wilkinson conversion。上段は保持値とMUX bus、下段はrampとcomparator。</w:t>
+        <w:t>図8　4-cell shared Wilkinson conversion。上段は保持値とMUX bus、下段はrampとcomparator。</w:t>
       </w:r>
     </w:p>
     <w:tbl>
@@ -13570,7 +13522,7 @@
     </w:p>
     <w:p>
       <w:r>
-        <w:t>図4　GAWによる4-cell統合SPICE波形。上段は入力と4つの保持電圧、中段はMUX busとramp、下段はresetとcomparator出力。画像は約7 µsまでなので、4 cellすべてを見るときはZ Outで約11.6 µsまで表示する。</w:t>
+        <w:t>図9　GAWによる4-cell統合SPICE波形。上段は入力と4つの保持電圧、中段はMUX busとramp、下段はresetとcomparator出力。画像は約7 µsまでなので、4 cellすべてを見るときはZ Outで約11.6 µsまで表示する。</w:t>
       </w:r>
     </w:p>
     <w:p>
@@ -14553,13 +14505,7 @@
         <w:jc w:val="center"/>
       </w:pPr>
       <w:r>
-        <w:rPr>
-          <w:rFonts w:ascii="Hiragino Sans" w:hAnsi="Hiragino Sans" w:eastAsia="Hiragino Sans"/>
-          <w:i/>
-          <w:color w:val="687680"/>
-          <w:sz w:val="17"/>
-        </w:rPr>
-        <w:t>図4　cell 2のphase sweep。+500 ps付近でcodeが27から28へ変わる。</w:t>
+        <w:t>図10　cell 2のphase sweep。+500 ps付近でcodeが27から28へ変わる。</w:t>
       </w:r>
     </w:p>
     <w:p>
@@ -15271,13 +15217,7 @@
         <w:jc w:val="center"/>
       </w:pPr>
       <w:r>
-        <w:rPr>
-          <w:rFonts w:ascii="Hiragino Sans" w:hAnsi="Hiragino Sans" w:eastAsia="Hiragino Sans"/>
-          <w:i/>
-          <w:color w:val="687680"/>
-          <w:sz w:val="17"/>
-        </w:rPr>
-        <w:t>図5　GF180 standard-cell flowで生成したデジタルtopの最終レイアウト。</w:t>
+        <w:t>図11　GF180 standard-cell flowで生成したデジタルtopの最終レイアウト。</w:t>
       </w:r>
     </w:p>
     <w:tbl>
